--- a/3-Master_Plan/VECTOR_work/new_VECTOR_work/Model_Chapter_Working_Outline_text.docx
+++ b/3-Master_Plan/VECTOR_work/new_VECTOR_work/Model_Chapter_Working_Outline_text.docx
@@ -9,8 +9,14 @@
           <w:ilvl w:val="0"/>
           <w:numId w:val="12"/>
         </w:numPr>
+        <w:rPr>
+          <w:color w:val="auto"/>
+        </w:rPr>
       </w:pPr>
       <w:r>
+        <w:rPr>
+          <w:color w:val="auto"/>
+        </w:rPr>
         <w:t>Model Chapter Outline</w:t>
       </w:r>
     </w:p>
@@ -21,10 +27,206 @@
           <w:ilvl w:val="1"/>
           <w:numId w:val="12"/>
         </w:numPr>
+        <w:rPr>
+          <w:b w:val="0"/>
+          <w:bCs w:val="0"/>
+          <w:color w:val="0432FF"/>
+          <w:sz w:val="24"/>
+          <w:szCs w:val="24"/>
+        </w:rPr>
       </w:pPr>
       <w:r>
-        <w:t>The question and the three-stage architecture</w:t>
+        <w:rPr>
+          <w:color w:val="auto"/>
+        </w:rPr>
+        <w:t xml:space="preserve">The question </w:t>
       </w:r>
+      <w:r>
+        <w:t>and the three-stage architecture</w:t>
+      </w:r>
+      <w:r>
+        <w:t xml:space="preserve"> – </w:t>
+      </w:r>
+    </w:p>
+    <w:p>
+      <w:pPr>
+        <w:pStyle w:val="NormalWeb"/>
+        <w:ind w:left="864"/>
+        <w:rPr>
+          <w:ins w:id="0" w:author="Levine, Charles Roger CTR USARMY USMA (USA)" w:date="2026-10-04T18:13:00Z" w16du:dateUtc="2026-10-04T22:13:00Z"/>
+          <w:rFonts w:asciiTheme="minorHAnsi" w:hAnsiTheme="minorHAnsi"/>
+          <w:color w:val="0432FF"/>
+          <w:rPrChange w:id="1" w:author="Levine, Charles Roger CTR USARMY USMA (USA)" w:date="2026-10-04T18:15:00Z" w16du:dateUtc="2026-10-04T22:15:00Z">
+            <w:rPr>
+              <w:ins w:id="2" w:author="Levine, Charles Roger CTR USARMY USMA (USA)" w:date="2026-10-04T18:13:00Z" w16du:dateUtc="2026-10-04T22:13:00Z"/>
+            </w:rPr>
+          </w:rPrChange>
+        </w:rPr>
+        <w:pPrChange w:id="3" w:author="Levine, Charles Roger CTR USARMY USMA (USA)" w:date="2026-10-04T18:14:00Z" w16du:dateUtc="2026-10-04T22:14:00Z">
+          <w:pPr>
+            <w:pStyle w:val="NormalWeb"/>
+            <w:numPr>
+              <w:numId w:val="12"/>
+            </w:numPr>
+            <w:ind w:left="360" w:hanging="360"/>
+          </w:pPr>
+        </w:pPrChange>
+      </w:pPr>
+      <w:ins w:id="4" w:author="Levine, Charles Roger CTR USARMY USMA (USA)" w:date="2026-10-04T18:13:00Z" w16du:dateUtc="2026-10-04T22:13:00Z">
+        <w:r>
+          <w:rPr>
+            <w:rFonts w:asciiTheme="minorHAnsi" w:hAnsiTheme="minorHAnsi"/>
+            <w:rPrChange w:id="5" w:author="Levine, Charles Roger CTR USARMY USMA (USA)" w:date="2026-10-04T18:14:00Z" w16du:dateUtc="2026-10-04T22:14:00Z">
+              <w:rPr/>
+            </w:rPrChange>
+          </w:rPr>
+          <w:t xml:space="preserve">Our model begins with a simple organizational reality: individuals enter with measurable </w:t>
+        </w:r>
+        <w:r>
+          <w:rPr>
+            <w:rFonts w:asciiTheme="minorHAnsi" w:hAnsiTheme="minorHAnsi"/>
+            <w:color w:val="0432FF"/>
+            <w:rPrChange w:id="6" w:author="Levine, Charles Roger CTR USARMY USMA (USA)" w:date="2026-10-04T18:15:00Z" w16du:dateUtc="2026-10-04T22:15:00Z">
+              <w:rPr/>
+            </w:rPrChange>
+          </w:rPr>
+          <w:t xml:space="preserve">characteristics and prior performance, develop alongside peers in a shared environment, are evaluated over time, and eventually face decisions that distinguish some from others. Those decisions, such as promotion, selection, admission, drafting, tenure, or other scarce opportunities, are observable signals of what the organization defines as success. The central problem of this chapter is to explain how an individual's environment can shape the probability of that later success. Individuals do not develop or compete in isolation. They are assigned to groups that include peers, their performance is evaluated within those environments, and only afterward are some selected for a limited opportunity. These processes are related, but they are not the same process. We therefore represent advancement as three distinct stages: </w:t>
+        </w:r>
+        <w:r>
+          <w:rPr>
+            <w:rStyle w:val="Strong"/>
+            <w:rFonts w:asciiTheme="minorHAnsi" w:hAnsiTheme="minorHAnsi"/>
+            <w:color w:val="0432FF"/>
+            <w:rPrChange w:id="7" w:author="Levine, Charles Roger CTR USARMY USMA (USA)" w:date="2026-10-04T18:15:00Z" w16du:dateUtc="2026-10-04T22:15:00Z">
+              <w:rPr>
+                <w:rStyle w:val="Strong"/>
+              </w:rPr>
+            </w:rPrChange>
+          </w:rPr>
+          <w:t>ASSIGN, SCORE, and SELECT</w:t>
+        </w:r>
+        <w:r>
+          <w:rPr>
+            <w:rFonts w:asciiTheme="minorHAnsi" w:hAnsiTheme="minorHAnsi"/>
+            <w:color w:val="0432FF"/>
+            <w:rPrChange w:id="8" w:author="Levine, Charles Roger CTR USARMY USMA (USA)" w:date="2026-10-04T18:15:00Z" w16du:dateUtc="2026-10-04T22:15:00Z">
+              <w:rPr/>
+            </w:rPrChange>
+          </w:rPr>
+          <w:t>. In this way, the mechanisms that generate peer environments can be separated from the mechanisms that translate performance into outcomes.</w:t>
+        </w:r>
+      </w:ins>
+    </w:p>
+    <w:p>
+      <w:pPr>
+        <w:pStyle w:val="NormalWeb"/>
+        <w:ind w:left="864"/>
+        <w:rPr>
+          <w:ins w:id="9" w:author="Levine, Charles Roger CTR USARMY USMA (USA)" w:date="2026-10-04T18:13:00Z" w16du:dateUtc="2026-10-04T22:13:00Z"/>
+          <w:color w:val="0432FF"/>
+          <w:rPrChange w:id="10" w:author="Levine, Charles Roger CTR USARMY USMA (USA)" w:date="2026-10-04T18:15:00Z" w16du:dateUtc="2026-10-04T22:15:00Z">
+            <w:rPr>
+              <w:ins w:id="11" w:author="Levine, Charles Roger CTR USARMY USMA (USA)" w:date="2026-10-04T18:13:00Z" w16du:dateUtc="2026-10-04T22:13:00Z"/>
+            </w:rPr>
+          </w:rPrChange>
+        </w:rPr>
+        <w:pPrChange w:id="12" w:author="Levine, Charles Roger CTR USARMY USMA (USA)" w:date="2026-10-04T18:14:00Z" w16du:dateUtc="2026-10-04T22:14:00Z">
+          <w:pPr>
+            <w:pStyle w:val="NormalWeb"/>
+            <w:numPr>
+              <w:numId w:val="12"/>
+            </w:numPr>
+            <w:ind w:left="360" w:hanging="360"/>
+          </w:pPr>
+        </w:pPrChange>
+      </w:pPr>
+      <w:ins w:id="13" w:author="Levine, Charles Roger CTR USARMY USMA (USA)" w:date="2026-10-04T18:13:00Z" w16du:dateUtc="2026-10-04T22:13:00Z">
+        <w:r>
+          <w:rPr>
+            <w:rFonts w:asciiTheme="minorHAnsi" w:hAnsiTheme="minorHAnsi"/>
+            <w:color w:val="0432FF"/>
+            <w:rPrChange w:id="14" w:author="Levine, Charles Roger CTR USARMY USMA (USA)" w:date="2026-10-04T18:15:00Z" w16du:dateUtc="2026-10-04T22:15:00Z">
+              <w:rPr/>
+            </w:rPrChange>
+          </w:rPr>
+          <w:t>Our model does not seek to reproduce every institutional detail of the empirical domains we study. Instead, it provides a minimal framework for asking when group composition changes individual competitive outcomes, which mechanisms are necessary for that effect to emerge, and how the resulting patterns depend on the structures of assignment, scoring, and selection</w:t>
+        </w:r>
+        <w:r>
+          <w:rPr>
+            <w:color w:val="0432FF"/>
+            <w:rPrChange w:id="15" w:author="Levine, Charles Roger CTR USARMY USMA (USA)" w:date="2026-10-04T18:15:00Z" w16du:dateUtc="2026-10-04T22:15:00Z">
+              <w:rPr/>
+            </w:rPrChange>
+          </w:rPr>
+          <w:t>.</w:t>
+        </w:r>
+      </w:ins>
+    </w:p>
+    <w:p>
+      <w:pPr>
+        <w:pStyle w:val="NormalWeb"/>
+        <w:rPr>
+          <w:del w:id="16" w:author="Levine, Charles Roger CTR USARMY USMA (USA)" w:date="2026-10-04T18:11:00Z" w16du:dateUtc="2026-10-04T22:11:00Z"/>
+        </w:rPr>
+      </w:pPr>
+      <w:del w:id="17" w:author="Levine, Charles Roger CTR USARMY USMA (USA)" w:date="2026-10-04T18:11:00Z" w16du:dateUtc="2026-10-04T22:11:00Z">
+        <w:r>
+          <w:rPr>
+            <w:rFonts w:asciiTheme="minorHAnsi" w:eastAsiaTheme="majorEastAsia" w:hAnsiTheme="minorHAnsi" w:cstheme="majorBidi"/>
+            <w:b/>
+            <w:bCs/>
+            <w:color w:val="0432FF"/>
+            <w:rPrChange w:id="18" w:author="Levine, Charles Roger CTR USARMY USMA (USA)" w:date="2026-10-04T18:12:00Z" w16du:dateUtc="2026-10-04T22:12:00Z">
+              <w:rPr/>
+            </w:rPrChange>
+          </w:rPr>
+          <w:delText>The central problem of this chapter is to explain how an individual's environment can shape the probability of later success. Individuals do not develop or compete in isolation. They are assigned to</w:delText>
+        </w:r>
+        <w:r>
+          <w:rPr>
+            <w:rFonts w:asciiTheme="minorHAnsi" w:hAnsiTheme="minorHAnsi"/>
+            <w:b/>
+            <w:bCs/>
+            <w:color w:val="0432FF"/>
+            <w:rPrChange w:id="19" w:author="Levine, Charles Roger CTR USARMY USMA (USA)" w:date="2026-10-04T18:12:00Z" w16du:dateUtc="2026-10-04T22:12:00Z">
+              <w:rPr/>
+            </w:rPrChange>
+          </w:rPr>
+          <w:delText xml:space="preserve"> </w:delText>
+        </w:r>
+        <w:r>
+          <w:rPr>
+            <w:rFonts w:asciiTheme="minorHAnsi" w:eastAsiaTheme="majorEastAsia" w:hAnsiTheme="minorHAnsi" w:cstheme="majorBidi"/>
+            <w:b/>
+            <w:bCs/>
+            <w:color w:val="0432FF"/>
+            <w:rPrChange w:id="20" w:author="Levine, Charles Roger CTR USARMY USMA (USA)" w:date="2026-10-04T18:12:00Z" w16du:dateUtc="2026-10-04T22:12:00Z">
+              <w:rPr/>
+            </w:rPrChange>
+          </w:rPr>
+          <w:delText>groups, their performance is evaluated within those environments, and only afterward are some selected for a limited opportunity. These processes are related, but they are not the same process. We therefore represent advancement as three distinct stages—ASSIGN, SCORE, and SELECT—so that the mechanisms generating peer environments can be separated from the mechanisms that translate performance into outcomes.</w:delText>
+        </w:r>
+      </w:del>
+    </w:p>
+    <w:p>
+      <w:pPr>
+        <w:pStyle w:val="NormalWeb"/>
+        <w:ind w:left="1224"/>
+        <w:rPr>
+          <w:del w:id="21" w:author="Levine, Charles Roger CTR USARMY USMA (USA)" w:date="2026-10-04T18:13:00Z" w16du:dateUtc="2026-10-04T22:13:00Z"/>
+        </w:rPr>
+        <w:pPrChange w:id="22" w:author="Levine, Charles Roger CTR USARMY USMA (USA)" w:date="2026-10-04T18:12:00Z" w16du:dateUtc="2026-10-04T22:12:00Z">
+          <w:pPr>
+            <w:pStyle w:val="Heading1"/>
+            <w:ind w:left="792"/>
+          </w:pPr>
+        </w:pPrChange>
+      </w:pPr>
+      <w:del w:id="23" w:author="Levine, Charles Roger CTR USARMY USMA (USA)" w:date="2026-10-04T18:13:00Z" w16du:dateUtc="2026-10-04T22:13:00Z">
+        <w:r>
+          <w:delText>The purpose of the model is not to reproduce every institutional detail of a particular empirical setting. Instead, it provides a minimal framework for asking when group composition changes individual competitive outcomes, which mechanisms are necessary for that effect to emerge, and how the resulting patterns depend on the structure of assignment and selection.</w:delText>
+        </w:r>
+      </w:del>
     </w:p>
     <w:p>
       <w:pPr>
@@ -42,6 +244,198 @@
       <w:pPr>
         <w:pStyle w:val="ListBullet"/>
         <w:numPr>
+          <w:ilvl w:val="0"/>
+          <w:numId w:val="0"/>
+        </w:numPr>
+        <w:ind w:left="1224"/>
+        <w:rPr>
+          <w:rFonts w:asciiTheme="minorHAnsi" w:eastAsia="Times New Roman" w:hAnsiTheme="minorHAnsi" w:cs="Times New Roman"/>
+          <w:color w:val="0432FF"/>
+          <w:szCs w:val="24"/>
+        </w:rPr>
+      </w:pPr>
+      <w:r>
+        <w:rPr>
+          <w:rFonts w:asciiTheme="minorHAnsi" w:eastAsia="Times New Roman" w:hAnsiTheme="minorHAnsi" w:cs="Times New Roman"/>
+          <w:color w:val="0432FF"/>
+          <w:szCs w:val="24"/>
+        </w:rPr>
+        <w:t>A strong environment and a successful outcome are conceptually distinct. An individual may benefit from being surrounded by high-performing peers through learning, information, norms, resources, or other environmental advantages. At the same time, those same peers may make relative distinction more difficult. The value of the environment therefore cannot be inferred directly from the individual's eventual probability of selection.</w:t>
+      </w:r>
+    </w:p>
+    <w:p>
+      <w:pPr>
+        <w:pStyle w:val="ListBullet"/>
+        <w:numPr>
+          <w:ilvl w:val="0"/>
+          <w:numId w:val="0"/>
+        </w:numPr>
+        <w:ind w:left="1224"/>
+        <w:rPr>
+          <w:rFonts w:asciiTheme="minorHAnsi" w:eastAsia="Times New Roman" w:hAnsiTheme="minorHAnsi" w:cs="Times New Roman"/>
+          <w:color w:val="0432FF"/>
+          <w:szCs w:val="24"/>
+        </w:rPr>
+      </w:pPr>
+    </w:p>
+    <w:p>
+      <w:pPr>
+        <w:pStyle w:val="ListBullet"/>
+        <w:numPr>
+          <w:ilvl w:val="0"/>
+          <w:numId w:val="0"/>
+        </w:numPr>
+        <w:ind w:left="1224"/>
+        <w:rPr>
+          <w:rFonts w:asciiTheme="minorHAnsi" w:eastAsia="Times New Roman" w:hAnsiTheme="minorHAnsi" w:cs="Times New Roman"/>
+          <w:color w:val="0432FF"/>
+          <w:szCs w:val="24"/>
+        </w:rPr>
+      </w:pPr>
+      <w:r>
+        <w:rPr>
+          <w:rFonts w:asciiTheme="minorHAnsi" w:eastAsia="Times New Roman" w:hAnsiTheme="minorHAnsi" w:cs="Times New Roman"/>
+          <w:color w:val="0432FF"/>
+          <w:szCs w:val="24"/>
+        </w:rPr>
+        <w:t xml:space="preserve">We represent this distinction by separating the </w:t>
+      </w:r>
+      <w:r>
+        <w:rPr>
+          <w:rFonts w:asciiTheme="minorHAnsi" w:eastAsia="Times New Roman" w:hAnsiTheme="minorHAnsi" w:cs="Times New Roman"/>
+          <w:b/>
+          <w:bCs/>
+          <w:color w:val="0432FF"/>
+          <w:szCs w:val="24"/>
+        </w:rPr>
+        <w:t>net effect of the environment</w:t>
+      </w:r>
+      <w:r>
+        <w:rPr>
+          <w:rFonts w:asciiTheme="minorHAnsi" w:eastAsia="Times New Roman" w:hAnsiTheme="minorHAnsi" w:cs="Times New Roman"/>
+          <w:color w:val="0432FF"/>
+          <w:szCs w:val="24"/>
+        </w:rPr>
+        <w:t xml:space="preserve"> from the </w:t>
+      </w:r>
+      <w:r>
+        <w:rPr>
+          <w:rFonts w:asciiTheme="minorHAnsi" w:eastAsia="Times New Roman" w:hAnsiTheme="minorHAnsi" w:cs="Times New Roman"/>
+          <w:b/>
+          <w:bCs/>
+          <w:color w:val="0432FF"/>
+          <w:szCs w:val="24"/>
+        </w:rPr>
+        <w:t>selection process that follows it</w:t>
+      </w:r>
+      <w:r>
+        <w:rPr>
+          <w:rFonts w:asciiTheme="minorHAnsi" w:eastAsia="Times New Roman" w:hAnsiTheme="minorHAnsi" w:cs="Times New Roman"/>
+          <w:color w:val="0432FF"/>
+          <w:szCs w:val="24"/>
+        </w:rPr>
+        <w:t>. Conceptually, the environment may provide benefits while also imposing drawbacks, so that its net contribution can be written schematically as</w:t>
+      </w:r>
+    </w:p>
+    <w:p>
+      <w:pPr>
+        <w:pStyle w:val="ListBullet"/>
+        <w:numPr>
+          <w:ilvl w:val="0"/>
+          <w:numId w:val="0"/>
+        </w:numPr>
+        <w:ind w:left="1224"/>
+        <w:rPr>
+          <w:rFonts w:asciiTheme="minorHAnsi" w:eastAsia="Times New Roman" w:hAnsiTheme="minorHAnsi" w:cs="Times New Roman"/>
+          <w:color w:val="0432FF"/>
+          <w:szCs w:val="24"/>
+        </w:rPr>
+      </w:pPr>
+      <m:oMathPara>
+        <m:oMath>
+          <m:r>
+            <w:rPr>
+              <w:rFonts w:ascii="Cambria Math" w:eastAsia="Times New Roman" w:hAnsi="Cambria Math" w:cs="Times New Roman"/>
+              <w:color w:val="0432FF"/>
+              <w:szCs w:val="24"/>
+            </w:rPr>
+            <m:t>L=B-D,</m:t>
+          </m:r>
+        </m:oMath>
+      </m:oMathPara>
+    </w:p>
+    <w:p>
+      <w:pPr>
+        <w:pStyle w:val="ListBullet"/>
+        <w:numPr>
+          <w:ilvl w:val="0"/>
+          <w:numId w:val="0"/>
+        </w:numPr>
+        <w:ind w:left="1224"/>
+        <w:rPr>
+          <w:rFonts w:asciiTheme="minorHAnsi" w:hAnsiTheme="minorHAnsi"/>
+          <w:color w:val="0432FF"/>
+        </w:rPr>
+      </w:pPr>
+      <w:r>
+        <w:rPr>
+          <w:rFonts w:asciiTheme="minorHAnsi" w:eastAsia="Times New Roman" w:hAnsiTheme="minorHAnsi" w:cs="Times New Roman"/>
+          <w:color w:val="0432FF"/>
+          <w:szCs w:val="24"/>
+        </w:rPr>
+        <w:t xml:space="preserve">where </w:t>
+      </w:r>
+      <m:oMath>
+        <m:r>
+          <w:rPr>
+            <w:rFonts w:ascii="Cambria Math" w:eastAsia="Times New Roman" w:hAnsi="Cambria Math" w:cs="Times New Roman"/>
+            <w:color w:val="0432FF"/>
+            <w:szCs w:val="24"/>
+          </w:rPr>
+          <m:t>B</m:t>
+        </m:r>
+      </m:oMath>
+      <w:r>
+        <w:rPr>
+          <w:rFonts w:asciiTheme="minorHAnsi" w:eastAsia="Times New Roman" w:hAnsiTheme="minorHAnsi" w:cs="Times New Roman"/>
+          <w:color w:val="0432FF"/>
+          <w:szCs w:val="24"/>
+        </w:rPr>
+        <w:t xml:space="preserve"> denotes environmental benefits and </w:t>
+      </w:r>
+      <m:oMath>
+        <m:r>
+          <w:rPr>
+            <w:rFonts w:ascii="Cambria Math" w:eastAsia="Times New Roman" w:hAnsi="Cambria Math" w:cs="Times New Roman"/>
+            <w:color w:val="0432FF"/>
+            <w:szCs w:val="24"/>
+          </w:rPr>
+          <m:t>D</m:t>
+        </m:r>
+      </m:oMath>
+      <w:r>
+        <w:rPr>
+          <w:rFonts w:asciiTheme="minorHAnsi" w:eastAsia="Times New Roman" w:hAnsiTheme="minorHAnsi" w:cs="Times New Roman"/>
+          <w:color w:val="0432FF"/>
+          <w:szCs w:val="24"/>
+        </w:rPr>
+        <w:t xml:space="preserve"> denotes drawbacks associated with the same peer environment. Whether this net effect ultimately changes advancement also depends on how individuals are scored and how scarce opportunities are allocated. Thus, even a favorable environment need not produce a higher selection probability, and an observed selection pattern need not identify the environmental mechanism that produced it.</w:t>
+      </w:r>
+    </w:p>
+    <w:p>
+      <w:pPr>
+        <w:pStyle w:val="ListBullet"/>
+        <w:numPr>
+          <w:ilvl w:val="0"/>
+          <w:numId w:val="0"/>
+        </w:numPr>
+        <w:ind w:left="1224"/>
+      </w:pPr>
+    </w:p>
+    <w:p>
+      <w:pPr>
+        <w:pStyle w:val="ListBullet"/>
+        <w:numPr>
           <w:ilvl w:val="2"/>
           <w:numId w:val="12"/>
         </w:numPr>
@@ -54,6 +448,121 @@
       <w:pPr>
         <w:pStyle w:val="ListBullet"/>
         <w:numPr>
+          <w:ilvl w:val="0"/>
+          <w:numId w:val="0"/>
+        </w:numPr>
+        <w:ind w:left="1224"/>
+        <w:rPr>
+          <w:rFonts w:asciiTheme="minorHAnsi" w:eastAsia="Times New Roman" w:hAnsiTheme="minorHAnsi" w:cs="Times New Roman"/>
+          <w:color w:val="0432FF"/>
+          <w:szCs w:val="24"/>
+        </w:rPr>
+      </w:pPr>
+      <w:r>
+        <w:rPr>
+          <w:rFonts w:asciiTheme="minorHAnsi" w:eastAsia="Times New Roman" w:hAnsiTheme="minorHAnsi" w:cs="Times New Roman"/>
+          <w:color w:val="0432FF"/>
+          <w:szCs w:val="24"/>
+        </w:rPr>
+        <w:t xml:space="preserve">The first stage of the model determines </w:t>
+      </w:r>
+      <w:r>
+        <w:rPr>
+          <w:rFonts w:asciiTheme="minorHAnsi" w:eastAsia="Times New Roman" w:hAnsiTheme="minorHAnsi" w:cs="Times New Roman"/>
+          <w:b/>
+          <w:bCs/>
+          <w:color w:val="0432FF"/>
+          <w:szCs w:val="24"/>
+        </w:rPr>
+        <w:t>who is grouped with whom</w:t>
+      </w:r>
+      <w:r>
+        <w:rPr>
+          <w:rFonts w:asciiTheme="minorHAnsi" w:eastAsia="Times New Roman" w:hAnsiTheme="minorHAnsi" w:cs="Times New Roman"/>
+          <w:color w:val="0432FF"/>
+          <w:szCs w:val="24"/>
+        </w:rPr>
+        <w:t>. This matters because peer environments are not generally random. Individuals with similar performance, preparation, reputation, or other characteristics may be disproportionately assigned to the same teams, units, schools, or departments. Assignment therefore determines both the composition of the groups and the range of environments that individuals experience.</w:t>
+      </w:r>
+    </w:p>
+    <w:p>
+      <w:pPr>
+        <w:pStyle w:val="ListBullet"/>
+        <w:numPr>
+          <w:ilvl w:val="0"/>
+          <w:numId w:val="0"/>
+        </w:numPr>
+        <w:ind w:left="1224"/>
+        <w:rPr>
+          <w:rFonts w:asciiTheme="minorHAnsi" w:eastAsia="Times New Roman" w:hAnsiTheme="minorHAnsi" w:cs="Times New Roman"/>
+          <w:color w:val="0432FF"/>
+          <w:szCs w:val="24"/>
+        </w:rPr>
+      </w:pPr>
+    </w:p>
+    <w:p>
+      <w:pPr>
+        <w:pStyle w:val="ListBullet"/>
+        <w:numPr>
+          <w:ilvl w:val="0"/>
+          <w:numId w:val="0"/>
+        </w:numPr>
+        <w:ind w:left="1224"/>
+        <w:rPr>
+          <w:rFonts w:asciiTheme="minorHAnsi" w:hAnsiTheme="minorHAnsi"/>
+          <w:color w:val="0432FF"/>
+        </w:rPr>
+      </w:pPr>
+      <w:r>
+        <w:rPr>
+          <w:rFonts w:asciiTheme="minorHAnsi" w:eastAsia="Times New Roman" w:hAnsiTheme="minorHAnsi" w:cs="Times New Roman"/>
+          <w:color w:val="0432FF"/>
+          <w:szCs w:val="24"/>
+        </w:rPr>
+        <w:t xml:space="preserve">We denote this stage </w:t>
+      </w:r>
+      <w:r>
+        <w:rPr>
+          <w:rFonts w:asciiTheme="minorHAnsi" w:eastAsia="Times New Roman" w:hAnsiTheme="minorHAnsi" w:cs="Times New Roman"/>
+          <w:b/>
+          <w:bCs/>
+          <w:color w:val="0432FF"/>
+          <w:szCs w:val="24"/>
+        </w:rPr>
+        <w:t>ASSIGN</w:t>
+      </w:r>
+      <w:r>
+        <w:rPr>
+          <w:rFonts w:asciiTheme="minorHAnsi" w:eastAsia="Times New Roman" w:hAnsiTheme="minorHAnsi" w:cs="Times New Roman"/>
+          <w:color w:val="0432FF"/>
+          <w:szCs w:val="24"/>
+        </w:rPr>
+        <w:t xml:space="preserve">. Its purpose is to generate groups subject to capacity constraints while allowing the strength of similarity-based sorting to vary. The assignment </w:t>
+      </w:r>
+      <w:r>
+        <w:rPr>
+          <w:rFonts w:asciiTheme="minorHAnsi" w:eastAsia="Times New Roman" w:hAnsiTheme="minorHAnsi" w:cs="Times New Roman"/>
+          <w:color w:val="0432FF"/>
+          <w:szCs w:val="24"/>
+        </w:rPr>
+        <w:lastRenderedPageBreak/>
+        <w:t>mechanism therefore controls the relationship between individual characteristics and group composition without yet specifying how the environment affects performance or who ultimately succeeds.</w:t>
+      </w:r>
+    </w:p>
+    <w:p>
+      <w:pPr>
+        <w:pStyle w:val="ListBullet"/>
+        <w:numPr>
+          <w:ilvl w:val="0"/>
+          <w:numId w:val="0"/>
+        </w:numPr>
+        <w:ind w:left="360" w:hanging="360"/>
+      </w:pPr>
+    </w:p>
+    <w:p>
+      <w:pPr>
+        <w:pStyle w:val="ListBullet"/>
+        <w:numPr>
           <w:ilvl w:val="2"/>
           <w:numId w:val="12"/>
         </w:numPr>
@@ -66,6 +575,94 @@
       <w:pPr>
         <w:pStyle w:val="ListBullet"/>
         <w:numPr>
+          <w:ilvl w:val="0"/>
+          <w:numId w:val="0"/>
+        </w:numPr>
+        <w:ind w:left="1224"/>
+        <w:rPr>
+          <w:rFonts w:asciiTheme="minorHAnsi" w:eastAsia="Times New Roman" w:hAnsiTheme="minorHAnsi" w:cs="Times New Roman"/>
+          <w:color w:val="0432FF"/>
+          <w:szCs w:val="24"/>
+        </w:rPr>
+      </w:pPr>
+      <w:r>
+        <w:rPr>
+          <w:rFonts w:asciiTheme="minorHAnsi" w:eastAsia="Times New Roman" w:hAnsiTheme="minorHAnsi" w:cs="Times New Roman"/>
+          <w:color w:val="0432FF"/>
+          <w:szCs w:val="24"/>
+        </w:rPr>
+        <w:t xml:space="preserve">Once groups are formed, the second stage determines how the environment enters the individual's competitive score. We call this stage </w:t>
+      </w:r>
+      <w:r>
+        <w:rPr>
+          <w:rFonts w:asciiTheme="minorHAnsi" w:eastAsia="Times New Roman" w:hAnsiTheme="minorHAnsi" w:cs="Times New Roman"/>
+          <w:b/>
+          <w:bCs/>
+          <w:color w:val="0432FF"/>
+          <w:szCs w:val="24"/>
+        </w:rPr>
+        <w:t>SCORE</w:t>
+      </w:r>
+      <w:r>
+        <w:rPr>
+          <w:rFonts w:asciiTheme="minorHAnsi" w:eastAsia="Times New Roman" w:hAnsiTheme="minorHAnsi" w:cs="Times New Roman"/>
+          <w:color w:val="0432FF"/>
+          <w:szCs w:val="24"/>
+        </w:rPr>
+        <w:t>. The individual begins with a performance quantity, but the score used for selection can also depend on characteristics of the surrounding group.</w:t>
+      </w:r>
+    </w:p>
+    <w:p>
+      <w:pPr>
+        <w:pStyle w:val="ListBullet"/>
+        <w:numPr>
+          <w:ilvl w:val="0"/>
+          <w:numId w:val="0"/>
+        </w:numPr>
+        <w:ind w:left="1224"/>
+        <w:rPr>
+          <w:rFonts w:asciiTheme="minorHAnsi" w:eastAsia="Times New Roman" w:hAnsiTheme="minorHAnsi" w:cs="Times New Roman"/>
+          <w:color w:val="0432FF"/>
+          <w:szCs w:val="24"/>
+        </w:rPr>
+      </w:pPr>
+    </w:p>
+    <w:p>
+      <w:pPr>
+        <w:pStyle w:val="ListBullet"/>
+        <w:numPr>
+          <w:ilvl w:val="0"/>
+          <w:numId w:val="0"/>
+        </w:numPr>
+        <w:ind w:left="1224"/>
+        <w:rPr>
+          <w:rFonts w:asciiTheme="minorHAnsi" w:hAnsiTheme="minorHAnsi"/>
+          <w:color w:val="0432FF"/>
+        </w:rPr>
+      </w:pPr>
+      <w:r>
+        <w:rPr>
+          <w:rFonts w:asciiTheme="minorHAnsi" w:eastAsia="Times New Roman" w:hAnsiTheme="minorHAnsi" w:cs="Times New Roman"/>
+          <w:color w:val="0432FF"/>
+          <w:szCs w:val="24"/>
+        </w:rPr>
+        <w:t>This separation is important because group quality and individual performance are not interchangeable. Two individuals with the same observed performance may face different competitive conditions if one is surrounded by many other strong individuals and the other is not. SCORE provides the mechanism through which those environmental differences can alter the ordering of otherwise similar candidates.</w:t>
+      </w:r>
+    </w:p>
+    <w:p>
+      <w:pPr>
+        <w:pStyle w:val="ListBullet"/>
+        <w:numPr>
+          <w:ilvl w:val="0"/>
+          <w:numId w:val="0"/>
+        </w:numPr>
+        <w:ind w:left="1224"/>
+      </w:pPr>
+    </w:p>
+    <w:p>
+      <w:pPr>
+        <w:pStyle w:val="ListBullet"/>
+        <w:numPr>
           <w:ilvl w:val="2"/>
           <w:numId w:val="12"/>
         </w:numPr>
@@ -78,6 +675,94 @@
       <w:pPr>
         <w:pStyle w:val="ListBullet"/>
         <w:numPr>
+          <w:ilvl w:val="0"/>
+          <w:numId w:val="0"/>
+        </w:numPr>
+        <w:ind w:left="1224"/>
+        <w:rPr>
+          <w:rFonts w:asciiTheme="minorHAnsi" w:eastAsia="Times New Roman" w:hAnsiTheme="minorHAnsi" w:cs="Times New Roman"/>
+          <w:color w:val="0432FF"/>
+          <w:szCs w:val="24"/>
+        </w:rPr>
+      </w:pPr>
+      <w:r>
+        <w:rPr>
+          <w:rFonts w:asciiTheme="minorHAnsi" w:eastAsia="Times New Roman" w:hAnsiTheme="minorHAnsi" w:cs="Times New Roman"/>
+          <w:color w:val="0432FF"/>
+          <w:szCs w:val="24"/>
+        </w:rPr>
+        <w:t xml:space="preserve">The final stage converts scores into outcomes. We call this stage </w:t>
+      </w:r>
+      <w:r>
+        <w:rPr>
+          <w:rFonts w:asciiTheme="minorHAnsi" w:eastAsia="Times New Roman" w:hAnsiTheme="minorHAnsi" w:cs="Times New Roman"/>
+          <w:b/>
+          <w:bCs/>
+          <w:color w:val="0432FF"/>
+          <w:szCs w:val="24"/>
+        </w:rPr>
+        <w:t>SELECT</w:t>
+      </w:r>
+      <w:r>
+        <w:rPr>
+          <w:rFonts w:asciiTheme="minorHAnsi" w:eastAsia="Times New Roman" w:hAnsiTheme="minorHAnsi" w:cs="Times New Roman"/>
+          <w:color w:val="0432FF"/>
+          <w:szCs w:val="24"/>
+        </w:rPr>
+        <w:t>. Selection may be deterministic, such as choosing the highest-scoring \(K\) individuals, or probabilistic, such that higher scores increase but do not guarantee the chance of selection.</w:t>
+      </w:r>
+    </w:p>
+    <w:p>
+      <w:pPr>
+        <w:pStyle w:val="ListBullet"/>
+        <w:numPr>
+          <w:ilvl w:val="0"/>
+          <w:numId w:val="0"/>
+        </w:numPr>
+        <w:ind w:left="1224"/>
+        <w:rPr>
+          <w:rFonts w:asciiTheme="minorHAnsi" w:eastAsia="Times New Roman" w:hAnsiTheme="minorHAnsi" w:cs="Times New Roman"/>
+          <w:color w:val="0432FF"/>
+          <w:szCs w:val="24"/>
+        </w:rPr>
+      </w:pPr>
+    </w:p>
+    <w:p>
+      <w:pPr>
+        <w:pStyle w:val="ListBullet"/>
+        <w:numPr>
+          <w:ilvl w:val="0"/>
+          <w:numId w:val="0"/>
+        </w:numPr>
+        <w:ind w:left="1224"/>
+        <w:rPr>
+          <w:rFonts w:asciiTheme="minorHAnsi" w:hAnsiTheme="minorHAnsi"/>
+          <w:color w:val="0432FF"/>
+        </w:rPr>
+      </w:pPr>
+      <w:r>
+        <w:rPr>
+          <w:rFonts w:asciiTheme="minorHAnsi" w:eastAsia="Times New Roman" w:hAnsiTheme="minorHAnsi" w:cs="Times New Roman"/>
+          <w:color w:val="0432FF"/>
+          <w:szCs w:val="24"/>
+        </w:rPr>
+        <w:t>This stage introduces scarcity directly. If \(N\) individuals compete for \(K\) opportunities, then the selection fraction \(K/N\) determines how restrictive the outcome is. The same score differences can therefore have very different consequences under abundant and scarce selection. Separating SELECT from SCORE allows the model to distinguish an environmental penalty from the institutional rule that converts that penalty into advancement.</w:t>
+      </w:r>
+    </w:p>
+    <w:p>
+      <w:pPr>
+        <w:pStyle w:val="ListBullet"/>
+        <w:numPr>
+          <w:ilvl w:val="0"/>
+          <w:numId w:val="0"/>
+        </w:numPr>
+        <w:ind w:left="1224"/>
+      </w:pPr>
+    </w:p>
+    <w:p>
+      <w:pPr>
+        <w:pStyle w:val="ListBullet"/>
+        <w:numPr>
           <w:ilvl w:val="2"/>
           <w:numId w:val="12"/>
         </w:numPr>
@@ -90,12 +775,159 @@
       <w:pPr>
         <w:pStyle w:val="ListBullet"/>
         <w:numPr>
+          <w:ilvl w:val="0"/>
+          <w:numId w:val="0"/>
+        </w:numPr>
+        <w:ind w:left="1224"/>
+        <w:rPr>
+          <w:rFonts w:asciiTheme="minorHAnsi" w:eastAsia="Times New Roman" w:hAnsiTheme="minorHAnsi" w:cs="Times New Roman"/>
+          <w:color w:val="0432FF"/>
+          <w:szCs w:val="24"/>
+        </w:rPr>
+      </w:pPr>
+      <w:r>
+        <w:rPr>
+          <w:rFonts w:asciiTheme="minorHAnsi" w:eastAsia="Times New Roman" w:hAnsiTheme="minorHAnsi" w:cs="Times New Roman"/>
+          <w:color w:val="0432FF"/>
+          <w:szCs w:val="24"/>
+        </w:rPr>
+        <w:t>Consider two equally performing individuals placed in different groups. One enters a group of mostly average performers; the other enters a group containing many high performers. The second individual may receive greater environmental benefits from stronger peers, but may also face greater difficulty distinguishing herself within that environment.</w:t>
+      </w:r>
+    </w:p>
+    <w:p>
+      <w:pPr>
+        <w:pStyle w:val="ListBullet"/>
+        <w:numPr>
+          <w:ilvl w:val="0"/>
+          <w:numId w:val="0"/>
+        </w:numPr>
+        <w:ind w:left="1224"/>
+        <w:rPr>
+          <w:rFonts w:asciiTheme="minorHAnsi" w:eastAsia="Times New Roman" w:hAnsiTheme="minorHAnsi" w:cs="Times New Roman"/>
+          <w:color w:val="0432FF"/>
+          <w:szCs w:val="24"/>
+        </w:rPr>
+      </w:pPr>
+    </w:p>
+    <w:p>
+      <w:pPr>
+        <w:pStyle w:val="ListBullet"/>
+        <w:numPr>
+          <w:ilvl w:val="0"/>
+          <w:numId w:val="0"/>
+        </w:numPr>
+        <w:ind w:left="1224"/>
+        <w:rPr>
+          <w:rFonts w:asciiTheme="minorHAnsi" w:eastAsia="Times New Roman" w:hAnsiTheme="minorHAnsi" w:cs="Times New Roman"/>
+          <w:color w:val="0432FF"/>
+          <w:szCs w:val="24"/>
+        </w:rPr>
+      </w:pPr>
+      <w:r>
+        <w:rPr>
+          <w:rFonts w:asciiTheme="minorHAnsi" w:eastAsia="Times New Roman" w:hAnsiTheme="minorHAnsi" w:cs="Times New Roman"/>
+          <w:color w:val="0432FF"/>
+          <w:szCs w:val="24"/>
+        </w:rPr>
+        <w:t>ASSIGN determines which group each individual enters. SCORE determines whether and how the composition of that group changes the individual's competitive standing. SELECT then determines whether the resulting score is sufficient to obtain one of the limited opportunities.</w:t>
+      </w:r>
+    </w:p>
+    <w:p>
+      <w:pPr>
+        <w:pStyle w:val="ListBullet"/>
+        <w:numPr>
+          <w:ilvl w:val="0"/>
+          <w:numId w:val="0"/>
+        </w:numPr>
+        <w:ind w:left="1224"/>
+        <w:rPr>
+          <w:rFonts w:asciiTheme="minorHAnsi" w:eastAsia="Times New Roman" w:hAnsiTheme="minorHAnsi" w:cs="Times New Roman"/>
+          <w:color w:val="0432FF"/>
+          <w:szCs w:val="24"/>
+        </w:rPr>
+      </w:pPr>
+    </w:p>
+    <w:p>
+      <w:pPr>
+        <w:pStyle w:val="ListBullet"/>
+        <w:numPr>
+          <w:ilvl w:val="0"/>
+          <w:numId w:val="0"/>
+        </w:numPr>
+        <w:ind w:left="1224"/>
+        <w:rPr>
+          <w:rFonts w:asciiTheme="minorHAnsi" w:hAnsiTheme="minorHAnsi"/>
+        </w:rPr>
+      </w:pPr>
+      <w:r>
+        <w:rPr>
+          <w:rFonts w:asciiTheme="minorHAnsi" w:eastAsia="Times New Roman" w:hAnsiTheme="minorHAnsi" w:cs="Times New Roman"/>
+          <w:color w:val="0432FF"/>
+          <w:szCs w:val="24"/>
+        </w:rPr>
+        <w:t xml:space="preserve">The example illustrates why the three stages must remain separate. Strong peers may alter an individual's environment without changing selection, or they may change scores without changing the identities of the winners. Conversely, extreme scarcity may turn relatively small score differences into large differences in outcomes. The model therefore asks not simply whether peer quality is associated with success, but </w:t>
+      </w:r>
+      <w:r>
+        <w:rPr>
+          <w:rFonts w:asciiTheme="minorHAnsi" w:eastAsia="Times New Roman" w:hAnsiTheme="minorHAnsi" w:cs="Times New Roman"/>
+          <w:b/>
+          <w:bCs/>
+          <w:color w:val="0432FF"/>
+          <w:szCs w:val="24"/>
+        </w:rPr>
+        <w:t>how assignment, environmental effects, and selection interact to generate the observed relationship</w:t>
+      </w:r>
+      <w:r>
+        <w:rPr>
+          <w:rFonts w:asciiTheme="minorHAnsi" w:eastAsia="Times New Roman" w:hAnsiTheme="minorHAnsi" w:cs="Times New Roman"/>
+          <w:color w:val="0432FF"/>
+          <w:szCs w:val="24"/>
+        </w:rPr>
+        <w:t>.</w:t>
+      </w:r>
+    </w:p>
+    <w:p>
+      <w:pPr>
+        <w:pStyle w:val="ListBullet"/>
+        <w:numPr>
+          <w:ilvl w:val="0"/>
+          <w:numId w:val="0"/>
+        </w:numPr>
+        <w:ind w:left="1224"/>
+      </w:pPr>
+    </w:p>
+    <w:p>
+      <w:pPr>
+        <w:pStyle w:val="ListBullet"/>
+        <w:numPr>
           <w:ilvl w:val="2"/>
           <w:numId w:val="12"/>
         </w:numPr>
       </w:pPr>
       <w:r>
         <w:t>What the model is trying to explain—and what it is not</w:t>
+      </w:r>
+    </w:p>
+    <w:p>
+      <w:pPr>
+        <w:pStyle w:val="ListBullet"/>
+        <w:numPr>
+          <w:ilvl w:val="0"/>
+          <w:numId w:val="0"/>
+        </w:numPr>
+        <w:ind w:left="1224"/>
+        <w:rPr>
+          <w:rFonts w:asciiTheme="minorHAnsi" w:hAnsiTheme="minorHAnsi"/>
+          <w:color w:val="0432FF"/>
+        </w:rPr>
+      </w:pPr>
+      <w:r>
+        <w:rPr>
+          <w:rFonts w:asciiTheme="minorHAnsi" w:hAnsiTheme="minorHAnsi"/>
+          <w:color w:val="0432FF"/>
+        </w:rPr>
+        <w:lastRenderedPageBreak/>
+        <w:t>The model is not designed to reproduce every institutional feature of Army, basketball, tenure, or education. It is a minimal mechanism model meant to separate assignment, environmental scoring, and scarce selection.</w:t>
       </w:r>
     </w:p>
     <w:p>
@@ -314,8 +1146,21 @@
         </w:numPr>
       </w:pPr>
       <w:r>
-        <w:lastRenderedPageBreak/>
-        <w:t xml:space="preserve"> SELECT: capacity, ranking, and selection noise</w:t>
+        <w:t xml:space="preserve"> SELECT: capacity, ran</w:t>
+      </w:r>
+      <m:oMath>
+        <m:r>
+          <m:rPr>
+            <m:sty m:val="bi"/>
+          </m:rPr>
+          <w:rPr>
+            <w:rFonts w:ascii="Cambria Math" w:hAnsi="Cambria Math"/>
+          </w:rPr>
+          <m:t>k</m:t>
+        </m:r>
+      </m:oMath>
+      <w:r>
+        <w:t>ing, and selection noise</w:t>
       </w:r>
     </w:p>
     <w:p>
@@ -327,7 +1172,39 @@
         </w:numPr>
       </w:pPr>
       <w:r>
-        <w:t>Define the eligible population N, number selected K, and selection fraction K/N.</w:t>
+        <w:t xml:space="preserve">Define the eligible population </w:t>
+      </w:r>
+      <m:oMath>
+        <m:r>
+          <w:rPr>
+            <w:rFonts w:ascii="Cambria Math" w:hAnsi="Cambria Math"/>
+          </w:rPr>
+          <m:t>N</m:t>
+        </m:r>
+      </m:oMath>
+      <w:r>
+        <w:t xml:space="preserve">, number selected </w:t>
+      </w:r>
+      <m:oMath>
+        <m:r>
+          <w:rPr>
+            <w:rFonts w:ascii="Cambria Math" w:hAnsi="Cambria Math"/>
+          </w:rPr>
+          <m:t>K</m:t>
+        </m:r>
+      </m:oMath>
+      <w:r>
+        <w:t xml:space="preserve">, and selection fraction </w:t>
+      </w:r>
+      <w:r>
+        <w:rPr>
+          <w:rFonts w:ascii="Cambria Math" w:hAnsi="Cambria Math"/>
+          <w:i/>
+        </w:rPr>
+        <w:t>K</w:t>
+      </w:r>
+      <w:r>
+        <w:t>/N.</w:t>
       </w:r>
     </w:p>
     <w:p>
@@ -339,7 +1216,18 @@
         </w:numPr>
       </w:pPr>
       <w:r>
-        <w:t>Explain deterministic top-K selection and its tie rule. Distinguish random assignment from random selection after scoring.</w:t>
+        <w:t>Explain deterministic top-</w:t>
+      </w:r>
+      <m:oMath>
+        <m:r>
+          <w:rPr>
+            <w:rFonts w:ascii="Cambria Math" w:hAnsi="Cambria Math"/>
+          </w:rPr>
+          <m:t>K</m:t>
+        </m:r>
+      </m:oMath>
+      <w:r>
+        <w:t xml:space="preserve"> selection and its tie rule. Distinguish random assignment from random selection after scoring.</w:t>
       </w:r>
     </w:p>
     <w:p>
@@ -363,7 +1251,17 @@
         </w:numPr>
       </w:pPr>
       <w:r>
-        <w:t>Distinguish Bernoulli calibration from selecting exactly K individuals without replacement. Explain why parameter transfer requires verification.</w:t>
+        <w:t xml:space="preserve">Distinguish Bernoulli calibration from selecting exactly </w:t>
+      </w:r>
+      <w:r>
+        <w:rPr>
+          <w:rFonts w:ascii="Cambria Math" w:hAnsi="Cambria Math"/>
+          <w:i/>
+        </w:rPr>
+        <w:t>K</w:t>
+      </w:r>
+      <w:r>
+        <w:t xml:space="preserve"> individuals without replacement. Explain why parameter transfer requires verification.</w:t>
       </w:r>
     </w:p>
     <w:p>
@@ -375,6 +1273,7 @@
         </w:numPr>
       </w:pPr>
       <w:r>
+        <w:lastRenderedPageBreak/>
         <w:t>Clarify that the recent 2.7% scenario was motivated by the career-exit proportion, not each experimental season’s annual selection rate.</w:t>
       </w:r>
     </w:p>
@@ -768,8 +1667,14 @@
         </w:numPr>
       </w:pPr>
       <w:r>
-        <w:lastRenderedPageBreak/>
-        <w:t>Keep empirical explanations separate from model demonstrations, including the unmodeled five-player court constraint.</w:t>
+        <w:rPr>
+          <w:rFonts w:ascii="Cambria Math" w:hAnsi="Cambria Math"/>
+          <w:i/>
+        </w:rPr>
+        <w:t>K</w:t>
+      </w:r>
+      <w:r>
+        <w:t>eep empirical explanations separate from model demonstrations, including the unmodeled five-player court constraint.</w:t>
       </w:r>
     </w:p>
     <w:p>
@@ -973,7 +1878,7 @@
   <w:abstractNum w:abstractNumId="8" w15:restartNumberingAfterBreak="0">
     <w:nsid w:val="FFFFFF89"/>
     <w:multiLevelType w:val="singleLevel"/>
-    <w:tmpl w:val="29761A62"/>
+    <w:tmpl w:val="ED36F070"/>
     <w:lvl w:ilvl="0">
       <w:start w:val="1"/>
       <w:numFmt w:val="bullet"/>
@@ -1492,6 +2397,14 @@
     <w:abstractNumId w:val="10"/>
   </w:num>
 </w:numbering>
+</file>
+
+<file path=word/people.xml><?xml version="1.0" encoding="utf-8"?>
+<w15:people xmlns:wpc="http://schemas.microsoft.com/office/word/2010/wordprocessingCanvas" xmlns:cx="http://schemas.microsoft.com/office/drawing/2014/chartex" xmlns:cx1="http://schemas.microsoft.com/office/drawing/2015/9/8/chartex" xmlns:cx2="http://schemas.microsoft.com/office/drawing/2015/10/21/chartex" xmlns:cx3="http://schemas.microsoft.com/office/drawing/2016/5/9/chartex" xmlns:cx4="http://schemas.microsoft.com/office/drawing/2016/5/10/chartex" xmlns:cx5="http://schemas.microsoft.com/office/drawing/2016/5/11/chartex" xmlns:cx6="http://schemas.microsoft.com/office/drawing/2016/5/12/chartex" xmlns:cx7="http://schemas.microsoft.com/office/drawing/2016/5/13/chartex" xmlns:cx8="http://schemas.microsoft.com/office/drawing/2016/5/14/chartex" xmlns:mc="http://schemas.openxmlformats.org/markup-compatibility/2006" xmlns:m="http://schemas.openxmlformats.org/officeDocument/2006/math" xmlns:aink="http://schemas.microsoft.com/office/drawing/2016/ink" xmlns:am3d="http://schemas.microsoft.com/office/drawing/2017/model3d" xmlns:oel="http://schemas.microsoft.com/office/2019/extlst" xmlns:r="http://schemas.openxmlformats.org/officeDocument/2006/relationships" xmlns:wp14="http://schemas.microsoft.com/office/word/2010/wordprocessingDrawing" xmlns:wp="http://schemas.openxmlformats.org/drawingml/2006/wordprocessingDrawing" xmlns:wpg="http://schemas.microsoft.com/office/word/2010/wordprocessingGroup" xmlns:wpi="http://schemas.microsoft.com/office/word/2010/wordprocessingInk" xmlns:wps="http://schemas.microsoft.com/office/word/2010/wordprocessingShape" xmlns:o="urn:schemas-microsoft-com:office:office" xmlns:v="urn:schemas-microsoft-com:vml" xmlns:w10="urn:schemas-microsoft-com:office:word" xmlns:w="http://schemas.openxmlformats.org/wordprocessingml/2006/main" xmlns:w14="http://schemas.microsoft.com/office/word/2010/wordml" xmlns:w15="http://schemas.microsoft.com/office/word/2012/wordml" xmlns:w16cex="http://schemas.microsoft.com/office/word/2018/wordml/cex" xmlns:w16cid="http://schemas.microsoft.com/office/word/2016/wordml/cid" xmlns:w16="http://schemas.microsoft.com/office/word/2018/wordml" xmlns:w16sdtdh="http://schemas.microsoft.com/office/word/2020/wordml/sdtdatahash" xmlns:w16sdtfl="http://schemas.microsoft.com/office/word/2024/wordml/sdtformatlock" xmlns:w16se="http://schemas.microsoft.com/office/word/2015/wordml/symex" xmlns:w16du="http://schemas.microsoft.com/office/word/2023/wordml/word16du" xmlns:wne="http://schemas.microsoft.com/office/word/2006/wordml" mc:Ignorable="w14 w15 w16se w16cid w16 w16cex w16sdtdh w16sdtfl w16du wp14">
+  <w15:person w15:author="Levine, Charles Roger CTR USARMY USMA (USA)">
+    <w15:presenceInfo w15:providerId="AD" w15:userId="S::charles.r.levine.ctr@army.mil::a211ea81-78fa-4454-a60c-ab60e471a668"/>
+  </w15:person>
+</w15:people>
 </file>
 
 <file path=word/styles.xml><?xml version="1.0" encoding="utf-8"?>
@@ -12875,12 +13788,26 @@
     <w:name w:val="Normal (Web)"/>
     <w:basedOn w:val="Normal"/>
     <w:uiPriority w:val="99"/>
-    <w:semiHidden/>
     <w:unhideWhenUsed/>
     <w:rsid w:val="00DB0F59"/>
     <w:rPr>
       <w:rFonts w:ascii="Times New Roman" w:hAnsi="Times New Roman" w:cs="Times New Roman"/>
       <w:szCs w:val="24"/>
+    </w:rPr>
+  </w:style>
+  <w:style w:type="paragraph" w:styleId="Revision">
+    <w:name w:val="Revision"/>
+    <w:hidden/>
+    <w:uiPriority w:val="99"/>
+    <w:semiHidden/>
+    <w:rsid w:val="006003BE"/>
+    <w:pPr>
+      <w:spacing w:after="0" w:line="240" w:lineRule="auto"/>
+    </w:pPr>
+    <w:rPr>
+      <w:rFonts w:ascii="Calibri" w:hAnsi="Calibri"/>
+      <w:color w:val="000000"/>
+      <w:sz w:val="24"/>
     </w:rPr>
   </w:style>
 </w:styles>

--- a/3-Master_Plan/VECTOR_work/new_VECTOR_work/Model_Chapter_Working_Outline_text.docx
+++ b/3-Master_Plan/VECTOR_work/new_VECTOR_work/Model_Chapter_Working_Outline_text.docx
@@ -39,11 +39,27 @@
         <w:rPr>
           <w:color w:val="auto"/>
         </w:rPr>
-        <w:t xml:space="preserve">The question </w:t>
+        <w:t xml:space="preserve">The </w:t>
       </w:r>
-      <w:r>
-        <w:t>and the three-stage architecture</w:t>
-      </w:r>
+      <w:del w:id="0" w:author="Levine, Charles Roger CTR USARMY USMA (USA)" w:date="2026-10-04T19:05:00Z" w16du:dateUtc="2026-10-04T23:05:00Z">
+        <w:r>
+          <w:rPr>
+            <w:color w:val="auto"/>
+          </w:rPr>
+          <w:delText xml:space="preserve">question </w:delText>
+        </w:r>
+        <w:r>
+          <w:delText>and the three-stage architecture</w:delText>
+        </w:r>
+      </w:del>
+      <w:ins w:id="1" w:author="Levine, Charles Roger CTR USARMY USMA (USA)" w:date="2026-10-04T19:05:00Z" w16du:dateUtc="2026-10-04T23:05:00Z">
+        <w:r>
+          <w:rPr>
+            <w:color w:val="auto"/>
+          </w:rPr>
+          <w:t>problem the model is built to explain</w:t>
+        </w:r>
+      </w:ins>
       <w:r>
         <w:t xml:space="preserve"> – </w:t>
       </w:r>
@@ -53,16 +69,16 @@
         <w:pStyle w:val="NormalWeb"/>
         <w:ind w:left="864"/>
         <w:rPr>
-          <w:ins w:id="0" w:author="Levine, Charles Roger CTR USARMY USMA (USA)" w:date="2026-10-04T18:13:00Z" w16du:dateUtc="2026-10-04T22:13:00Z"/>
+          <w:ins w:id="2" w:author="Levine, Charles Roger CTR USARMY USMA (USA)" w:date="2026-10-04T18:13:00Z" w16du:dateUtc="2026-10-04T22:13:00Z"/>
           <w:rFonts w:asciiTheme="minorHAnsi" w:hAnsiTheme="minorHAnsi"/>
           <w:color w:val="0432FF"/>
-          <w:rPrChange w:id="1" w:author="Levine, Charles Roger CTR USARMY USMA (USA)" w:date="2026-10-04T18:15:00Z" w16du:dateUtc="2026-10-04T22:15:00Z">
+          <w:rPrChange w:id="3" w:author="Levine, Charles Roger CTR USARMY USMA (USA)" w:date="2026-10-04T18:15:00Z" w16du:dateUtc="2026-10-04T22:15:00Z">
             <w:rPr>
-              <w:ins w:id="2" w:author="Levine, Charles Roger CTR USARMY USMA (USA)" w:date="2026-10-04T18:13:00Z" w16du:dateUtc="2026-10-04T22:13:00Z"/>
+              <w:ins w:id="4" w:author="Levine, Charles Roger CTR USARMY USMA (USA)" w:date="2026-10-04T18:13:00Z" w16du:dateUtc="2026-10-04T22:13:00Z"/>
             </w:rPr>
           </w:rPrChange>
         </w:rPr>
-        <w:pPrChange w:id="3" w:author="Levine, Charles Roger CTR USARMY USMA (USA)" w:date="2026-10-04T18:14:00Z" w16du:dateUtc="2026-10-04T22:14:00Z">
+        <w:pPrChange w:id="5" w:author="Levine, Charles Roger CTR USARMY USMA (USA)" w:date="2026-10-04T18:14:00Z" w16du:dateUtc="2026-10-04T22:14:00Z">
           <w:pPr>
             <w:pStyle w:val="NormalWeb"/>
             <w:numPr>
@@ -72,32 +88,33 @@
           </w:pPr>
         </w:pPrChange>
       </w:pPr>
-      <w:ins w:id="4" w:author="Levine, Charles Roger CTR USARMY USMA (USA)" w:date="2026-10-04T18:13:00Z" w16du:dateUtc="2026-10-04T22:13:00Z">
+      <w:ins w:id="6" w:author="Levine, Charles Roger CTR USARMY USMA (USA)" w:date="2026-10-04T18:13:00Z" w16du:dateUtc="2026-10-04T22:13:00Z">
         <w:r>
           <w:rPr>
             <w:rFonts w:asciiTheme="minorHAnsi" w:hAnsiTheme="minorHAnsi"/>
-            <w:rPrChange w:id="5" w:author="Levine, Charles Roger CTR USARMY USMA (USA)" w:date="2026-10-04T18:14:00Z" w16du:dateUtc="2026-10-04T22:14:00Z">
+            <w:color w:val="0432FF"/>
+            <w:rPrChange w:id="7" w:author="Levine, Charles Roger CTR USARMY USMA (USA)" w:date="2026-10-04T19:05:00Z" w16du:dateUtc="2026-10-04T23:05:00Z">
               <w:rPr/>
             </w:rPrChange>
           </w:rPr>
-          <w:t xml:space="preserve">Our model begins with a simple organizational reality: individuals enter with measurable </w:t>
+          <w:t xml:space="preserve">Our model begins with a simple organizational reality: individuals enter with measurable characteristics and prior performance, develop alongside peers in a shared environment, are evaluated over time, and </w:t>
         </w:r>
         <w:r>
           <w:rPr>
             <w:rFonts w:asciiTheme="minorHAnsi" w:hAnsiTheme="minorHAnsi"/>
             <w:color w:val="0432FF"/>
-            <w:rPrChange w:id="6" w:author="Levine, Charles Roger CTR USARMY USMA (USA)" w:date="2026-10-04T18:15:00Z" w16du:dateUtc="2026-10-04T22:15:00Z">
+            <w:rPrChange w:id="8" w:author="Levine, Charles Roger CTR USARMY USMA (USA)" w:date="2026-10-04T18:15:00Z" w16du:dateUtc="2026-10-04T22:15:00Z">
               <w:rPr/>
             </w:rPrChange>
           </w:rPr>
-          <w:t xml:space="preserve">characteristics and prior performance, develop alongside peers in a shared environment, are evaluated over time, and eventually face decisions that distinguish some from others. Those decisions, such as promotion, selection, admission, drafting, tenure, or other scarce opportunities, are observable signals of what the organization defines as success. The central problem of this chapter is to explain how an individual's environment can shape the probability of that later success. Individuals do not develop or compete in isolation. They are assigned to groups that include peers, their performance is evaluated within those environments, and only afterward are some selected for a limited opportunity. These processes are related, but they are not the same process. We therefore represent advancement as three distinct stages: </w:t>
+          <w:t xml:space="preserve">eventually face decisions that distinguish some from others. Those decisions, such as promotion, selection, admission, drafting, tenure, or other scarce opportunities, are observable signals of what the organization defines as success. The central problem of this chapter is to explain how an individual's environment can shape the probability of that later success. Individuals do not develop or compete in isolation. They are assigned to groups that include peers, their performance is evaluated within those environments, and only afterward are some selected for a limited opportunity. These processes are related, but they are not the same process. We therefore represent advancement as three distinct stages: </w:t>
         </w:r>
         <w:r>
           <w:rPr>
             <w:rStyle w:val="Strong"/>
             <w:rFonts w:asciiTheme="minorHAnsi" w:hAnsiTheme="minorHAnsi"/>
             <w:color w:val="0432FF"/>
-            <w:rPrChange w:id="7" w:author="Levine, Charles Roger CTR USARMY USMA (USA)" w:date="2026-10-04T18:15:00Z" w16du:dateUtc="2026-10-04T22:15:00Z">
+            <w:rPrChange w:id="9" w:author="Levine, Charles Roger CTR USARMY USMA (USA)" w:date="2026-10-04T18:15:00Z" w16du:dateUtc="2026-10-04T22:15:00Z">
               <w:rPr>
                 <w:rStyle w:val="Strong"/>
               </w:rPr>
@@ -109,7 +126,7 @@
           <w:rPr>
             <w:rFonts w:asciiTheme="minorHAnsi" w:hAnsiTheme="minorHAnsi"/>
             <w:color w:val="0432FF"/>
-            <w:rPrChange w:id="8" w:author="Levine, Charles Roger CTR USARMY USMA (USA)" w:date="2026-10-04T18:15:00Z" w16du:dateUtc="2026-10-04T22:15:00Z">
+            <w:rPrChange w:id="10" w:author="Levine, Charles Roger CTR USARMY USMA (USA)" w:date="2026-10-04T18:15:00Z" w16du:dateUtc="2026-10-04T22:15:00Z">
               <w:rPr/>
             </w:rPrChange>
           </w:rPr>
@@ -122,15 +139,15 @@
         <w:pStyle w:val="NormalWeb"/>
         <w:ind w:left="864"/>
         <w:rPr>
-          <w:ins w:id="9" w:author="Levine, Charles Roger CTR USARMY USMA (USA)" w:date="2026-10-04T18:13:00Z" w16du:dateUtc="2026-10-04T22:13:00Z"/>
+          <w:ins w:id="11" w:author="Levine, Charles Roger CTR USARMY USMA (USA)" w:date="2026-10-04T18:13:00Z" w16du:dateUtc="2026-10-04T22:13:00Z"/>
           <w:color w:val="0432FF"/>
-          <w:rPrChange w:id="10" w:author="Levine, Charles Roger CTR USARMY USMA (USA)" w:date="2026-10-04T18:15:00Z" w16du:dateUtc="2026-10-04T22:15:00Z">
+          <w:rPrChange w:id="12" w:author="Levine, Charles Roger CTR USARMY USMA (USA)" w:date="2026-10-04T18:15:00Z" w16du:dateUtc="2026-10-04T22:15:00Z">
             <w:rPr>
-              <w:ins w:id="11" w:author="Levine, Charles Roger CTR USARMY USMA (USA)" w:date="2026-10-04T18:13:00Z" w16du:dateUtc="2026-10-04T22:13:00Z"/>
+              <w:ins w:id="13" w:author="Levine, Charles Roger CTR USARMY USMA (USA)" w:date="2026-10-04T18:13:00Z" w16du:dateUtc="2026-10-04T22:13:00Z"/>
             </w:rPr>
           </w:rPrChange>
         </w:rPr>
-        <w:pPrChange w:id="12" w:author="Levine, Charles Roger CTR USARMY USMA (USA)" w:date="2026-10-04T18:14:00Z" w16du:dateUtc="2026-10-04T22:14:00Z">
+        <w:pPrChange w:id="14" w:author="Levine, Charles Roger CTR USARMY USMA (USA)" w:date="2026-10-04T18:14:00Z" w16du:dateUtc="2026-10-04T22:14:00Z">
           <w:pPr>
             <w:pStyle w:val="NormalWeb"/>
             <w:numPr>
@@ -140,12 +157,12 @@
           </w:pPr>
         </w:pPrChange>
       </w:pPr>
-      <w:ins w:id="13" w:author="Levine, Charles Roger CTR USARMY USMA (USA)" w:date="2026-10-04T18:13:00Z" w16du:dateUtc="2026-10-04T22:13:00Z">
+      <w:ins w:id="15" w:author="Levine, Charles Roger CTR USARMY USMA (USA)" w:date="2026-10-04T18:13:00Z" w16du:dateUtc="2026-10-04T22:13:00Z">
         <w:r>
           <w:rPr>
             <w:rFonts w:asciiTheme="minorHAnsi" w:hAnsiTheme="minorHAnsi"/>
             <w:color w:val="0432FF"/>
-            <w:rPrChange w:id="14" w:author="Levine, Charles Roger CTR USARMY USMA (USA)" w:date="2026-10-04T18:15:00Z" w16du:dateUtc="2026-10-04T22:15:00Z">
+            <w:rPrChange w:id="16" w:author="Levine, Charles Roger CTR USARMY USMA (USA)" w:date="2026-10-04T18:15:00Z" w16du:dateUtc="2026-10-04T22:15:00Z">
               <w:rPr/>
             </w:rPrChange>
           </w:rPr>
@@ -154,7 +171,7 @@
         <w:r>
           <w:rPr>
             <w:color w:val="0432FF"/>
-            <w:rPrChange w:id="15" w:author="Levine, Charles Roger CTR USARMY USMA (USA)" w:date="2026-10-04T18:15:00Z" w16du:dateUtc="2026-10-04T22:15:00Z">
+            <w:rPrChange w:id="17" w:author="Levine, Charles Roger CTR USARMY USMA (USA)" w:date="2026-10-04T18:15:00Z" w16du:dateUtc="2026-10-04T22:15:00Z">
               <w:rPr/>
             </w:rPrChange>
           </w:rPr>
@@ -166,17 +183,17 @@
       <w:pPr>
         <w:pStyle w:val="NormalWeb"/>
         <w:rPr>
-          <w:del w:id="16" w:author="Levine, Charles Roger CTR USARMY USMA (USA)" w:date="2026-10-04T18:11:00Z" w16du:dateUtc="2026-10-04T22:11:00Z"/>
+          <w:del w:id="18" w:author="Levine, Charles Roger CTR USARMY USMA (USA)" w:date="2026-10-04T18:11:00Z" w16du:dateUtc="2026-10-04T22:11:00Z"/>
         </w:rPr>
       </w:pPr>
-      <w:del w:id="17" w:author="Levine, Charles Roger CTR USARMY USMA (USA)" w:date="2026-10-04T18:11:00Z" w16du:dateUtc="2026-10-04T22:11:00Z">
+      <w:del w:id="19" w:author="Levine, Charles Roger CTR USARMY USMA (USA)" w:date="2026-10-04T18:11:00Z" w16du:dateUtc="2026-10-04T22:11:00Z">
         <w:r>
           <w:rPr>
             <w:rFonts w:asciiTheme="minorHAnsi" w:eastAsiaTheme="majorEastAsia" w:hAnsiTheme="minorHAnsi" w:cstheme="majorBidi"/>
             <w:b/>
             <w:bCs/>
             <w:color w:val="0432FF"/>
-            <w:rPrChange w:id="18" w:author="Levine, Charles Roger CTR USARMY USMA (USA)" w:date="2026-10-04T18:12:00Z" w16du:dateUtc="2026-10-04T22:12:00Z">
+            <w:rPrChange w:id="20" w:author="Levine, Charles Roger CTR USARMY USMA (USA)" w:date="2026-10-04T18:12:00Z" w16du:dateUtc="2026-10-04T22:12:00Z">
               <w:rPr/>
             </w:rPrChange>
           </w:rPr>
@@ -188,7 +205,7 @@
             <w:b/>
             <w:bCs/>
             <w:color w:val="0432FF"/>
-            <w:rPrChange w:id="19" w:author="Levine, Charles Roger CTR USARMY USMA (USA)" w:date="2026-10-04T18:12:00Z" w16du:dateUtc="2026-10-04T22:12:00Z">
+            <w:rPrChange w:id="21" w:author="Levine, Charles Roger CTR USARMY USMA (USA)" w:date="2026-10-04T18:12:00Z" w16du:dateUtc="2026-10-04T22:12:00Z">
               <w:rPr/>
             </w:rPrChange>
           </w:rPr>
@@ -200,7 +217,7 @@
             <w:b/>
             <w:bCs/>
             <w:color w:val="0432FF"/>
-            <w:rPrChange w:id="20" w:author="Levine, Charles Roger CTR USARMY USMA (USA)" w:date="2026-10-04T18:12:00Z" w16du:dateUtc="2026-10-04T22:12:00Z">
+            <w:rPrChange w:id="22" w:author="Levine, Charles Roger CTR USARMY USMA (USA)" w:date="2026-10-04T18:12:00Z" w16du:dateUtc="2026-10-04T22:12:00Z">
               <w:rPr/>
             </w:rPrChange>
           </w:rPr>
@@ -213,16 +230,16 @@
         <w:pStyle w:val="NormalWeb"/>
         <w:ind w:left="1224"/>
         <w:rPr>
-          <w:del w:id="21" w:author="Levine, Charles Roger CTR USARMY USMA (USA)" w:date="2026-10-04T18:13:00Z" w16du:dateUtc="2026-10-04T22:13:00Z"/>
+          <w:del w:id="23" w:author="Levine, Charles Roger CTR USARMY USMA (USA)" w:date="2026-10-04T18:13:00Z" w16du:dateUtc="2026-10-04T22:13:00Z"/>
         </w:rPr>
-        <w:pPrChange w:id="22" w:author="Levine, Charles Roger CTR USARMY USMA (USA)" w:date="2026-10-04T18:12:00Z" w16du:dateUtc="2026-10-04T22:12:00Z">
+        <w:pPrChange w:id="24" w:author="Levine, Charles Roger CTR USARMY USMA (USA)" w:date="2026-10-04T18:12:00Z" w16du:dateUtc="2026-10-04T22:12:00Z">
           <w:pPr>
             <w:pStyle w:val="Heading1"/>
             <w:ind w:left="792"/>
           </w:pPr>
         </w:pPrChange>
       </w:pPr>
-      <w:del w:id="23" w:author="Levine, Charles Roger CTR USARMY USMA (USA)" w:date="2026-10-04T18:13:00Z" w16du:dateUtc="2026-10-04T22:13:00Z">
+      <w:del w:id="25" w:author="Levine, Charles Roger CTR USARMY USMA (USA)" w:date="2026-10-04T18:13:00Z" w16du:dateUtc="2026-10-04T22:13:00Z">
         <w:r>
           <w:delText>The purpose of the model is not to reproduce every institutional detail of a particular empirical setting. Instead, it provides a minimal framework for asking when group composition changes individual competitive outcomes, which mechanisms are necessary for that effect to emerge, and how the resulting patterns depend on the structure of assignment and selection.</w:delText>
         </w:r>
@@ -235,10 +252,31 @@
           <w:ilvl w:val="2"/>
           <w:numId w:val="12"/>
         </w:numPr>
-      </w:pPr>
-      <w:r>
-        <w:t>Central distinction: being in a strong group and receiving a scarce distinction are different events.</w:t>
-      </w:r>
+        <w:rPr>
+          <w:ins w:id="26" w:author="Levine, Charles Roger CTR USARMY USMA (USA)" w:date="2026-10-04T19:13:00Z" w16du:dateUtc="2026-10-04T23:13:00Z"/>
+          <w:rFonts w:asciiTheme="minorHAnsi" w:hAnsiTheme="minorHAnsi"/>
+          <w:color w:val="0432FF"/>
+        </w:rPr>
+      </w:pPr>
+      <w:ins w:id="27" w:author="Levine, Charles Roger CTR USARMY USMA (USA)" w:date="2026-10-04T19:08:00Z" w16du:dateUtc="2026-10-04T23:08:00Z">
+        <w:r>
+          <w:t>Why strong environments do not always produce greater success. Begin with the empirical intuition that stronger groups often appear advantageous, then introduce the empirical complication that greater peer quality does not always correspond to uniformly greater later success.</w:t>
+        </w:r>
+      </w:ins>
+      <w:ins w:id="28" w:author="Levine, Charles Roger CTR USARMY USMA (USA)" w:date="2026-10-04T19:11:00Z" w16du:dateUtc="2026-10-04T23:11:00Z">
+        <w:r>
+          <w:t xml:space="preserve">  </w:t>
+        </w:r>
+      </w:ins>
+      <w:ins w:id="29" w:author="Levine, Charles Roger CTR USARMY USMA (USA)" w:date="2026-10-04T19:13:00Z" w16du:dateUtc="2026-10-04T23:13:00Z">
+        <w:r>
+          <w:rPr>
+            <w:rFonts w:asciiTheme="minorHAnsi" w:hAnsiTheme="minorHAnsi"/>
+            <w:color w:val="0432FF"/>
+          </w:rPr>
+          <w:t>At first glance, stronger environments appear advantageous. High-performing groups often contain individuals who later achieve desirable outcomes at higher rates, making it natural to associate group quality with individual success. Our empirical results, however, suggest that this relationship is not uniformly positive across all individuals or all parts of the performance distribution. In some settings, the apparent advantage associated with stronger peers weakens among individuals near the upper end of the distribution and, under some conditions, can reverse.</w:t>
+        </w:r>
+      </w:ins>
     </w:p>
     <w:p>
       <w:pPr>
@@ -249,19 +287,11 @@
         </w:numPr>
         <w:ind w:left="1224"/>
         <w:rPr>
-          <w:rFonts w:asciiTheme="minorHAnsi" w:eastAsia="Times New Roman" w:hAnsiTheme="minorHAnsi" w:cs="Times New Roman"/>
+          <w:ins w:id="30" w:author="Levine, Charles Roger CTR USARMY USMA (USA)" w:date="2026-10-04T19:14:00Z" w16du:dateUtc="2026-10-04T23:14:00Z"/>
+          <w:rFonts w:asciiTheme="minorHAnsi" w:hAnsiTheme="minorHAnsi"/>
           <w:color w:val="0432FF"/>
-          <w:szCs w:val="24"/>
         </w:rPr>
       </w:pPr>
-      <w:r>
-        <w:rPr>
-          <w:rFonts w:asciiTheme="minorHAnsi" w:eastAsia="Times New Roman" w:hAnsiTheme="minorHAnsi" w:cs="Times New Roman"/>
-          <w:color w:val="0432FF"/>
-          <w:szCs w:val="24"/>
-        </w:rPr>
-        <w:t>A strong environment and a successful outcome are conceptually distinct. An individual may benefit from being surrounded by high-performing peers through learning, information, norms, resources, or other environmental advantages. At the same time, those same peers may make relative distinction more difficult. The value of the environment therefore cannot be inferred directly from the individual's eventual probability of selection.</w:t>
-      </w:r>
     </w:p>
     <w:p>
       <w:pPr>
@@ -272,11 +302,139 @@
         </w:numPr>
         <w:ind w:left="1224"/>
         <w:rPr>
-          <w:rFonts w:asciiTheme="minorHAnsi" w:eastAsia="Times New Roman" w:hAnsiTheme="minorHAnsi" w:cs="Times New Roman"/>
+          <w:ins w:id="31" w:author="Levine, Charles Roger CTR USARMY USMA (USA)" w:date="2026-10-04T19:14:00Z" w16du:dateUtc="2026-10-04T23:14:00Z"/>
+          <w:rPrChange w:id="32" w:author="Levine, Charles Roger CTR USARMY USMA (USA)" w:date="2026-10-04T19:14:00Z" w16du:dateUtc="2026-10-04T23:14:00Z">
+            <w:rPr>
+              <w:ins w:id="33" w:author="Levine, Charles Roger CTR USARMY USMA (USA)" w:date="2026-10-04T19:14:00Z" w16du:dateUtc="2026-10-04T23:14:00Z"/>
+              <w:rFonts w:asciiTheme="minorHAnsi" w:hAnsiTheme="minorHAnsi"/>
+              <w:color w:val="0432FF"/>
+            </w:rPr>
+          </w:rPrChange>
+        </w:rPr>
+        <w:pPrChange w:id="34" w:author="Levine, Charles Roger CTR USARMY USMA (USA)" w:date="2026-10-04T19:14:00Z" w16du:dateUtc="2026-10-04T23:14:00Z">
+          <w:pPr>
+            <w:pStyle w:val="ListBullet"/>
+            <w:numPr>
+              <w:ilvl w:val="2"/>
+              <w:numId w:val="12"/>
+            </w:numPr>
+            <w:tabs>
+              <w:tab w:val="clear" w:pos="360"/>
+            </w:tabs>
+            <w:ind w:left="1224" w:hanging="504"/>
+          </w:pPr>
+        </w:pPrChange>
+      </w:pPr>
+      <w:ins w:id="35" w:author="Levine, Charles Roger CTR USARMY USMA (USA)" w:date="2026-10-04T19:13:00Z" w16du:dateUtc="2026-10-04T23:13:00Z">
+        <w:r>
+          <w:rPr>
+            <w:rFonts w:asciiTheme="minorHAnsi" w:hAnsiTheme="minorHAnsi"/>
+            <w:color w:val="0432FF"/>
+          </w:rPr>
+          <w:t>This pattern presents the motivating puzzle for the model. If stronger groups generally provide access to better peers, information, norms, resources, or developmental opportunities, why should the relationship between peer quality and later success ever weaken? Answering that question requires us to separate the value of the environment from the process through which later outcomes are awarded.</w:t>
+        </w:r>
+      </w:ins>
+    </w:p>
+    <w:p>
+      <w:pPr>
+        <w:pStyle w:val="ListBullet"/>
+        <w:numPr>
+          <w:ilvl w:val="2"/>
+          <w:numId w:val="12"/>
+        </w:numPr>
+        <w:rPr>
+          <w:ins w:id="36" w:author="Levine, Charles Roger CTR USARMY USMA (USA)" w:date="2026-10-04T19:15:00Z" w16du:dateUtc="2026-10-04T23:15:00Z"/>
+          <w:rFonts w:asciiTheme="minorHAnsi" w:hAnsiTheme="minorHAnsi"/>
           <w:color w:val="0432FF"/>
-          <w:szCs w:val="24"/>
+          <w:rPrChange w:id="37" w:author="Levine, Charles Roger CTR USARMY USMA (USA)" w:date="2026-10-04T19:15:00Z" w16du:dateUtc="2026-10-04T23:15:00Z">
+            <w:rPr>
+              <w:ins w:id="38" w:author="Levine, Charles Roger CTR USARMY USMA (USA)" w:date="2026-10-04T19:15:00Z" w16du:dateUtc="2026-10-04T23:15:00Z"/>
+            </w:rPr>
+          </w:rPrChange>
         </w:rPr>
       </w:pPr>
+      <w:ins w:id="39" w:author="Levine, Charles Roger CTR USARMY USMA (USA)" w:date="2026-10-04T19:08:00Z" w16du:dateUtc="2026-10-04T23:08:00Z">
+        <w:r>
+          <w:t>Separating environmental effects from later selection. Explain why the quality of an individual's environment and the process through which that individual is later evaluated or selected must be modeled separately.</w:t>
+        </w:r>
+      </w:ins>
+      <w:ins w:id="40" w:author="Levine, Charles Roger CTR USARMY USMA (USA)" w:date="2026-10-04T19:12:00Z" w16du:dateUtc="2026-10-04T23:12:00Z">
+        <w:r>
+          <w:t xml:space="preserve"> </w:t>
+        </w:r>
+      </w:ins>
+      <w:ins w:id="41" w:author="Levine, Charles Roger CTR USARMY USMA (USA)" w:date="2026-10-04T19:15:00Z" w16du:dateUtc="2026-10-04T23:15:00Z">
+        <w:r>
+          <w:rPr>
+            <w:rFonts w:asciiTheme="minorHAnsi" w:hAnsiTheme="minorHAnsi"/>
+            <w:color w:val="0432FF"/>
+            <w:rPrChange w:id="42" w:author="Levine, Charles Roger CTR USARMY USMA (USA)" w:date="2026-10-04T19:15:00Z" w16du:dateUtc="2026-10-04T23:15:00Z">
+              <w:rPr/>
+            </w:rPrChange>
+          </w:rPr>
+          <w:t xml:space="preserve">The quality of an individual's environment and the probability of later selection describe different parts of the organizational process. A strong environment may improve learning, development, information, visibility, or performance. The same environment may also </w:t>
+        </w:r>
+      </w:ins>
+      <w:ins w:id="43" w:author="Levine, Charles Roger CTR USARMY USMA (USA)" w:date="2026-10-04T19:44:00Z" w16du:dateUtc="2026-10-04T23:44:00Z">
+        <w:r>
+          <w:rPr>
+            <w:rFonts w:asciiTheme="minorHAnsi" w:hAnsiTheme="minorHAnsi"/>
+            <w:color w:val="0432FF"/>
+          </w:rPr>
+          <w:t xml:space="preserve">introduce competitive challenges that </w:t>
+        </w:r>
+      </w:ins>
+      <w:ins w:id="44" w:author="Levine, Charles Roger CTR USARMY USMA (USA)" w:date="2026-10-04T19:45:00Z" w16du:dateUtc="2026-10-04T23:45:00Z">
+        <w:r>
+          <w:rPr>
+            <w:rFonts w:asciiTheme="minorHAnsi" w:hAnsiTheme="minorHAnsi"/>
+            <w:color w:val="0432FF"/>
+          </w:rPr>
+          <w:t>ascribe</w:t>
+        </w:r>
+      </w:ins>
+      <w:ins w:id="45" w:author="Levine, Charles Roger CTR USARMY USMA (USA)" w:date="2026-10-04T19:15:00Z" w16du:dateUtc="2026-10-04T23:15:00Z">
+        <w:r>
+          <w:rPr>
+            <w:rFonts w:asciiTheme="minorHAnsi" w:hAnsiTheme="minorHAnsi"/>
+            <w:color w:val="0432FF"/>
+            <w:rPrChange w:id="46" w:author="Levine, Charles Roger CTR USARMY USMA (USA)" w:date="2026-10-04T19:15:00Z" w16du:dateUtc="2026-10-04T23:15:00Z">
+              <w:rPr/>
+            </w:rPrChange>
+          </w:rPr>
+          <w:t xml:space="preserve"> relative standing or </w:t>
+        </w:r>
+      </w:ins>
+      <w:ins w:id="47" w:author="Levine, Charles Roger CTR USARMY USMA (USA)" w:date="2026-10-04T19:44:00Z" w16du:dateUtc="2026-10-04T23:44:00Z">
+        <w:r>
+          <w:rPr>
+            <w:rFonts w:asciiTheme="minorHAnsi" w:hAnsiTheme="minorHAnsi"/>
+            <w:color w:val="0432FF"/>
+          </w:rPr>
+          <w:t xml:space="preserve">create </w:t>
+        </w:r>
+      </w:ins>
+      <w:ins w:id="48" w:author="Levine, Charles Roger CTR USARMY USMA (USA)" w:date="2026-10-04T19:45:00Z" w16du:dateUtc="2026-10-04T23:45:00Z">
+        <w:r>
+          <w:rPr>
+            <w:rFonts w:asciiTheme="minorHAnsi" w:hAnsiTheme="minorHAnsi"/>
+            <w:color w:val="0432FF"/>
+          </w:rPr>
+          <w:t>difficulty</w:t>
+        </w:r>
+      </w:ins>
+      <w:ins w:id="49" w:author="Levine, Charles Roger CTR USARMY USMA (USA)" w:date="2026-10-04T19:15:00Z" w16du:dateUtc="2026-10-04T23:15:00Z">
+        <w:r>
+          <w:rPr>
+            <w:rFonts w:asciiTheme="minorHAnsi" w:hAnsiTheme="minorHAnsi"/>
+            <w:color w:val="0432FF"/>
+            <w:rPrChange w:id="50" w:author="Levine, Charles Roger CTR USARMY USMA (USA)" w:date="2026-10-04T19:15:00Z" w16du:dateUtc="2026-10-04T23:15:00Z">
+              <w:rPr/>
+            </w:rPrChange>
+          </w:rPr>
+          <w:t xml:space="preserve"> distinguishing oneself from nearby competitors. These effects occur before the organization converts individual performance into a later outcome.</w:t>
+        </w:r>
+      </w:ins>
     </w:p>
     <w:p>
       <w:pPr>
@@ -287,55 +445,16 @@
         </w:numPr>
         <w:ind w:left="1224"/>
         <w:rPr>
-          <w:rFonts w:asciiTheme="minorHAnsi" w:eastAsia="Times New Roman" w:hAnsiTheme="minorHAnsi" w:cs="Times New Roman"/>
+          <w:ins w:id="51" w:author="Levine, Charles Roger CTR USARMY USMA (USA)" w:date="2026-10-04T19:15:00Z" w16du:dateUtc="2026-10-04T23:15:00Z"/>
+          <w:rFonts w:asciiTheme="minorHAnsi" w:hAnsiTheme="minorHAnsi"/>
           <w:color w:val="0432FF"/>
-          <w:szCs w:val="24"/>
+          <w:rPrChange w:id="52" w:author="Levine, Charles Roger CTR USARMY USMA (USA)" w:date="2026-10-04T19:15:00Z" w16du:dateUtc="2026-10-04T23:15:00Z">
+            <w:rPr>
+              <w:ins w:id="53" w:author="Levine, Charles Roger CTR USARMY USMA (USA)" w:date="2026-10-04T19:15:00Z" w16du:dateUtc="2026-10-04T23:15:00Z"/>
+            </w:rPr>
+          </w:rPrChange>
         </w:rPr>
       </w:pPr>
-      <w:r>
-        <w:rPr>
-          <w:rFonts w:asciiTheme="minorHAnsi" w:eastAsia="Times New Roman" w:hAnsiTheme="minorHAnsi" w:cs="Times New Roman"/>
-          <w:color w:val="0432FF"/>
-          <w:szCs w:val="24"/>
-        </w:rPr>
-        <w:t xml:space="preserve">We represent this distinction by separating the </w:t>
-      </w:r>
-      <w:r>
-        <w:rPr>
-          <w:rFonts w:asciiTheme="minorHAnsi" w:eastAsia="Times New Roman" w:hAnsiTheme="minorHAnsi" w:cs="Times New Roman"/>
-          <w:b/>
-          <w:bCs/>
-          <w:color w:val="0432FF"/>
-          <w:szCs w:val="24"/>
-        </w:rPr>
-        <w:t>net effect of the environment</w:t>
-      </w:r>
-      <w:r>
-        <w:rPr>
-          <w:rFonts w:asciiTheme="minorHAnsi" w:eastAsia="Times New Roman" w:hAnsiTheme="minorHAnsi" w:cs="Times New Roman"/>
-          <w:color w:val="0432FF"/>
-          <w:szCs w:val="24"/>
-        </w:rPr>
-        <w:t xml:space="preserve"> from the </w:t>
-      </w:r>
-      <w:r>
-        <w:rPr>
-          <w:rFonts w:asciiTheme="minorHAnsi" w:eastAsia="Times New Roman" w:hAnsiTheme="minorHAnsi" w:cs="Times New Roman"/>
-          <w:b/>
-          <w:bCs/>
-          <w:color w:val="0432FF"/>
-          <w:szCs w:val="24"/>
-        </w:rPr>
-        <w:t>selection process that follows it</w:t>
-      </w:r>
-      <w:r>
-        <w:rPr>
-          <w:rFonts w:asciiTheme="minorHAnsi" w:eastAsia="Times New Roman" w:hAnsiTheme="minorHAnsi" w:cs="Times New Roman"/>
-          <w:color w:val="0432FF"/>
-          <w:szCs w:val="24"/>
-        </w:rPr>
-        <w:t>. Conceptually, the environment may provide benefits while also imposing drawbacks, so that its net contribution can be written schematically as</w:t>
-      </w:r>
     </w:p>
     <w:p>
       <w:pPr>
@@ -346,23 +465,112 @@
         </w:numPr>
         <w:ind w:left="1224"/>
         <w:rPr>
-          <w:rFonts w:asciiTheme="minorHAnsi" w:eastAsia="Times New Roman" w:hAnsiTheme="minorHAnsi" w:cs="Times New Roman"/>
+          <w:ins w:id="54" w:author="Levine, Charles Roger CTR USARMY USMA (USA)" w:date="2026-10-04T19:08:00Z" w16du:dateUtc="2026-10-04T23:08:00Z"/>
+          <w:rFonts w:asciiTheme="minorHAnsi" w:hAnsiTheme="minorHAnsi"/>
           <w:color w:val="0432FF"/>
-          <w:szCs w:val="24"/>
+          <w:rPrChange w:id="55" w:author="Levine, Charles Roger CTR USARMY USMA (USA)" w:date="2026-10-04T19:15:00Z" w16du:dateUtc="2026-10-04T23:15:00Z">
+            <w:rPr>
+              <w:ins w:id="56" w:author="Levine, Charles Roger CTR USARMY USMA (USA)" w:date="2026-10-04T19:08:00Z" w16du:dateUtc="2026-10-04T23:08:00Z"/>
+            </w:rPr>
+          </w:rPrChange>
         </w:rPr>
-      </w:pPr>
-      <m:oMathPara>
-        <m:oMath>
-          <m:r>
+        <w:pPrChange w:id="57" w:author="Levine, Charles Roger CTR USARMY USMA (USA)" w:date="2026-10-04T19:15:00Z" w16du:dateUtc="2026-10-04T23:15:00Z">
+          <w:pPr>
+            <w:pStyle w:val="ListBullet"/>
+            <w:numPr>
+              <w:ilvl w:val="2"/>
+              <w:numId w:val="12"/>
+            </w:numPr>
+            <w:tabs>
+              <w:tab w:val="clear" w:pos="360"/>
+            </w:tabs>
+            <w:ind w:left="1224" w:hanging="504"/>
+          </w:pPr>
+        </w:pPrChange>
+      </w:pPr>
+      <w:ins w:id="58" w:author="Levine, Charles Roger CTR USARMY USMA (USA)" w:date="2026-10-04T19:15:00Z" w16du:dateUtc="2026-10-04T23:15:00Z">
+        <w:r>
+          <w:rPr>
+            <w:rFonts w:asciiTheme="minorHAnsi" w:hAnsiTheme="minorHAnsi"/>
+            <w:color w:val="0432FF"/>
+            <w:rPrChange w:id="59" w:author="Levine, Charles Roger CTR USARMY USMA (USA)" w:date="2026-10-04T19:15:00Z" w16du:dateUtc="2026-10-04T23:15:00Z">
+              <w:rPr/>
+            </w:rPrChange>
+          </w:rPr>
+          <w:t xml:space="preserve">Selection therefore cannot be treated as a direct measure of environmental value. An individual may benefit from a strong environment without ultimately being selected, while </w:t>
+        </w:r>
+        <w:r>
+          <w:rPr>
+            <w:rFonts w:asciiTheme="minorHAnsi" w:hAnsiTheme="minorHAnsi"/>
+            <w:color w:val="0432FF"/>
+            <w:rPrChange w:id="60" w:author="Levine, Charles Roger CTR USARMY USMA (USA)" w:date="2026-10-04T19:15:00Z" w16du:dateUtc="2026-10-04T23:15:00Z">
+              <w:rPr/>
+            </w:rPrChange>
+          </w:rPr>
+          <w:lastRenderedPageBreak/>
+          <w:t>another may receive a favorable outcome for reasons that depend on the rules governing evaluation and selection rather than on environmental benefits alone. The model separates these processes so that the effects associated with the peer environment are not automatically conflated with the institutional process that produces success.</w:t>
+        </w:r>
+      </w:ins>
+    </w:p>
+    <w:p>
+      <w:pPr>
+        <w:pStyle w:val="ListBullet"/>
+        <w:numPr>
+          <w:ilvl w:val="2"/>
+          <w:numId w:val="12"/>
+        </w:numPr>
+        <w:rPr>
+          <w:ins w:id="61" w:author="Levine, Charles Roger CTR USARMY USMA (USA)" w:date="2026-10-04T19:16:00Z" w16du:dateUtc="2026-10-04T23:16:00Z"/>
+          <w:rFonts w:asciiTheme="minorHAnsi" w:hAnsiTheme="minorHAnsi"/>
+          <w:color w:val="0432FF"/>
+          <w:rPrChange w:id="62" w:author="Levine, Charles Roger CTR USARMY USMA (USA)" w:date="2026-10-04T19:16:00Z" w16du:dateUtc="2026-10-04T23:16:00Z">
             <w:rPr>
-              <w:rFonts w:ascii="Cambria Math" w:eastAsia="Times New Roman" w:hAnsi="Cambria Math" w:cs="Times New Roman"/>
-              <w:color w:val="0432FF"/>
-              <w:szCs w:val="24"/>
+              <w:ins w:id="63" w:author="Levine, Charles Roger CTR USARMY USMA (USA)" w:date="2026-10-04T19:16:00Z" w16du:dateUtc="2026-10-04T23:16:00Z"/>
             </w:rPr>
-            <m:t>L=B-D,</m:t>
-          </m:r>
-        </m:oMath>
-      </m:oMathPara>
+          </w:rPrChange>
+        </w:rPr>
+      </w:pPr>
+      <w:ins w:id="64" w:author="Levine, Charles Roger CTR USARMY USMA (USA)" w:date="2026-10-04T19:08:00Z" w16du:dateUtc="2026-10-04T23:08:00Z">
+        <w:r>
+          <w:t>A simple organizational example. Walk the reader through an individual entering with measurable characteristics and prior performance, developing alongside peers, being evaluated over time, and eventually facing a later selection decision.</w:t>
+        </w:r>
+      </w:ins>
+      <w:ins w:id="65" w:author="Levine, Charles Roger CTR USARMY USMA (USA)" w:date="2026-10-04T19:16:00Z" w16du:dateUtc="2026-10-04T23:16:00Z">
+        <w:r>
+          <w:t xml:space="preserve"> </w:t>
+        </w:r>
+        <w:r>
+          <w:rPr>
+            <w:rFonts w:asciiTheme="minorHAnsi" w:hAnsiTheme="minorHAnsi"/>
+            <w:color w:val="0432FF"/>
+            <w:rPrChange w:id="66" w:author="Levine, Charles Roger CTR USARMY USMA (USA)" w:date="2026-10-04T19:16:00Z" w16du:dateUtc="2026-10-04T23:16:00Z">
+              <w:rPr/>
+            </w:rPrChange>
+          </w:rPr>
+          <w:t xml:space="preserve">Consider two individuals who enter an organization with similar </w:t>
+        </w:r>
+      </w:ins>
+      <w:ins w:id="67" w:author="Levine, Charles Roger CTR USARMY USMA (USA)" w:date="2026-10-04T19:20:00Z" w16du:dateUtc="2026-10-04T23:20:00Z">
+        <w:r>
+          <w:rPr>
+            <w:rFonts w:asciiTheme="minorHAnsi" w:hAnsiTheme="minorHAnsi"/>
+            <w:color w:val="0432FF"/>
+          </w:rPr>
+          <w:t xml:space="preserve">previously </w:t>
+        </w:r>
+      </w:ins>
+      <w:ins w:id="68" w:author="Levine, Charles Roger CTR USARMY USMA (USA)" w:date="2026-10-04T19:16:00Z" w16du:dateUtc="2026-10-04T23:16:00Z">
+        <w:r>
+          <w:rPr>
+            <w:rFonts w:asciiTheme="minorHAnsi" w:hAnsiTheme="minorHAnsi"/>
+            <w:color w:val="0432FF"/>
+            <w:rPrChange w:id="69" w:author="Levine, Charles Roger CTR USARMY USMA (USA)" w:date="2026-10-04T19:16:00Z" w16du:dateUtc="2026-10-04T23:16:00Z">
+              <w:rPr/>
+            </w:rPrChange>
+          </w:rPr>
+          <w:t>measured performance but are assigned to different groups. One develops in a group whose members are mostly moderate performers. The other develops among substantially stronger peers. The second individual may benefit from the knowledge, expectations, information, or other advantages associated with the stronger environment. At the same time, that individual may occupy a weaker relative position within the group or face greater difficulty distinguishing himself or herself from nearby competitors.</w:t>
+        </w:r>
+      </w:ins>
     </w:p>
     <w:p>
       <w:pPr>
@@ -373,76 +581,11 @@
         </w:numPr>
         <w:ind w:left="1224"/>
         <w:rPr>
+          <w:ins w:id="70" w:author="Levine, Charles Roger CTR USARMY USMA (USA)" w:date="2026-10-04T19:16:00Z" w16du:dateUtc="2026-10-04T23:16:00Z"/>
           <w:rFonts w:asciiTheme="minorHAnsi" w:hAnsiTheme="minorHAnsi"/>
           <w:color w:val="0432FF"/>
         </w:rPr>
       </w:pPr>
-      <w:r>
-        <w:rPr>
-          <w:rFonts w:asciiTheme="minorHAnsi" w:eastAsia="Times New Roman" w:hAnsiTheme="minorHAnsi" w:cs="Times New Roman"/>
-          <w:color w:val="0432FF"/>
-          <w:szCs w:val="24"/>
-        </w:rPr>
-        <w:t xml:space="preserve">where </w:t>
-      </w:r>
-      <m:oMath>
-        <m:r>
-          <w:rPr>
-            <w:rFonts w:ascii="Cambria Math" w:eastAsia="Times New Roman" w:hAnsi="Cambria Math" w:cs="Times New Roman"/>
-            <w:color w:val="0432FF"/>
-            <w:szCs w:val="24"/>
-          </w:rPr>
-          <m:t>B</m:t>
-        </m:r>
-      </m:oMath>
-      <w:r>
-        <w:rPr>
-          <w:rFonts w:asciiTheme="minorHAnsi" w:eastAsia="Times New Roman" w:hAnsiTheme="minorHAnsi" w:cs="Times New Roman"/>
-          <w:color w:val="0432FF"/>
-          <w:szCs w:val="24"/>
-        </w:rPr>
-        <w:t xml:space="preserve"> denotes environmental benefits and </w:t>
-      </w:r>
-      <m:oMath>
-        <m:r>
-          <w:rPr>
-            <w:rFonts w:ascii="Cambria Math" w:eastAsia="Times New Roman" w:hAnsi="Cambria Math" w:cs="Times New Roman"/>
-            <w:color w:val="0432FF"/>
-            <w:szCs w:val="24"/>
-          </w:rPr>
-          <m:t>D</m:t>
-        </m:r>
-      </m:oMath>
-      <w:r>
-        <w:rPr>
-          <w:rFonts w:asciiTheme="minorHAnsi" w:eastAsia="Times New Roman" w:hAnsiTheme="minorHAnsi" w:cs="Times New Roman"/>
-          <w:color w:val="0432FF"/>
-          <w:szCs w:val="24"/>
-        </w:rPr>
-        <w:t xml:space="preserve"> denotes drawbacks associated with the same peer environment. Whether this net effect ultimately changes advancement also depends on how individuals are scored and how scarce opportunities are allocated. Thus, even a favorable environment need not produce a higher selection probability, and an observed selection pattern need not identify the environmental mechanism that produced it.</w:t>
-      </w:r>
-    </w:p>
-    <w:p>
-      <w:pPr>
-        <w:pStyle w:val="ListBullet"/>
-        <w:numPr>
-          <w:ilvl w:val="0"/>
-          <w:numId w:val="0"/>
-        </w:numPr>
-        <w:ind w:left="1224"/>
-      </w:pPr>
-    </w:p>
-    <w:p>
-      <w:pPr>
-        <w:pStyle w:val="ListBullet"/>
-        <w:numPr>
-          <w:ilvl w:val="2"/>
-          <w:numId w:val="12"/>
-        </w:numPr>
-      </w:pPr>
-      <w:r>
-        <w:t>ASSIGN: explain who ends up with whom and how assignment creates peer environments.</w:t>
-      </w:r>
     </w:p>
     <w:p>
       <w:pPr>
@@ -453,37 +596,116 @@
         </w:numPr>
         <w:ind w:left="1224"/>
         <w:rPr>
-          <w:rFonts w:asciiTheme="minorHAnsi" w:eastAsia="Times New Roman" w:hAnsiTheme="minorHAnsi" w:cs="Times New Roman"/>
+          <w:ins w:id="71" w:author="Levine, Charles Roger CTR USARMY USMA (USA)" w:date="2026-10-04T19:57:00Z" w16du:dateUtc="2026-10-04T23:57:00Z"/>
+          <w:rFonts w:asciiTheme="minorHAnsi" w:hAnsiTheme="minorHAnsi"/>
           <w:color w:val="0432FF"/>
-          <w:szCs w:val="24"/>
         </w:rPr>
-      </w:pPr>
-      <w:r>
+        <w:pPrChange w:id="72" w:author="Levine, Charles Roger CTR USARMY USMA (USA)" w:date="2026-10-04T19:58:00Z" w16du:dateUtc="2026-10-04T23:58:00Z">
+          <w:pPr>
+            <w:pStyle w:val="ListBullet"/>
+            <w:numPr>
+              <w:ilvl w:val="2"/>
+              <w:numId w:val="12"/>
+            </w:numPr>
+            <w:tabs>
+              <w:tab w:val="clear" w:pos="360"/>
+            </w:tabs>
+            <w:ind w:left="1224" w:hanging="504"/>
+          </w:pPr>
+        </w:pPrChange>
+      </w:pPr>
+      <w:ins w:id="73" w:author="Levine, Charles Roger CTR USARMY USMA (USA)" w:date="2026-10-04T19:57:00Z" w16du:dateUtc="2026-10-04T23:57:00Z">
+        <w:r>
+          <w:rPr>
+            <w:rFonts w:asciiTheme="minorHAnsi" w:hAnsiTheme="minorHAnsi"/>
+            <w:color w:val="0432FF"/>
+          </w:rPr>
+          <w:t xml:space="preserve">Suppose both individuals are later considered for the same type of organizational opportunity. Their initial characteristics may be similar, but the environments in which they developed, the way their performance is evaluated, and the rule used to allocate the opportunity may differ. The peer environment is often local, while selection may occur locally or across a broader </w:t>
+        </w:r>
+      </w:ins>
+      <w:ins w:id="74" w:author="Levine, Charles Roger CTR USARMY USMA (USA)" w:date="2026-10-04T19:58:00Z" w16du:dateUtc="2026-10-04T23:58:00Z">
+        <w:r>
+          <w:rPr>
+            <w:rFonts w:asciiTheme="minorHAnsi" w:hAnsiTheme="minorHAnsi"/>
+            <w:color w:val="0432FF"/>
+          </w:rPr>
+          <w:t xml:space="preserve">global </w:t>
+        </w:r>
+      </w:ins>
+      <w:ins w:id="75" w:author="Levine, Charles Roger CTR USARMY USMA (USA)" w:date="2026-10-04T19:57:00Z" w16du:dateUtc="2026-10-04T23:57:00Z">
+        <w:r>
+          <w:rPr>
+            <w:rFonts w:asciiTheme="minorHAnsi" w:hAnsiTheme="minorHAnsi"/>
+            <w:color w:val="0432FF"/>
+          </w:rPr>
+          <w:t>organizational population. In some settings the same group substantially defines both processes; in others, individuals who developed in many different groups later compete against one another. Understanding the final outcome therefore requires more than knowing whether one individual belonged to a stronger group.</w:t>
+        </w:r>
+      </w:ins>
+    </w:p>
+    <w:p>
+      <w:pPr>
+        <w:pStyle w:val="ListParagraph"/>
         <w:rPr>
-          <w:rFonts w:asciiTheme="minorHAnsi" w:eastAsia="Times New Roman" w:hAnsiTheme="minorHAnsi" w:cs="Times New Roman"/>
+          <w:ins w:id="76" w:author="Levine, Charles Roger CTR USARMY USMA (USA)" w:date="2026-10-04T19:57:00Z" w16du:dateUtc="2026-10-04T23:57:00Z"/>
+        </w:rPr>
+        <w:pPrChange w:id="77" w:author="Levine, Charles Roger CTR USARMY USMA (USA)" w:date="2026-10-04T19:57:00Z" w16du:dateUtc="2026-10-04T23:57:00Z">
+          <w:pPr>
+            <w:pStyle w:val="ListBullet"/>
+            <w:numPr>
+              <w:ilvl w:val="2"/>
+              <w:numId w:val="12"/>
+            </w:numPr>
+            <w:tabs>
+              <w:tab w:val="clear" w:pos="360"/>
+            </w:tabs>
+            <w:ind w:left="1224" w:hanging="504"/>
+          </w:pPr>
+        </w:pPrChange>
+      </w:pPr>
+    </w:p>
+    <w:p>
+      <w:pPr>
+        <w:pStyle w:val="ListBullet"/>
+        <w:numPr>
+          <w:ilvl w:val="2"/>
+          <w:numId w:val="12"/>
+        </w:numPr>
+        <w:rPr>
+          <w:ins w:id="78" w:author="Levine, Charles Roger CTR USARMY USMA (USA)" w:date="2026-10-04T19:17:00Z" w16du:dateUtc="2026-10-04T23:17:00Z"/>
+          <w:rFonts w:asciiTheme="minorHAnsi" w:hAnsiTheme="minorHAnsi"/>
           <w:color w:val="0432FF"/>
-          <w:szCs w:val="24"/>
+          <w:rPrChange w:id="79" w:author="Levine, Charles Roger CTR USARMY USMA (USA)" w:date="2026-10-04T19:17:00Z" w16du:dateUtc="2026-10-04T23:17:00Z">
+            <w:rPr>
+              <w:ins w:id="80" w:author="Levine, Charles Roger CTR USARMY USMA (USA)" w:date="2026-10-04T19:17:00Z" w16du:dateUtc="2026-10-04T23:17:00Z"/>
+            </w:rPr>
+          </w:rPrChange>
         </w:rPr>
-        <w:t xml:space="preserve">The first stage of the model determines </w:t>
-      </w:r>
-      <w:r>
-        <w:rPr>
-          <w:rFonts w:asciiTheme="minorHAnsi" w:eastAsia="Times New Roman" w:hAnsiTheme="minorHAnsi" w:cs="Times New Roman"/>
-          <w:b/>
-          <w:bCs/>
-          <w:color w:val="0432FF"/>
-          <w:szCs w:val="24"/>
-        </w:rPr>
-        <w:t>who is grouped with whom</w:t>
-      </w:r>
-      <w:r>
-        <w:rPr>
-          <w:rFonts w:asciiTheme="minorHAnsi" w:eastAsia="Times New Roman" w:hAnsiTheme="minorHAnsi" w:cs="Times New Roman"/>
-          <w:color w:val="0432FF"/>
-          <w:szCs w:val="24"/>
-        </w:rPr>
-        <w:t>. This matters because peer environments are not generally random. Individuals with similar performance, preparation, reputation, or other characteristics may be disproportionately assigned to the same teams, units, schools, or departments. Assignment therefore determines both the composition of the groups and the range of environments that individuals experience.</w:t>
-      </w:r>
+      </w:pPr>
+      <w:proofErr w:type="spellStart"/>
+      <w:ins w:id="81" w:author="Levine, Charles Roger CTR USARMY USMA (USA)" w:date="2026-10-04T19:08:00Z" w16du:dateUtc="2026-10-04T23:08:00Z">
+        <w:r>
+          <w:t>The</w:t>
+        </w:r>
+        <w:proofErr w:type="spellEnd"/>
+        <w:r>
+          <w:t xml:space="preserve"> three-stage architecture: ASSIGN, SCORE, and SELECT. Preview how assignment creates the peer environment, scoring represents how that environment enters competitive standing, and selection converts scores into outcomes.</w:t>
+        </w:r>
+      </w:ins>
+      <w:ins w:id="82" w:author="Levine, Charles Roger CTR USARMY USMA (USA)" w:date="2026-10-04T19:17:00Z" w16du:dateUtc="2026-10-04T23:17:00Z">
+        <w:r>
+          <w:t xml:space="preserve"> </w:t>
+        </w:r>
+        <w:r>
+          <w:rPr>
+            <w:rFonts w:asciiTheme="minorHAnsi" w:hAnsiTheme="minorHAnsi"/>
+            <w:color w:val="0432FF"/>
+            <w:rPrChange w:id="83" w:author="Levine, Charles Roger CTR USARMY USMA (USA)" w:date="2026-10-04T19:17:00Z" w16du:dateUtc="2026-10-04T23:17:00Z">
+              <w:rPr/>
+            </w:rPrChange>
+          </w:rPr>
+          <w:t>We represent this process using three stages: ASSIGN, SCORE, and SELECT. ASSIGN determines how individuals are placed into groups and therefore which peer environments they experience. SCORE describes how individual performance and characteristics of the surrounding environment combine to determine competitive standing. SELECT specifies how those scores are converted into observable outcomes.</w:t>
+        </w:r>
+      </w:ins>
     </w:p>
     <w:p>
       <w:pPr>
@@ -494,9 +716,9 @@
         </w:numPr>
         <w:ind w:left="1224"/>
         <w:rPr>
-          <w:rFonts w:asciiTheme="minorHAnsi" w:eastAsia="Times New Roman" w:hAnsiTheme="minorHAnsi" w:cs="Times New Roman"/>
+          <w:ins w:id="84" w:author="Levine, Charles Roger CTR USARMY USMA (USA)" w:date="2026-10-04T19:17:00Z" w16du:dateUtc="2026-10-04T23:17:00Z"/>
+          <w:rFonts w:asciiTheme="minorHAnsi" w:hAnsiTheme="minorHAnsi"/>
           <w:color w:val="0432FF"/>
-          <w:szCs w:val="24"/>
         </w:rPr>
       </w:pPr>
     </w:p>
@@ -509,55 +731,41 @@
         </w:numPr>
         <w:ind w:left="1224"/>
         <w:rPr>
+          <w:ins w:id="85" w:author="Levine, Charles Roger CTR USARMY USMA (USA)" w:date="2026-10-04T19:08:00Z" w16du:dateUtc="2026-10-04T23:08:00Z"/>
           <w:rFonts w:asciiTheme="minorHAnsi" w:hAnsiTheme="minorHAnsi"/>
           <w:color w:val="0432FF"/>
+          <w:rPrChange w:id="86" w:author="Levine, Charles Roger CTR USARMY USMA (USA)" w:date="2026-10-04T19:17:00Z" w16du:dateUtc="2026-10-04T23:17:00Z">
+            <w:rPr>
+              <w:ins w:id="87" w:author="Levine, Charles Roger CTR USARMY USMA (USA)" w:date="2026-10-04T19:08:00Z" w16du:dateUtc="2026-10-04T23:08:00Z"/>
+            </w:rPr>
+          </w:rPrChange>
         </w:rPr>
-      </w:pPr>
-      <w:r>
-        <w:rPr>
-          <w:rFonts w:asciiTheme="minorHAnsi" w:eastAsia="Times New Roman" w:hAnsiTheme="minorHAnsi" w:cs="Times New Roman"/>
-          <w:color w:val="0432FF"/>
-          <w:szCs w:val="24"/>
-        </w:rPr>
-        <w:t xml:space="preserve">We denote this stage </w:t>
-      </w:r>
-      <w:r>
-        <w:rPr>
-          <w:rFonts w:asciiTheme="minorHAnsi" w:eastAsia="Times New Roman" w:hAnsiTheme="minorHAnsi" w:cs="Times New Roman"/>
-          <w:b/>
-          <w:bCs/>
-          <w:color w:val="0432FF"/>
-          <w:szCs w:val="24"/>
-        </w:rPr>
-        <w:t>ASSIGN</w:t>
-      </w:r>
-      <w:r>
-        <w:rPr>
-          <w:rFonts w:asciiTheme="minorHAnsi" w:eastAsia="Times New Roman" w:hAnsiTheme="minorHAnsi" w:cs="Times New Roman"/>
-          <w:color w:val="0432FF"/>
-          <w:szCs w:val="24"/>
-        </w:rPr>
-        <w:t xml:space="preserve">. Its purpose is to generate groups subject to capacity constraints while allowing the strength of similarity-based sorting to vary. The assignment </w:t>
-      </w:r>
-      <w:r>
-        <w:rPr>
-          <w:rFonts w:asciiTheme="minorHAnsi" w:eastAsia="Times New Roman" w:hAnsiTheme="minorHAnsi" w:cs="Times New Roman"/>
-          <w:color w:val="0432FF"/>
-          <w:szCs w:val="24"/>
-        </w:rPr>
-        <w:lastRenderedPageBreak/>
-        <w:t>mechanism therefore controls the relationship between individual characteristics and group composition without yet specifying how the environment affects performance or who ultimately succeeds.</w:t>
-      </w:r>
-    </w:p>
-    <w:p>
-      <w:pPr>
-        <w:pStyle w:val="ListBullet"/>
-        <w:numPr>
-          <w:ilvl w:val="0"/>
-          <w:numId w:val="0"/>
-        </w:numPr>
-        <w:ind w:left="360" w:hanging="360"/>
-      </w:pPr>
+        <w:pPrChange w:id="88" w:author="Levine, Charles Roger CTR USARMY USMA (USA)" w:date="2026-10-04T19:17:00Z" w16du:dateUtc="2026-10-04T23:17:00Z">
+          <w:pPr>
+            <w:pStyle w:val="ListBullet"/>
+            <w:numPr>
+              <w:ilvl w:val="2"/>
+              <w:numId w:val="12"/>
+            </w:numPr>
+            <w:tabs>
+              <w:tab w:val="clear" w:pos="360"/>
+            </w:tabs>
+            <w:ind w:left="1224" w:hanging="504"/>
+          </w:pPr>
+        </w:pPrChange>
+      </w:pPr>
+      <w:ins w:id="89" w:author="Levine, Charles Roger CTR USARMY USMA (USA)" w:date="2026-10-04T19:17:00Z" w16du:dateUtc="2026-10-04T23:17:00Z">
+        <w:r>
+          <w:rPr>
+            <w:rFonts w:asciiTheme="minorHAnsi" w:hAnsiTheme="minorHAnsi"/>
+            <w:color w:val="0432FF"/>
+            <w:rPrChange w:id="90" w:author="Levine, Charles Roger CTR USARMY USMA (USA)" w:date="2026-10-04T19:17:00Z" w16du:dateUtc="2026-10-04T23:17:00Z">
+              <w:rPr/>
+            </w:rPrChange>
+          </w:rPr>
+          <w:t>Separating the process into these stages allows each mechanism to be examined independently. Changes in assignment can alter peer environments without changing the scoring rule. Environmental effects can change scores without changing who is ultimately selected. Likewise, the same set of scores can generate different outcomes under different selection rules or levels of opportunity. The model therefore provides a framework for identifying which stage, or interaction among stages, is responsible for the patterns observed in the empirical data.</w:t>
+        </w:r>
+      </w:ins>
     </w:p>
     <w:p>
       <w:pPr>
@@ -566,10 +774,15 @@
           <w:ilvl w:val="2"/>
           <w:numId w:val="12"/>
         </w:numPr>
-      </w:pPr>
-      <w:r>
-        <w:t>SCORE: explain how the specified environment enters an individual’s modeled score.</w:t>
-      </w:r>
+        <w:rPr>
+          <w:del w:id="91" w:author="Levine, Charles Roger CTR USARMY USMA (USA)" w:date="2026-10-04T19:08:00Z" w16du:dateUtc="2026-10-04T23:08:00Z"/>
+        </w:rPr>
+      </w:pPr>
+      <w:del w:id="92" w:author="Levine, Charles Roger CTR USARMY USMA (USA)" w:date="2026-10-04T19:08:00Z" w16du:dateUtc="2026-10-04T23:08:00Z">
+        <w:r>
+          <w:delText>Central distinction: being in a strong group and receiving a scarce distinction are different events.</w:delText>
+        </w:r>
+      </w:del>
     </w:p>
     <w:p>
       <w:pPr>
@@ -580,37 +793,22 @@
         </w:numPr>
         <w:ind w:left="1224"/>
         <w:rPr>
+          <w:del w:id="93" w:author="Levine, Charles Roger CTR USARMY USMA (USA)" w:date="2026-10-04T19:08:00Z" w16du:dateUtc="2026-10-04T23:08:00Z"/>
           <w:rFonts w:asciiTheme="minorHAnsi" w:eastAsia="Times New Roman" w:hAnsiTheme="minorHAnsi" w:cs="Times New Roman"/>
           <w:color w:val="0432FF"/>
           <w:szCs w:val="24"/>
         </w:rPr>
       </w:pPr>
-      <w:r>
-        <w:rPr>
-          <w:rFonts w:asciiTheme="minorHAnsi" w:eastAsia="Times New Roman" w:hAnsiTheme="minorHAnsi" w:cs="Times New Roman"/>
-          <w:color w:val="0432FF"/>
-          <w:szCs w:val="24"/>
-        </w:rPr>
-        <w:t xml:space="preserve">Once groups are formed, the second stage determines how the environment enters the individual's competitive score. We call this stage </w:t>
-      </w:r>
-      <w:r>
-        <w:rPr>
-          <w:rFonts w:asciiTheme="minorHAnsi" w:eastAsia="Times New Roman" w:hAnsiTheme="minorHAnsi" w:cs="Times New Roman"/>
-          <w:b/>
-          <w:bCs/>
-          <w:color w:val="0432FF"/>
-          <w:szCs w:val="24"/>
-        </w:rPr>
-        <w:t>SCORE</w:t>
-      </w:r>
-      <w:r>
-        <w:rPr>
-          <w:rFonts w:asciiTheme="minorHAnsi" w:eastAsia="Times New Roman" w:hAnsiTheme="minorHAnsi" w:cs="Times New Roman"/>
-          <w:color w:val="0432FF"/>
-          <w:szCs w:val="24"/>
-        </w:rPr>
-        <w:t>. The individual begins with a performance quantity, but the score used for selection can also depend on characteristics of the surrounding group.</w:t>
-      </w:r>
+      <w:del w:id="94" w:author="Levine, Charles Roger CTR USARMY USMA (USA)" w:date="2026-10-04T19:08:00Z" w16du:dateUtc="2026-10-04T23:08:00Z">
+        <w:r>
+          <w:rPr>
+            <w:rFonts w:asciiTheme="minorHAnsi" w:eastAsia="Times New Roman" w:hAnsiTheme="minorHAnsi" w:cs="Times New Roman"/>
+            <w:color w:val="0432FF"/>
+            <w:szCs w:val="24"/>
+          </w:rPr>
+          <w:delText>A strong environment and a successful outcome are conceptually distinct. An individual may benefit from being surrounded by high-performing peers through learning, information, norms, resources, or other environmental advantages. At the same time, those same peers may make relative distinction more difficult. The value of the environment therefore cannot be inferred directly from the individual's eventual probability of selection.</w:delText>
+        </w:r>
+      </w:del>
     </w:p>
     <w:p>
       <w:pPr>
@@ -621,6 +819,7 @@
         </w:numPr>
         <w:ind w:left="1224"/>
         <w:rPr>
+          <w:del w:id="95" w:author="Levine, Charles Roger CTR USARMY USMA (USA)" w:date="2026-10-04T19:08:00Z" w16du:dateUtc="2026-10-04T23:08:00Z"/>
           <w:rFonts w:asciiTheme="minorHAnsi" w:eastAsia="Times New Roman" w:hAnsiTheme="minorHAnsi" w:cs="Times New Roman"/>
           <w:color w:val="0432FF"/>
           <w:szCs w:val="24"/>
@@ -636,40 +835,58 @@
         </w:numPr>
         <w:ind w:left="1224"/>
         <w:rPr>
-          <w:rFonts w:asciiTheme="minorHAnsi" w:hAnsiTheme="minorHAnsi"/>
-          <w:color w:val="0432FF"/>
-        </w:rPr>
-      </w:pPr>
-      <w:r>
-        <w:rPr>
+          <w:del w:id="96" w:author="Levine, Charles Roger CTR USARMY USMA (USA)" w:date="2026-10-04T19:08:00Z" w16du:dateUtc="2026-10-04T23:08:00Z"/>
           <w:rFonts w:asciiTheme="minorHAnsi" w:eastAsia="Times New Roman" w:hAnsiTheme="minorHAnsi" w:cs="Times New Roman"/>
           <w:color w:val="0432FF"/>
           <w:szCs w:val="24"/>
         </w:rPr>
-        <w:t>This separation is important because group quality and individual performance are not interchangeable. Two individuals with the same observed performance may face different competitive conditions if one is surrounded by many other strong individuals and the other is not. SCORE provides the mechanism through which those environmental differences can alter the ordering of otherwise similar candidates.</w:t>
-      </w:r>
-    </w:p>
-    <w:p>
-      <w:pPr>
-        <w:pStyle w:val="ListBullet"/>
-        <w:numPr>
-          <w:ilvl w:val="0"/>
-          <w:numId w:val="0"/>
-        </w:numPr>
-        <w:ind w:left="1224"/>
-      </w:pPr>
-    </w:p>
-    <w:p>
-      <w:pPr>
-        <w:pStyle w:val="ListBullet"/>
-        <w:numPr>
-          <w:ilvl w:val="2"/>
-          <w:numId w:val="12"/>
-        </w:numPr>
-      </w:pPr>
-      <w:r>
-        <w:t>SELECT: explain how scores become outcomes under an opportunity limit or probability rule.</w:t>
-      </w:r>
+      </w:pPr>
+      <w:del w:id="97" w:author="Levine, Charles Roger CTR USARMY USMA (USA)" w:date="2026-10-04T19:08:00Z" w16du:dateUtc="2026-10-04T23:08:00Z">
+        <w:r>
+          <w:rPr>
+            <w:rFonts w:asciiTheme="minorHAnsi" w:eastAsia="Times New Roman" w:hAnsiTheme="minorHAnsi" w:cs="Times New Roman"/>
+            <w:color w:val="0432FF"/>
+            <w:szCs w:val="24"/>
+          </w:rPr>
+          <w:delText xml:space="preserve">We represent this distinction by separating the </w:delText>
+        </w:r>
+        <w:r>
+          <w:rPr>
+            <w:rFonts w:asciiTheme="minorHAnsi" w:eastAsia="Times New Roman" w:hAnsiTheme="minorHAnsi" w:cs="Times New Roman"/>
+            <w:b/>
+            <w:bCs/>
+            <w:color w:val="0432FF"/>
+            <w:szCs w:val="24"/>
+          </w:rPr>
+          <w:delText>net effect of the environment</w:delText>
+        </w:r>
+        <w:r>
+          <w:rPr>
+            <w:rFonts w:asciiTheme="minorHAnsi" w:eastAsia="Times New Roman" w:hAnsiTheme="minorHAnsi" w:cs="Times New Roman"/>
+            <w:color w:val="0432FF"/>
+            <w:szCs w:val="24"/>
+          </w:rPr>
+          <w:delText xml:space="preserve"> from the </w:delText>
+        </w:r>
+        <w:r>
+          <w:rPr>
+            <w:rFonts w:asciiTheme="minorHAnsi" w:eastAsia="Times New Roman" w:hAnsiTheme="minorHAnsi" w:cs="Times New Roman"/>
+            <w:b/>
+            <w:bCs/>
+            <w:color w:val="0432FF"/>
+            <w:szCs w:val="24"/>
+          </w:rPr>
+          <w:delText>selection process that follows it</w:delText>
+        </w:r>
+        <w:r>
+          <w:rPr>
+            <w:rFonts w:asciiTheme="minorHAnsi" w:eastAsia="Times New Roman" w:hAnsiTheme="minorHAnsi" w:cs="Times New Roman"/>
+            <w:color w:val="0432FF"/>
+            <w:szCs w:val="24"/>
+          </w:rPr>
+          <w:delText>. Conceptually, the environment may provide benefits while also imposing drawbacks, so that its net contribution can be written schematically as</w:delText>
+        </w:r>
+      </w:del>
     </w:p>
     <w:p>
       <w:pPr>
@@ -680,37 +897,26 @@
         </w:numPr>
         <w:ind w:left="1224"/>
         <w:rPr>
+          <w:del w:id="98" w:author="Levine, Charles Roger CTR USARMY USMA (USA)" w:date="2026-10-04T19:08:00Z" w16du:dateUtc="2026-10-04T23:08:00Z"/>
           <w:rFonts w:asciiTheme="minorHAnsi" w:eastAsia="Times New Roman" w:hAnsiTheme="minorHAnsi" w:cs="Times New Roman"/>
           <w:color w:val="0432FF"/>
           <w:szCs w:val="24"/>
         </w:rPr>
       </w:pPr>
-      <w:r>
-        <w:rPr>
-          <w:rFonts w:asciiTheme="minorHAnsi" w:eastAsia="Times New Roman" w:hAnsiTheme="minorHAnsi" w:cs="Times New Roman"/>
-          <w:color w:val="0432FF"/>
-          <w:szCs w:val="24"/>
-        </w:rPr>
-        <w:t xml:space="preserve">The final stage converts scores into outcomes. We call this stage </w:t>
-      </w:r>
-      <w:r>
-        <w:rPr>
-          <w:rFonts w:asciiTheme="minorHAnsi" w:eastAsia="Times New Roman" w:hAnsiTheme="minorHAnsi" w:cs="Times New Roman"/>
-          <w:b/>
-          <w:bCs/>
-          <w:color w:val="0432FF"/>
-          <w:szCs w:val="24"/>
-        </w:rPr>
-        <w:t>SELECT</w:t>
-      </w:r>
-      <w:r>
-        <w:rPr>
-          <w:rFonts w:asciiTheme="minorHAnsi" w:eastAsia="Times New Roman" w:hAnsiTheme="minorHAnsi" w:cs="Times New Roman"/>
-          <w:color w:val="0432FF"/>
-          <w:szCs w:val="24"/>
-        </w:rPr>
-        <w:t>. Selection may be deterministic, such as choosing the highest-scoring \(K\) individuals, or probabilistic, such that higher scores increase but do not guarantee the chance of selection.</w:t>
-      </w:r>
+      <m:oMathPara>
+        <m:oMath>
+          <m:r>
+            <w:del w:id="99" w:author="Levine, Charles Roger CTR USARMY USMA (USA)" w:date="2026-10-04T19:08:00Z" w16du:dateUtc="2026-10-04T23:08:00Z">
+              <w:rPr>
+                <w:rFonts w:ascii="Cambria Math" w:eastAsia="Times New Roman" w:hAnsi="Cambria Math" w:cs="Times New Roman"/>
+                <w:color w:val="0432FF"/>
+                <w:szCs w:val="24"/>
+              </w:rPr>
+              <m:t>L=B-D,</m:t>
+            </w:del>
+          </m:r>
+        </m:oMath>
+      </m:oMathPara>
     </w:p>
     <w:p>
       <w:pPr>
@@ -721,11 +927,65 @@
         </w:numPr>
         <w:ind w:left="1224"/>
         <w:rPr>
-          <w:rFonts w:asciiTheme="minorHAnsi" w:eastAsia="Times New Roman" w:hAnsiTheme="minorHAnsi" w:cs="Times New Roman"/>
+          <w:del w:id="100" w:author="Levine, Charles Roger CTR USARMY USMA (USA)" w:date="2026-10-04T19:08:00Z" w16du:dateUtc="2026-10-04T23:08:00Z"/>
+          <w:rFonts w:asciiTheme="minorHAnsi" w:hAnsiTheme="minorHAnsi"/>
           <w:color w:val="0432FF"/>
-          <w:szCs w:val="24"/>
         </w:rPr>
       </w:pPr>
+      <w:del w:id="101" w:author="Levine, Charles Roger CTR USARMY USMA (USA)" w:date="2026-10-04T19:08:00Z" w16du:dateUtc="2026-10-04T23:08:00Z">
+        <w:r>
+          <w:rPr>
+            <w:rFonts w:asciiTheme="minorHAnsi" w:eastAsia="Times New Roman" w:hAnsiTheme="minorHAnsi" w:cs="Times New Roman"/>
+            <w:color w:val="0432FF"/>
+            <w:szCs w:val="24"/>
+          </w:rPr>
+          <w:delText xml:space="preserve">where </w:delText>
+        </w:r>
+      </w:del>
+      <m:oMath>
+        <m:r>
+          <w:del w:id="102" w:author="Levine, Charles Roger CTR USARMY USMA (USA)" w:date="2026-10-04T19:08:00Z" w16du:dateUtc="2026-10-04T23:08:00Z">
+            <w:rPr>
+              <w:rFonts w:ascii="Cambria Math" w:eastAsia="Times New Roman" w:hAnsi="Cambria Math" w:cs="Times New Roman"/>
+              <w:color w:val="0432FF"/>
+              <w:szCs w:val="24"/>
+            </w:rPr>
+            <m:t>B</m:t>
+          </w:del>
+        </m:r>
+      </m:oMath>
+      <w:del w:id="103" w:author="Levine, Charles Roger CTR USARMY USMA (USA)" w:date="2026-10-04T19:08:00Z" w16du:dateUtc="2026-10-04T23:08:00Z">
+        <w:r>
+          <w:rPr>
+            <w:rFonts w:asciiTheme="minorHAnsi" w:eastAsia="Times New Roman" w:hAnsiTheme="minorHAnsi" w:cs="Times New Roman"/>
+            <w:color w:val="0432FF"/>
+            <w:szCs w:val="24"/>
+          </w:rPr>
+          <w:delText xml:space="preserve"> denotes environmental benefits and </w:delText>
+        </w:r>
+      </w:del>
+      <m:oMath>
+        <m:r>
+          <w:del w:id="104" w:author="Levine, Charles Roger CTR USARMY USMA (USA)" w:date="2026-10-04T19:08:00Z" w16du:dateUtc="2026-10-04T23:08:00Z">
+            <w:rPr>
+              <w:rFonts w:ascii="Cambria Math" w:eastAsia="Times New Roman" w:hAnsi="Cambria Math" w:cs="Times New Roman"/>
+              <w:color w:val="0432FF"/>
+              <w:szCs w:val="24"/>
+            </w:rPr>
+            <m:t>D</m:t>
+          </w:del>
+        </m:r>
+      </m:oMath>
+      <w:del w:id="105" w:author="Levine, Charles Roger CTR USARMY USMA (USA)" w:date="2026-10-04T19:08:00Z" w16du:dateUtc="2026-10-04T23:08:00Z">
+        <w:r>
+          <w:rPr>
+            <w:rFonts w:asciiTheme="minorHAnsi" w:eastAsia="Times New Roman" w:hAnsiTheme="minorHAnsi" w:cs="Times New Roman"/>
+            <w:color w:val="0432FF"/>
+            <w:szCs w:val="24"/>
+          </w:rPr>
+          <w:delText xml:space="preserve"> denotes drawbacks associated with the same peer environment. Whether this net effect ultimately changes advancement also depends on how individuals are scored and how scarce opportunities are allocated. Thus, even a favorable environment need not produce a higher selection probability, and an observed selection pattern need not identify the environmental mechanism that produced it.</w:delText>
+        </w:r>
+      </w:del>
     </w:p>
     <w:p>
       <w:pPr>
@@ -736,27 +996,8 @@
         </w:numPr>
         <w:ind w:left="1224"/>
         <w:rPr>
-          <w:rFonts w:asciiTheme="minorHAnsi" w:hAnsiTheme="minorHAnsi"/>
-          <w:color w:val="0432FF"/>
+          <w:del w:id="106" w:author="Levine, Charles Roger CTR USARMY USMA (USA)" w:date="2026-10-04T19:08:00Z" w16du:dateUtc="2026-10-04T23:08:00Z"/>
         </w:rPr>
-      </w:pPr>
-      <w:r>
-        <w:rPr>
-          <w:rFonts w:asciiTheme="minorHAnsi" w:eastAsia="Times New Roman" w:hAnsiTheme="minorHAnsi" w:cs="Times New Roman"/>
-          <w:color w:val="0432FF"/>
-          <w:szCs w:val="24"/>
-        </w:rPr>
-        <w:t>This stage introduces scarcity directly. If \(N\) individuals compete for \(K\) opportunities, then the selection fraction \(K/N\) determines how restrictive the outcome is. The same score differences can therefore have very different consequences under abundant and scarce selection. Separating SELECT from SCORE allows the model to distinguish an environmental penalty from the institutional rule that converts that penalty into advancement.</w:t>
-      </w:r>
-    </w:p>
-    <w:p>
-      <w:pPr>
-        <w:pStyle w:val="ListBullet"/>
-        <w:numPr>
-          <w:ilvl w:val="0"/>
-          <w:numId w:val="0"/>
-        </w:numPr>
-        <w:ind w:left="1224"/>
       </w:pPr>
     </w:p>
     <w:p>
@@ -766,10 +1007,15 @@
           <w:ilvl w:val="2"/>
           <w:numId w:val="12"/>
         </w:numPr>
-      </w:pPr>
-      <w:r>
-        <w:t>Use a small verbal example to motivate the three stages. Distinguish the environmental benefits-minus-drawbacks idea from an advancement probability.</w:t>
-      </w:r>
+        <w:rPr>
+          <w:del w:id="107" w:author="Levine, Charles Roger CTR USARMY USMA (USA)" w:date="2026-10-04T19:08:00Z" w16du:dateUtc="2026-10-04T23:08:00Z"/>
+        </w:rPr>
+      </w:pPr>
+      <w:del w:id="108" w:author="Levine, Charles Roger CTR USARMY USMA (USA)" w:date="2026-10-04T19:08:00Z" w16du:dateUtc="2026-10-04T23:08:00Z">
+        <w:r>
+          <w:delText>ASSIGN: explain who ends up with whom and how assignment creates peer environments.</w:delText>
+        </w:r>
+      </w:del>
     </w:p>
     <w:p>
       <w:pPr>
@@ -780,19 +1026,40 @@
         </w:numPr>
         <w:ind w:left="1224"/>
         <w:rPr>
+          <w:del w:id="109" w:author="Levine, Charles Roger CTR USARMY USMA (USA)" w:date="2026-10-04T19:08:00Z" w16du:dateUtc="2026-10-04T23:08:00Z"/>
           <w:rFonts w:asciiTheme="minorHAnsi" w:eastAsia="Times New Roman" w:hAnsiTheme="minorHAnsi" w:cs="Times New Roman"/>
           <w:color w:val="0432FF"/>
           <w:szCs w:val="24"/>
         </w:rPr>
       </w:pPr>
-      <w:r>
-        <w:rPr>
-          <w:rFonts w:asciiTheme="minorHAnsi" w:eastAsia="Times New Roman" w:hAnsiTheme="minorHAnsi" w:cs="Times New Roman"/>
-          <w:color w:val="0432FF"/>
-          <w:szCs w:val="24"/>
-        </w:rPr>
-        <w:t>Consider two equally performing individuals placed in different groups. One enters a group of mostly average performers; the other enters a group containing many high performers. The second individual may receive greater environmental benefits from stronger peers, but may also face greater difficulty distinguishing herself within that environment.</w:t>
-      </w:r>
+      <w:del w:id="110" w:author="Levine, Charles Roger CTR USARMY USMA (USA)" w:date="2026-10-04T19:08:00Z" w16du:dateUtc="2026-10-04T23:08:00Z">
+        <w:r>
+          <w:rPr>
+            <w:rFonts w:asciiTheme="minorHAnsi" w:eastAsia="Times New Roman" w:hAnsiTheme="minorHAnsi" w:cs="Times New Roman"/>
+            <w:color w:val="0432FF"/>
+            <w:szCs w:val="24"/>
+          </w:rPr>
+          <w:delText xml:space="preserve">The first stage of the model determines </w:delText>
+        </w:r>
+        <w:r>
+          <w:rPr>
+            <w:rFonts w:asciiTheme="minorHAnsi" w:eastAsia="Times New Roman" w:hAnsiTheme="minorHAnsi" w:cs="Times New Roman"/>
+            <w:b/>
+            <w:bCs/>
+            <w:color w:val="0432FF"/>
+            <w:szCs w:val="24"/>
+          </w:rPr>
+          <w:delText>who is grouped with whom</w:delText>
+        </w:r>
+        <w:r>
+          <w:rPr>
+            <w:rFonts w:asciiTheme="minorHAnsi" w:eastAsia="Times New Roman" w:hAnsiTheme="minorHAnsi" w:cs="Times New Roman"/>
+            <w:color w:val="0432FF"/>
+            <w:szCs w:val="24"/>
+          </w:rPr>
+          <w:delText>. This matters because peer environments are not generally random. Individuals with similar performance, preparation, reputation, or other characteristics may be disproportionately assigned to the same teams, units, schools, or departments. Assignment therefore determines both the composition of the groups and the range of environments that individuals experience.</w:delText>
+        </w:r>
+      </w:del>
     </w:p>
     <w:p>
       <w:pPr>
@@ -803,6 +1070,7 @@
         </w:numPr>
         <w:ind w:left="1224"/>
         <w:rPr>
+          <w:del w:id="111" w:author="Levine, Charles Roger CTR USARMY USMA (USA)" w:date="2026-10-04T19:08:00Z" w16du:dateUtc="2026-10-04T23:08:00Z"/>
           <w:rFonts w:asciiTheme="minorHAnsi" w:eastAsia="Times New Roman" w:hAnsiTheme="minorHAnsi" w:cs="Times New Roman"/>
           <w:color w:val="0432FF"/>
           <w:szCs w:val="24"/>
@@ -818,19 +1086,69 @@
         </w:numPr>
         <w:ind w:left="1224"/>
         <w:rPr>
-          <w:rFonts w:asciiTheme="minorHAnsi" w:eastAsia="Times New Roman" w:hAnsiTheme="minorHAnsi" w:cs="Times New Roman"/>
+          <w:del w:id="112" w:author="Levine, Charles Roger CTR USARMY USMA (USA)" w:date="2026-10-04T19:08:00Z" w16du:dateUtc="2026-10-04T23:08:00Z"/>
+          <w:rFonts w:asciiTheme="minorHAnsi" w:hAnsiTheme="minorHAnsi"/>
           <w:color w:val="0432FF"/>
-          <w:szCs w:val="24"/>
         </w:rPr>
       </w:pPr>
-      <w:r>
+      <w:del w:id="113" w:author="Levine, Charles Roger CTR USARMY USMA (USA)" w:date="2026-10-04T19:08:00Z" w16du:dateUtc="2026-10-04T23:08:00Z">
+        <w:r>
+          <w:rPr>
+            <w:rFonts w:asciiTheme="minorHAnsi" w:eastAsia="Times New Roman" w:hAnsiTheme="minorHAnsi" w:cs="Times New Roman"/>
+            <w:color w:val="0432FF"/>
+            <w:szCs w:val="24"/>
+          </w:rPr>
+          <w:delText xml:space="preserve">We denote this stage </w:delText>
+        </w:r>
+        <w:r>
+          <w:rPr>
+            <w:rFonts w:asciiTheme="minorHAnsi" w:eastAsia="Times New Roman" w:hAnsiTheme="minorHAnsi" w:cs="Times New Roman"/>
+            <w:b/>
+            <w:bCs/>
+            <w:color w:val="0432FF"/>
+            <w:szCs w:val="24"/>
+          </w:rPr>
+          <w:delText>ASSIGN</w:delText>
+        </w:r>
+        <w:r>
+          <w:rPr>
+            <w:rFonts w:asciiTheme="minorHAnsi" w:eastAsia="Times New Roman" w:hAnsiTheme="minorHAnsi" w:cs="Times New Roman"/>
+            <w:color w:val="0432FF"/>
+            <w:szCs w:val="24"/>
+          </w:rPr>
+          <w:delText>. Its purpose is to generate groups subject to capacity constraints while allowing the strength of similarity-based sorting to vary. The assignment mechanism therefore controls the relationship between individual characteristics and group composition without yet specifying how the environment affects performance or who ultimately succeeds.</w:delText>
+        </w:r>
+      </w:del>
+    </w:p>
+    <w:p>
+      <w:pPr>
+        <w:pStyle w:val="ListBullet"/>
+        <w:numPr>
+          <w:ilvl w:val="0"/>
+          <w:numId w:val="0"/>
+        </w:numPr>
+        <w:ind w:left="360" w:hanging="360"/>
         <w:rPr>
-          <w:rFonts w:asciiTheme="minorHAnsi" w:eastAsia="Times New Roman" w:hAnsiTheme="minorHAnsi" w:cs="Times New Roman"/>
-          <w:color w:val="0432FF"/>
-          <w:szCs w:val="24"/>
+          <w:del w:id="114" w:author="Levine, Charles Roger CTR USARMY USMA (USA)" w:date="2026-10-04T19:08:00Z" w16du:dateUtc="2026-10-04T23:08:00Z"/>
         </w:rPr>
-        <w:t>ASSIGN determines which group each individual enters. SCORE determines whether and how the composition of that group changes the individual's competitive standing. SELECT then determines whether the resulting score is sufficient to obtain one of the limited opportunities.</w:t>
-      </w:r>
+      </w:pPr>
+    </w:p>
+    <w:p>
+      <w:pPr>
+        <w:pStyle w:val="ListBullet"/>
+        <w:numPr>
+          <w:ilvl w:val="2"/>
+          <w:numId w:val="12"/>
+        </w:numPr>
+        <w:rPr>
+          <w:del w:id="115" w:author="Levine, Charles Roger CTR USARMY USMA (USA)" w:date="2026-10-04T19:08:00Z" w16du:dateUtc="2026-10-04T23:08:00Z"/>
+        </w:rPr>
+      </w:pPr>
+      <w:del w:id="116" w:author="Levine, Charles Roger CTR USARMY USMA (USA)" w:date="2026-10-04T19:08:00Z" w16du:dateUtc="2026-10-04T23:08:00Z">
+        <w:r>
+          <w:delText>SCORE: explain how the specified environment enters an individual’s modeled score.</w:delText>
+        </w:r>
+      </w:del>
     </w:p>
     <w:p>
       <w:pPr>
@@ -841,11 +1159,40 @@
         </w:numPr>
         <w:ind w:left="1224"/>
         <w:rPr>
+          <w:del w:id="117" w:author="Levine, Charles Roger CTR USARMY USMA (USA)" w:date="2026-10-04T19:08:00Z" w16du:dateUtc="2026-10-04T23:08:00Z"/>
           <w:rFonts w:asciiTheme="minorHAnsi" w:eastAsia="Times New Roman" w:hAnsiTheme="minorHAnsi" w:cs="Times New Roman"/>
           <w:color w:val="0432FF"/>
           <w:szCs w:val="24"/>
         </w:rPr>
       </w:pPr>
+      <w:del w:id="118" w:author="Levine, Charles Roger CTR USARMY USMA (USA)" w:date="2026-10-04T19:08:00Z" w16du:dateUtc="2026-10-04T23:08:00Z">
+        <w:r>
+          <w:rPr>
+            <w:rFonts w:asciiTheme="minorHAnsi" w:eastAsia="Times New Roman" w:hAnsiTheme="minorHAnsi" w:cs="Times New Roman"/>
+            <w:color w:val="0432FF"/>
+            <w:szCs w:val="24"/>
+          </w:rPr>
+          <w:delText xml:space="preserve">Once groups are formed, the second stage determines how the environment enters the individual's competitive score. We call this stage </w:delText>
+        </w:r>
+        <w:r>
+          <w:rPr>
+            <w:rFonts w:asciiTheme="minorHAnsi" w:eastAsia="Times New Roman" w:hAnsiTheme="minorHAnsi" w:cs="Times New Roman"/>
+            <w:b/>
+            <w:bCs/>
+            <w:color w:val="0432FF"/>
+            <w:szCs w:val="24"/>
+          </w:rPr>
+          <w:delText>SCORE</w:delText>
+        </w:r>
+        <w:r>
+          <w:rPr>
+            <w:rFonts w:asciiTheme="minorHAnsi" w:eastAsia="Times New Roman" w:hAnsiTheme="minorHAnsi" w:cs="Times New Roman"/>
+            <w:color w:val="0432FF"/>
+            <w:szCs w:val="24"/>
+          </w:rPr>
+          <w:delText>. The individual begins with a performance quantity, but the score used for selection can also depend on characteristics of the surrounding group.</w:delText>
+        </w:r>
+      </w:del>
     </w:p>
     <w:p>
       <w:pPr>
@@ -856,57 +1203,12 @@
         </w:numPr>
         <w:ind w:left="1224"/>
         <w:rPr>
-          <w:rFonts w:asciiTheme="minorHAnsi" w:hAnsiTheme="minorHAnsi"/>
-        </w:rPr>
-      </w:pPr>
-      <w:r>
-        <w:rPr>
+          <w:del w:id="119" w:author="Levine, Charles Roger CTR USARMY USMA (USA)" w:date="2026-10-04T19:08:00Z" w16du:dateUtc="2026-10-04T23:08:00Z"/>
           <w:rFonts w:asciiTheme="minorHAnsi" w:eastAsia="Times New Roman" w:hAnsiTheme="minorHAnsi" w:cs="Times New Roman"/>
           <w:color w:val="0432FF"/>
           <w:szCs w:val="24"/>
         </w:rPr>
-        <w:t xml:space="preserve">The example illustrates why the three stages must remain separate. Strong peers may alter an individual's environment without changing selection, or they may change scores without changing the identities of the winners. Conversely, extreme scarcity may turn relatively small score differences into large differences in outcomes. The model therefore asks not simply whether peer quality is associated with success, but </w:t>
-      </w:r>
-      <w:r>
-        <w:rPr>
-          <w:rFonts w:asciiTheme="minorHAnsi" w:eastAsia="Times New Roman" w:hAnsiTheme="minorHAnsi" w:cs="Times New Roman"/>
-          <w:b/>
-          <w:bCs/>
-          <w:color w:val="0432FF"/>
-          <w:szCs w:val="24"/>
-        </w:rPr>
-        <w:t>how assignment, environmental effects, and selection interact to generate the observed relationship</w:t>
-      </w:r>
-      <w:r>
-        <w:rPr>
-          <w:rFonts w:asciiTheme="minorHAnsi" w:eastAsia="Times New Roman" w:hAnsiTheme="minorHAnsi" w:cs="Times New Roman"/>
-          <w:color w:val="0432FF"/>
-          <w:szCs w:val="24"/>
-        </w:rPr>
-        <w:t>.</w:t>
-      </w:r>
-    </w:p>
-    <w:p>
-      <w:pPr>
-        <w:pStyle w:val="ListBullet"/>
-        <w:numPr>
-          <w:ilvl w:val="0"/>
-          <w:numId w:val="0"/>
-        </w:numPr>
-        <w:ind w:left="1224"/>
-      </w:pPr>
-    </w:p>
-    <w:p>
-      <w:pPr>
-        <w:pStyle w:val="ListBullet"/>
-        <w:numPr>
-          <w:ilvl w:val="2"/>
-          <w:numId w:val="12"/>
-        </w:numPr>
-      </w:pPr>
-      <w:r>
-        <w:t>What the model is trying to explain—and what it is not</w:t>
-      </w:r>
+      </w:pPr>
     </w:p>
     <w:p>
       <w:pPr>
@@ -917,18 +1219,346 @@
         </w:numPr>
         <w:ind w:left="1224"/>
         <w:rPr>
+          <w:del w:id="120" w:author="Levine, Charles Roger CTR USARMY USMA (USA)" w:date="2026-10-04T19:08:00Z" w16du:dateUtc="2026-10-04T23:08:00Z"/>
           <w:rFonts w:asciiTheme="minorHAnsi" w:hAnsiTheme="minorHAnsi"/>
           <w:color w:val="0432FF"/>
         </w:rPr>
       </w:pPr>
-      <w:r>
+      <w:del w:id="121" w:author="Levine, Charles Roger CTR USARMY USMA (USA)" w:date="2026-10-04T19:08:00Z" w16du:dateUtc="2026-10-04T23:08:00Z">
+        <w:r>
+          <w:rPr>
+            <w:rFonts w:asciiTheme="minorHAnsi" w:eastAsia="Times New Roman" w:hAnsiTheme="minorHAnsi" w:cs="Times New Roman"/>
+            <w:color w:val="0432FF"/>
+            <w:szCs w:val="24"/>
+          </w:rPr>
+          <w:delText>This separation is important because group quality and individual performance are not interchangeable. Two individuals with the same observed performance may face different competitive conditions if one is surrounded by many other strong individuals and the other is not. SCORE provides the mechanism through which those environmental differences can alter the ordering of otherwise similar candidates.</w:delText>
+        </w:r>
+      </w:del>
+    </w:p>
+    <w:p>
+      <w:pPr>
+        <w:pStyle w:val="ListBullet"/>
+        <w:numPr>
+          <w:ilvl w:val="0"/>
+          <w:numId w:val="0"/>
+        </w:numPr>
+        <w:ind w:left="1224"/>
         <w:rPr>
+          <w:del w:id="122" w:author="Levine, Charles Roger CTR USARMY USMA (USA)" w:date="2026-10-04T19:08:00Z" w16du:dateUtc="2026-10-04T23:08:00Z"/>
+        </w:rPr>
+      </w:pPr>
+    </w:p>
+    <w:p>
+      <w:pPr>
+        <w:pStyle w:val="ListBullet"/>
+        <w:numPr>
+          <w:ilvl w:val="2"/>
+          <w:numId w:val="12"/>
+        </w:numPr>
+        <w:rPr>
+          <w:del w:id="123" w:author="Levine, Charles Roger CTR USARMY USMA (USA)" w:date="2026-10-04T19:08:00Z" w16du:dateUtc="2026-10-04T23:08:00Z"/>
+        </w:rPr>
+      </w:pPr>
+      <w:del w:id="124" w:author="Levine, Charles Roger CTR USARMY USMA (USA)" w:date="2026-10-04T19:08:00Z" w16du:dateUtc="2026-10-04T23:08:00Z">
+        <w:r>
+          <w:delText>SELECT: explain how scores become outcomes under an opportunity limit or probability rule.</w:delText>
+        </w:r>
+      </w:del>
+    </w:p>
+    <w:p>
+      <w:pPr>
+        <w:pStyle w:val="ListBullet"/>
+        <w:numPr>
+          <w:ilvl w:val="0"/>
+          <w:numId w:val="0"/>
+        </w:numPr>
+        <w:ind w:left="1224"/>
+        <w:rPr>
+          <w:del w:id="125" w:author="Levine, Charles Roger CTR USARMY USMA (USA)" w:date="2026-10-04T19:08:00Z" w16du:dateUtc="2026-10-04T23:08:00Z"/>
+          <w:rFonts w:asciiTheme="minorHAnsi" w:eastAsia="Times New Roman" w:hAnsiTheme="minorHAnsi" w:cs="Times New Roman"/>
+          <w:color w:val="0432FF"/>
+          <w:szCs w:val="24"/>
+        </w:rPr>
+      </w:pPr>
+      <w:del w:id="126" w:author="Levine, Charles Roger CTR USARMY USMA (USA)" w:date="2026-10-04T19:08:00Z" w16du:dateUtc="2026-10-04T23:08:00Z">
+        <w:r>
+          <w:rPr>
+            <w:rFonts w:asciiTheme="minorHAnsi" w:eastAsia="Times New Roman" w:hAnsiTheme="minorHAnsi" w:cs="Times New Roman"/>
+            <w:color w:val="0432FF"/>
+            <w:szCs w:val="24"/>
+          </w:rPr>
+          <w:delText xml:space="preserve">The final stage converts scores into outcomes. We call this stage </w:delText>
+        </w:r>
+        <w:r>
+          <w:rPr>
+            <w:rFonts w:asciiTheme="minorHAnsi" w:eastAsia="Times New Roman" w:hAnsiTheme="minorHAnsi" w:cs="Times New Roman"/>
+            <w:b/>
+            <w:bCs/>
+            <w:color w:val="0432FF"/>
+            <w:szCs w:val="24"/>
+          </w:rPr>
+          <w:delText>SELECT</w:delText>
+        </w:r>
+        <w:r>
+          <w:rPr>
+            <w:rFonts w:asciiTheme="minorHAnsi" w:eastAsia="Times New Roman" w:hAnsiTheme="minorHAnsi" w:cs="Times New Roman"/>
+            <w:color w:val="0432FF"/>
+            <w:szCs w:val="24"/>
+          </w:rPr>
+          <w:delText>. Selection may be deterministic, such as choosing the highest-scoring \(K\) individuals, or probabilistic, such that higher scores increase but do not guarantee the chance of selection.</w:delText>
+        </w:r>
+      </w:del>
+    </w:p>
+    <w:p>
+      <w:pPr>
+        <w:pStyle w:val="ListBullet"/>
+        <w:numPr>
+          <w:ilvl w:val="0"/>
+          <w:numId w:val="0"/>
+        </w:numPr>
+        <w:ind w:left="1224"/>
+        <w:rPr>
+          <w:del w:id="127" w:author="Levine, Charles Roger CTR USARMY USMA (USA)" w:date="2026-10-04T19:08:00Z" w16du:dateUtc="2026-10-04T23:08:00Z"/>
+          <w:rFonts w:asciiTheme="minorHAnsi" w:eastAsia="Times New Roman" w:hAnsiTheme="minorHAnsi" w:cs="Times New Roman"/>
+          <w:color w:val="0432FF"/>
+          <w:szCs w:val="24"/>
+        </w:rPr>
+      </w:pPr>
+    </w:p>
+    <w:p>
+      <w:pPr>
+        <w:pStyle w:val="ListBullet"/>
+        <w:numPr>
+          <w:ilvl w:val="0"/>
+          <w:numId w:val="0"/>
+        </w:numPr>
+        <w:ind w:left="1224"/>
+        <w:rPr>
+          <w:del w:id="128" w:author="Levine, Charles Roger CTR USARMY USMA (USA)" w:date="2026-10-04T19:08:00Z" w16du:dateUtc="2026-10-04T23:08:00Z"/>
           <w:rFonts w:asciiTheme="minorHAnsi" w:hAnsiTheme="minorHAnsi"/>
           <w:color w:val="0432FF"/>
         </w:rPr>
-        <w:lastRenderedPageBreak/>
-        <w:t>The model is not designed to reproduce every institutional feature of Army, basketball, tenure, or education. It is a minimal mechanism model meant to separate assignment, environmental scoring, and scarce selection.</w:t>
-      </w:r>
+      </w:pPr>
+      <w:del w:id="129" w:author="Levine, Charles Roger CTR USARMY USMA (USA)" w:date="2026-10-04T19:08:00Z" w16du:dateUtc="2026-10-04T23:08:00Z">
+        <w:r>
+          <w:rPr>
+            <w:rFonts w:asciiTheme="minorHAnsi" w:eastAsia="Times New Roman" w:hAnsiTheme="minorHAnsi" w:cs="Times New Roman"/>
+            <w:color w:val="0432FF"/>
+            <w:szCs w:val="24"/>
+          </w:rPr>
+          <w:delText>This stage introduces scarcity directly. If \(N\) individuals compete for \(K\) opportunities, then the selection fraction \(K/N\) determines how restrictive the outcome is. The same score differences can therefore have very different consequences under abundant and scarce selection. Separating SELECT from SCORE allows the model to distinguish an environmental penalty from the institutional rule that converts that penalty into advancement.</w:delText>
+        </w:r>
+      </w:del>
+    </w:p>
+    <w:p>
+      <w:pPr>
+        <w:pStyle w:val="ListBullet"/>
+        <w:numPr>
+          <w:ilvl w:val="0"/>
+          <w:numId w:val="0"/>
+        </w:numPr>
+        <w:ind w:left="1224"/>
+        <w:rPr>
+          <w:del w:id="130" w:author="Levine, Charles Roger CTR USARMY USMA (USA)" w:date="2026-10-04T19:08:00Z" w16du:dateUtc="2026-10-04T23:08:00Z"/>
+        </w:rPr>
+      </w:pPr>
+    </w:p>
+    <w:p>
+      <w:pPr>
+        <w:pStyle w:val="ListBullet"/>
+        <w:numPr>
+          <w:ilvl w:val="2"/>
+          <w:numId w:val="12"/>
+        </w:numPr>
+        <w:rPr>
+          <w:del w:id="131" w:author="Levine, Charles Roger CTR USARMY USMA (USA)" w:date="2026-10-04T19:08:00Z" w16du:dateUtc="2026-10-04T23:08:00Z"/>
+        </w:rPr>
+      </w:pPr>
+      <w:del w:id="132" w:author="Levine, Charles Roger CTR USARMY USMA (USA)" w:date="2026-10-04T19:08:00Z" w16du:dateUtc="2026-10-04T23:08:00Z">
+        <w:r>
+          <w:delText>Use a small verbal example to motivate the three stages. Distinguish the environmental benefits-minus-drawbacks idea from an advancement probability.</w:delText>
+        </w:r>
+      </w:del>
+    </w:p>
+    <w:p>
+      <w:pPr>
+        <w:pStyle w:val="ListBullet"/>
+        <w:numPr>
+          <w:ilvl w:val="0"/>
+          <w:numId w:val="0"/>
+        </w:numPr>
+        <w:ind w:left="1224"/>
+        <w:rPr>
+          <w:del w:id="133" w:author="Levine, Charles Roger CTR USARMY USMA (USA)" w:date="2026-10-04T19:08:00Z" w16du:dateUtc="2026-10-04T23:08:00Z"/>
+          <w:rFonts w:asciiTheme="minorHAnsi" w:eastAsia="Times New Roman" w:hAnsiTheme="minorHAnsi" w:cs="Times New Roman"/>
+          <w:color w:val="0432FF"/>
+          <w:szCs w:val="24"/>
+        </w:rPr>
+      </w:pPr>
+      <w:del w:id="134" w:author="Levine, Charles Roger CTR USARMY USMA (USA)" w:date="2026-10-04T19:08:00Z" w16du:dateUtc="2026-10-04T23:08:00Z">
+        <w:r>
+          <w:rPr>
+            <w:rFonts w:asciiTheme="minorHAnsi" w:eastAsia="Times New Roman" w:hAnsiTheme="minorHAnsi" w:cs="Times New Roman"/>
+            <w:color w:val="0432FF"/>
+            <w:szCs w:val="24"/>
+          </w:rPr>
+          <w:delText>Consider two equally performing individuals placed in different groups. One enters a group of mostly average performers; the other enters a group containing many high performers. The second individual may receive greater environmental benefits from stronger peers, but may also face greater difficulty distinguishing herself within that environment.</w:delText>
+        </w:r>
+      </w:del>
+    </w:p>
+    <w:p>
+      <w:pPr>
+        <w:pStyle w:val="ListBullet"/>
+        <w:numPr>
+          <w:ilvl w:val="0"/>
+          <w:numId w:val="0"/>
+        </w:numPr>
+        <w:ind w:left="1224"/>
+        <w:rPr>
+          <w:del w:id="135" w:author="Levine, Charles Roger CTR USARMY USMA (USA)" w:date="2026-10-04T19:08:00Z" w16du:dateUtc="2026-10-04T23:08:00Z"/>
+          <w:rFonts w:asciiTheme="minorHAnsi" w:eastAsia="Times New Roman" w:hAnsiTheme="minorHAnsi" w:cs="Times New Roman"/>
+          <w:color w:val="0432FF"/>
+          <w:szCs w:val="24"/>
+        </w:rPr>
+      </w:pPr>
+    </w:p>
+    <w:p>
+      <w:pPr>
+        <w:pStyle w:val="ListBullet"/>
+        <w:numPr>
+          <w:ilvl w:val="0"/>
+          <w:numId w:val="0"/>
+        </w:numPr>
+        <w:ind w:left="1224"/>
+        <w:rPr>
+          <w:del w:id="136" w:author="Levine, Charles Roger CTR USARMY USMA (USA)" w:date="2026-10-04T19:08:00Z" w16du:dateUtc="2026-10-04T23:08:00Z"/>
+          <w:rFonts w:asciiTheme="minorHAnsi" w:eastAsia="Times New Roman" w:hAnsiTheme="minorHAnsi" w:cs="Times New Roman"/>
+          <w:color w:val="0432FF"/>
+          <w:szCs w:val="24"/>
+        </w:rPr>
+      </w:pPr>
+      <w:del w:id="137" w:author="Levine, Charles Roger CTR USARMY USMA (USA)" w:date="2026-10-04T19:08:00Z" w16du:dateUtc="2026-10-04T23:08:00Z">
+        <w:r>
+          <w:rPr>
+            <w:rFonts w:asciiTheme="minorHAnsi" w:eastAsia="Times New Roman" w:hAnsiTheme="minorHAnsi" w:cs="Times New Roman"/>
+            <w:color w:val="0432FF"/>
+            <w:szCs w:val="24"/>
+          </w:rPr>
+          <w:delText>ASSIGN determines which group each individual enters. SCORE determines whether and how the composition of that group changes the individual's competitive standing. SELECT then determines whether the resulting score is sufficient to obtain one of the limited opportunities.</w:delText>
+        </w:r>
+      </w:del>
+    </w:p>
+    <w:p>
+      <w:pPr>
+        <w:pStyle w:val="ListBullet"/>
+        <w:numPr>
+          <w:ilvl w:val="0"/>
+          <w:numId w:val="0"/>
+        </w:numPr>
+        <w:ind w:left="1224"/>
+        <w:rPr>
+          <w:del w:id="138" w:author="Levine, Charles Roger CTR USARMY USMA (USA)" w:date="2026-10-04T19:08:00Z" w16du:dateUtc="2026-10-04T23:08:00Z"/>
+          <w:rFonts w:asciiTheme="minorHAnsi" w:eastAsia="Times New Roman" w:hAnsiTheme="minorHAnsi" w:cs="Times New Roman"/>
+          <w:color w:val="0432FF"/>
+          <w:szCs w:val="24"/>
+        </w:rPr>
+      </w:pPr>
+    </w:p>
+    <w:p>
+      <w:pPr>
+        <w:pStyle w:val="ListBullet"/>
+        <w:numPr>
+          <w:ilvl w:val="0"/>
+          <w:numId w:val="0"/>
+        </w:numPr>
+        <w:ind w:left="1224"/>
+        <w:rPr>
+          <w:del w:id="139" w:author="Levine, Charles Roger CTR USARMY USMA (USA)" w:date="2026-10-04T19:08:00Z" w16du:dateUtc="2026-10-04T23:08:00Z"/>
+          <w:rFonts w:asciiTheme="minorHAnsi" w:hAnsiTheme="minorHAnsi"/>
+        </w:rPr>
+      </w:pPr>
+      <w:del w:id="140" w:author="Levine, Charles Roger CTR USARMY USMA (USA)" w:date="2026-10-04T19:08:00Z" w16du:dateUtc="2026-10-04T23:08:00Z">
+        <w:r>
+          <w:rPr>
+            <w:rFonts w:asciiTheme="minorHAnsi" w:eastAsia="Times New Roman" w:hAnsiTheme="minorHAnsi" w:cs="Times New Roman"/>
+            <w:color w:val="0432FF"/>
+            <w:szCs w:val="24"/>
+          </w:rPr>
+          <w:delText xml:space="preserve">The example illustrates why the three stages must remain separate. Strong peers may alter an individual's environment without changing selection, or they may change scores without changing the identities of the winners. Conversely, extreme scarcity may turn relatively small score differences into large differences in outcomes. The model therefore asks not simply whether peer quality is associated with success, but </w:delText>
+        </w:r>
+        <w:r>
+          <w:rPr>
+            <w:rFonts w:asciiTheme="minorHAnsi" w:eastAsia="Times New Roman" w:hAnsiTheme="minorHAnsi" w:cs="Times New Roman"/>
+            <w:b/>
+            <w:bCs/>
+            <w:color w:val="0432FF"/>
+            <w:szCs w:val="24"/>
+          </w:rPr>
+          <w:delText>how assignment, environmental effects, and selection interact to generate the observed relationship</w:delText>
+        </w:r>
+        <w:r>
+          <w:rPr>
+            <w:rFonts w:asciiTheme="minorHAnsi" w:eastAsia="Times New Roman" w:hAnsiTheme="minorHAnsi" w:cs="Times New Roman"/>
+            <w:color w:val="0432FF"/>
+            <w:szCs w:val="24"/>
+          </w:rPr>
+          <w:delText>.</w:delText>
+        </w:r>
+      </w:del>
+    </w:p>
+    <w:p>
+      <w:pPr>
+        <w:pStyle w:val="ListBullet"/>
+        <w:numPr>
+          <w:ilvl w:val="0"/>
+          <w:numId w:val="0"/>
+        </w:numPr>
+        <w:ind w:left="1224"/>
+        <w:rPr>
+          <w:del w:id="141" w:author="Levine, Charles Roger CTR USARMY USMA (USA)" w:date="2026-10-04T19:08:00Z" w16du:dateUtc="2026-10-04T23:08:00Z"/>
+        </w:rPr>
+      </w:pPr>
+    </w:p>
+    <w:p>
+      <w:pPr>
+        <w:pStyle w:val="ListBullet"/>
+        <w:numPr>
+          <w:ilvl w:val="2"/>
+          <w:numId w:val="12"/>
+        </w:numPr>
+        <w:rPr>
+          <w:del w:id="142" w:author="Levine, Charles Roger CTR USARMY USMA (USA)" w:date="2026-10-04T19:08:00Z" w16du:dateUtc="2026-10-04T23:08:00Z"/>
+        </w:rPr>
+      </w:pPr>
+      <w:del w:id="143" w:author="Levine, Charles Roger CTR USARMY USMA (USA)" w:date="2026-10-04T19:08:00Z" w16du:dateUtc="2026-10-04T23:08:00Z">
+        <w:r>
+          <w:delText>What the model is trying to explain—and what it is not</w:delText>
+        </w:r>
+      </w:del>
+    </w:p>
+    <w:p>
+      <w:pPr>
+        <w:pStyle w:val="ListBullet"/>
+        <w:numPr>
+          <w:ilvl w:val="0"/>
+          <w:numId w:val="0"/>
+        </w:numPr>
+        <w:ind w:left="1224"/>
+        <w:rPr>
+          <w:del w:id="144" w:author="Levine, Charles Roger CTR USARMY USMA (USA)" w:date="2026-10-04T19:08:00Z" w16du:dateUtc="2026-10-04T23:08:00Z"/>
+          <w:rFonts w:asciiTheme="minorHAnsi" w:hAnsiTheme="minorHAnsi"/>
+          <w:color w:val="0432FF"/>
+        </w:rPr>
+      </w:pPr>
+      <w:del w:id="145" w:author="Levine, Charles Roger CTR USARMY USMA (USA)" w:date="2026-10-04T19:08:00Z" w16du:dateUtc="2026-10-04T23:08:00Z">
+        <w:r>
+          <w:rPr>
+            <w:rFonts w:asciiTheme="minorHAnsi" w:hAnsiTheme="minorHAnsi"/>
+            <w:color w:val="0432FF"/>
+          </w:rPr>
+          <w:delText>The model is not designed to reproduce every institutional feature of Army, basketball, tenure, or education. It is a minimal mechanism model meant to separate assignment, environmental scoring, and scarce selection.</w:delText>
+        </w:r>
+      </w:del>
     </w:p>
     <w:p>
       <w:pPr>
@@ -937,10 +1567,15 @@
           <w:ilvl w:val="1"/>
           <w:numId w:val="12"/>
         </w:numPr>
-      </w:pPr>
-      <w:r>
-        <w:t xml:space="preserve"> What the model treats as individual performance and environment</w:t>
-      </w:r>
+        <w:rPr>
+          <w:ins w:id="146" w:author="Levine, Charles Roger CTR USARMY USMA (USA)" w:date="2026-10-04T19:08:00Z" w16du:dateUtc="2026-10-04T23:08:00Z"/>
+        </w:rPr>
+      </w:pPr>
+      <w:ins w:id="147" w:author="Levine, Charles Roger CTR USARMY USMA (USA)" w:date="2026-10-04T19:08:00Z" w16du:dateUtc="2026-10-04T23:08:00Z">
+        <w:r>
+          <w:t>Individuals, groups, and peer environments</w:t>
+        </w:r>
+      </w:ins>
     </w:p>
     <w:p>
       <w:pPr>
@@ -949,10 +1584,329 @@
           <w:ilvl w:val="2"/>
           <w:numId w:val="12"/>
         </w:numPr>
-      </w:pPr>
-      <w:r>
-        <w:t>Define the individual input Aᵢ, the population, and the time unit. Observed performance is not automatically innate or portable talent.</w:t>
-      </w:r>
+        <w:rPr>
+          <w:ins w:id="148" w:author="Levine, Charles Roger CTR USARMY USMA (USA)" w:date="2026-10-04T19:08:00Z" w16du:dateUtc="2026-10-04T23:08:00Z"/>
+          <w:rFonts w:asciiTheme="minorHAnsi" w:hAnsiTheme="minorHAnsi"/>
+          <w:color w:val="0432FF"/>
+          <w:rPrChange w:id="149" w:author="Levine, Charles Roger CTR USARMY USMA (USA)" w:date="2026-10-04T21:09:00Z" w16du:dateUtc="2026-10-05T01:09:00Z">
+            <w:rPr>
+              <w:ins w:id="150" w:author="Levine, Charles Roger CTR USARMY USMA (USA)" w:date="2026-10-04T19:08:00Z" w16du:dateUtc="2026-10-04T23:08:00Z"/>
+            </w:rPr>
+          </w:rPrChange>
+        </w:rPr>
+      </w:pPr>
+      <w:ins w:id="151" w:author="Levine, Charles Roger CTR USARMY USMA (USA)" w:date="2026-10-04T19:08:00Z" w16du:dateUtc="2026-10-04T23:08:00Z">
+        <w:r>
+          <w:t xml:space="preserve">The individual entering the model. Define the individual input </w:t>
+        </w:r>
+      </w:ins>
+      <m:oMath>
+        <m:r>
+          <w:rPr>
+            <w:rFonts w:ascii="Cambria Math" w:hAnsi="Cambria Math"/>
+          </w:rPr>
+          <m:t>Aᵢ</m:t>
+        </m:r>
+      </m:oMath>
+      <w:ins w:id="152" w:author="Levine, Charles Roger CTR USARMY USMA (USA)" w:date="2026-10-04T19:08:00Z" w16du:dateUtc="2026-10-04T23:08:00Z">
+        <w:r>
+          <w:t>, the relevant population, and the time unit. Explain that observed performance is a measured characteristic, not automatically innate or portable talent.</w:t>
+        </w:r>
+      </w:ins>
+      <w:ins w:id="153" w:author="Levine, Charles Roger CTR USARMY USMA (USA)" w:date="2026-10-04T20:02:00Z" w16du:dateUtc="2026-10-05T00:02:00Z">
+        <w:r>
+          <w:t xml:space="preserve">  </w:t>
+        </w:r>
+      </w:ins>
+      <w:ins w:id="154" w:author="Levine, Charles Roger CTR USARMY USMA (USA)" w:date="2026-10-04T21:08:00Z" w16du:dateUtc="2026-10-05T01:08:00Z">
+        <w:r>
+          <w:rPr>
+            <w:rFonts w:asciiTheme="minorHAnsi" w:hAnsiTheme="minorHAnsi"/>
+            <w:color w:val="0432FF"/>
+            <w:rPrChange w:id="155" w:author="Levine, Charles Roger CTR USARMY USMA (USA)" w:date="2026-10-04T21:09:00Z" w16du:dateUtc="2026-10-05T01:09:00Z">
+              <w:rPr/>
+            </w:rPrChange>
+          </w:rPr>
+          <w:t xml:space="preserve">The model begins with an individual-level quantity </w:t>
+        </w:r>
+      </w:ins>
+      <m:oMath>
+        <m:sSub>
+          <m:sSubPr>
+            <m:ctrlPr>
+              <w:rPr>
+                <w:rFonts w:ascii="Cambria Math" w:hAnsi="Cambria Math"/>
+                <w:color w:val="0432FF"/>
+              </w:rPr>
+            </m:ctrlPr>
+          </m:sSubPr>
+          <m:e>
+            <m:r>
+              <w:rPr>
+                <w:rFonts w:ascii="Cambria Math" w:hAnsi="Cambria Math"/>
+                <w:color w:val="0432FF"/>
+              </w:rPr>
+              <m:t>A</m:t>
+            </m:r>
+          </m:e>
+          <m:sub>
+            <m:r>
+              <w:rPr>
+                <w:rFonts w:ascii="Cambria Math" w:hAnsi="Cambria Math"/>
+                <w:color w:val="0432FF"/>
+              </w:rPr>
+              <m:t>i</m:t>
+            </m:r>
+          </m:sub>
+        </m:sSub>
+      </m:oMath>
+      <w:ins w:id="156" w:author="Levine, Charles Roger CTR USARMY USMA (USA)" w:date="2026-10-04T21:08:00Z" w16du:dateUtc="2026-10-05T01:08:00Z">
+        <w:r>
+          <w:rPr>
+            <w:rFonts w:asciiTheme="minorHAnsi" w:hAnsiTheme="minorHAnsi"/>
+            <w:color w:val="0432FF"/>
+            <w:rPrChange w:id="157" w:author="Levine, Charles Roger CTR USARMY USMA (USA)" w:date="2026-10-04T21:09:00Z" w16du:dateUtc="2026-10-05T01:09:00Z">
+              <w:rPr/>
+            </w:rPrChange>
+          </w:rPr>
+          <w:t xml:space="preserve"> that represents the performance or characteristic used to describe person </w:t>
+        </w:r>
+      </w:ins>
+      <m:oMath>
+        <m:r>
+          <w:rPr>
+            <w:rFonts w:ascii="Cambria Math" w:hAnsi="Cambria Math"/>
+            <w:color w:val="0432FF"/>
+          </w:rPr>
+          <m:t>i</m:t>
+        </m:r>
+      </m:oMath>
+      <w:ins w:id="158" w:author="Levine, Charles Roger CTR USARMY USMA (USA)" w:date="2026-10-04T21:08:00Z" w16du:dateUtc="2026-10-05T01:08:00Z">
+        <w:r>
+          <w:rPr>
+            <w:rFonts w:asciiTheme="minorHAnsi" w:hAnsiTheme="minorHAnsi"/>
+            <w:color w:val="0432FF"/>
+            <w:rPrChange w:id="159" w:author="Levine, Charles Roger CTR USARMY USMA (USA)" w:date="2026-10-04T21:09:00Z" w16du:dateUtc="2026-10-05T01:09:00Z">
+              <w:rPr/>
+            </w:rPrChange>
+          </w:rPr>
+          <w:t xml:space="preserve"> in the modeled process. Depending on the empirical setting, this quantity may be measured before assignment or may represent performance observed after individuals have already spent </w:t>
+        </w:r>
+        <w:r>
+          <w:rPr>
+            <w:rFonts w:asciiTheme="minorHAnsi" w:hAnsiTheme="minorHAnsi"/>
+            <w:color w:val="0432FF"/>
+            <w:rPrChange w:id="160" w:author="Levine, Charles Roger CTR USARMY USMA (USA)" w:date="2026-10-04T21:09:00Z" w16du:dateUtc="2026-10-05T01:09:00Z">
+              <w:rPr/>
+            </w:rPrChange>
+          </w:rPr>
+          <w:lastRenderedPageBreak/>
+          <w:t xml:space="preserve">time in an environment. The model does not require </w:t>
+        </w:r>
+      </w:ins>
+      <m:oMath>
+        <m:sSub>
+          <m:sSubPr>
+            <m:ctrlPr>
+              <w:ins w:id="161" w:author="Levine, Charles Roger CTR USARMY USMA (USA)" w:date="2026-10-04T21:10:00Z" w16du:dateUtc="2026-10-05T01:10:00Z">
+                <w:rPr>
+                  <w:rFonts w:ascii="Cambria Math" w:hAnsi="Cambria Math"/>
+                  <w:color w:val="0432FF"/>
+                </w:rPr>
+              </w:ins>
+            </m:ctrlPr>
+          </m:sSubPr>
+          <m:e>
+            <m:r>
+              <w:ins w:id="162" w:author="Levine, Charles Roger CTR USARMY USMA (USA)" w:date="2026-10-04T21:10:00Z" w16du:dateUtc="2026-10-05T01:10:00Z">
+                <w:rPr>
+                  <w:rFonts w:ascii="Cambria Math" w:hAnsi="Cambria Math"/>
+                  <w:color w:val="0432FF"/>
+                </w:rPr>
+                <m:t>A</m:t>
+              </w:ins>
+            </m:r>
+          </m:e>
+          <m:sub>
+            <m:r>
+              <w:ins w:id="163" w:author="Levine, Charles Roger CTR USARMY USMA (USA)" w:date="2026-10-04T21:10:00Z" w16du:dateUtc="2026-10-05T01:10:00Z">
+                <w:rPr>
+                  <w:rFonts w:ascii="Cambria Math" w:hAnsi="Cambria Math"/>
+                  <w:color w:val="0432FF"/>
+                </w:rPr>
+                <m:t>i</m:t>
+              </w:ins>
+            </m:r>
+          </m:sub>
+        </m:sSub>
+      </m:oMath>
+      <w:ins w:id="164" w:author="Levine, Charles Roger CTR USARMY USMA (USA)" w:date="2026-10-04T21:08:00Z" w16du:dateUtc="2026-10-05T01:08:00Z">
+        <w:r>
+          <w:rPr>
+            <w:rFonts w:asciiTheme="minorHAnsi" w:hAnsiTheme="minorHAnsi"/>
+            <w:color w:val="0432FF"/>
+            <w:rPrChange w:id="165" w:author="Levine, Charles Roger CTR USARMY USMA (USA)" w:date="2026-10-04T21:09:00Z" w16du:dateUtc="2026-10-05T01:09:00Z">
+              <w:rPr/>
+            </w:rPrChange>
+          </w:rPr>
+          <w:t xml:space="preserve"> to </w:t>
+        </w:r>
+      </w:ins>
+      <w:ins w:id="166" w:author="Levine, Charles Roger CTR USARMY USMA (USA)" w:date="2026-10-04T21:26:00Z" w16du:dateUtc="2026-10-05T01:26:00Z">
+        <w:r>
+          <w:rPr>
+            <w:rFonts w:asciiTheme="minorHAnsi" w:hAnsiTheme="minorHAnsi"/>
+            <w:color w:val="0432FF"/>
+          </w:rPr>
+          <w:t xml:space="preserve">necessarily </w:t>
+        </w:r>
+      </w:ins>
+      <w:ins w:id="167" w:author="Levine, Charles Roger CTR USARMY USMA (USA)" w:date="2026-10-04T21:08:00Z" w16du:dateUtc="2026-10-05T01:08:00Z">
+        <w:r>
+          <w:rPr>
+            <w:rFonts w:asciiTheme="minorHAnsi" w:hAnsiTheme="minorHAnsi"/>
+            <w:color w:val="0432FF"/>
+            <w:rPrChange w:id="168" w:author="Levine, Charles Roger CTR USARMY USMA (USA)" w:date="2026-10-04T21:09:00Z" w16du:dateUtc="2026-10-05T01:09:00Z">
+              <w:rPr/>
+            </w:rPrChange>
+          </w:rPr>
+          <w:t xml:space="preserve">represent innate ability or a context-independent trait. Rather, </w:t>
+        </w:r>
+      </w:ins>
+      <m:oMath>
+        <m:sSub>
+          <m:sSubPr>
+            <m:ctrlPr>
+              <w:ins w:id="169" w:author="Levine, Charles Roger CTR USARMY USMA (USA)" w:date="2026-10-04T21:10:00Z" w16du:dateUtc="2026-10-05T01:10:00Z">
+                <w:rPr>
+                  <w:rFonts w:ascii="Cambria Math" w:hAnsi="Cambria Math"/>
+                  <w:color w:val="0432FF"/>
+                </w:rPr>
+              </w:ins>
+            </m:ctrlPr>
+          </m:sSubPr>
+          <m:e>
+            <m:r>
+              <w:ins w:id="170" w:author="Levine, Charles Roger CTR USARMY USMA (USA)" w:date="2026-10-04T21:10:00Z" w16du:dateUtc="2026-10-05T01:10:00Z">
+                <w:rPr>
+                  <w:rFonts w:ascii="Cambria Math" w:hAnsi="Cambria Math"/>
+                  <w:color w:val="0432FF"/>
+                </w:rPr>
+                <m:t>A</m:t>
+              </w:ins>
+            </m:r>
+          </m:e>
+          <m:sub>
+            <m:r>
+              <w:ins w:id="171" w:author="Levine, Charles Roger CTR USARMY USMA (USA)" w:date="2026-10-04T21:10:00Z" w16du:dateUtc="2026-10-05T01:10:00Z">
+                <w:rPr>
+                  <w:rFonts w:ascii="Cambria Math" w:hAnsi="Cambria Math"/>
+                  <w:color w:val="0432FF"/>
+                </w:rPr>
+                <m:t>i</m:t>
+              </w:ins>
+            </m:r>
+          </m:sub>
+        </m:sSub>
+      </m:oMath>
+      <w:ins w:id="172" w:author="Levine, Charles Roger CTR USARMY USMA (USA)" w:date="2026-10-04T21:16:00Z" w16du:dateUtc="2026-10-05T01:16:00Z">
+        <w:r>
+          <w:rPr>
+            <w:rFonts w:asciiTheme="minorHAnsi" w:hAnsiTheme="minorHAnsi"/>
+            <w:color w:val="0432FF"/>
+          </w:rPr>
+          <w:t xml:space="preserve"> </w:t>
+        </w:r>
+      </w:ins>
+      <w:ins w:id="173" w:author="Levine, Charles Roger CTR USARMY USMA (USA)" w:date="2026-10-04T21:08:00Z" w16du:dateUtc="2026-10-05T01:08:00Z">
+        <w:r>
+          <w:rPr>
+            <w:rFonts w:asciiTheme="minorHAnsi" w:hAnsiTheme="minorHAnsi"/>
+            <w:color w:val="0432FF"/>
+            <w:rPrChange w:id="174" w:author="Levine, Charles Roger CTR USARMY USMA (USA)" w:date="2026-10-04T21:09:00Z" w16du:dateUtc="2026-10-05T01:09:00Z">
+              <w:rPr/>
+            </w:rPrChange>
+          </w:rPr>
+          <w:t>is treated as fixed within a given model experiment so that the effects of assignment, scoring, and selection can be examined separately.</w:t>
+        </w:r>
+        <w:r>
+          <w:rPr>
+            <w:rFonts w:asciiTheme="minorHAnsi" w:hAnsiTheme="minorHAnsi"/>
+            <w:color w:val="0432FF"/>
+            <w:rPrChange w:id="175" w:author="Levine, Charles Roger CTR USARMY USMA (USA)" w:date="2026-10-04T21:09:00Z" w16du:dateUtc="2026-10-05T01:09:00Z">
+              <w:rPr/>
+            </w:rPrChange>
+          </w:rPr>
+          <w:t xml:space="preserve"> </w:t>
+        </w:r>
+        <w:r>
+          <w:rPr>
+            <w:rFonts w:asciiTheme="minorHAnsi" w:hAnsiTheme="minorHAnsi"/>
+            <w:color w:val="0432FF"/>
+            <w:rPrChange w:id="176" w:author="Levine, Charles Roger CTR USARMY USMA (USA)" w:date="2026-10-04T21:09:00Z" w16du:dateUtc="2026-10-05T01:09:00Z">
+              <w:rPr/>
+            </w:rPrChange>
+          </w:rPr>
+          <w:t xml:space="preserve">In settings where the environment itself may alter observed performance, treating </w:t>
+        </w:r>
+      </w:ins>
+      <m:oMath>
+        <m:sSub>
+          <m:sSubPr>
+            <m:ctrlPr>
+              <w:ins w:id="177" w:author="Levine, Charles Roger CTR USARMY USMA (USA)" w:date="2026-10-04T21:10:00Z" w16du:dateUtc="2026-10-05T01:10:00Z">
+                <w:rPr>
+                  <w:rFonts w:ascii="Cambria Math" w:hAnsi="Cambria Math"/>
+                  <w:color w:val="0432FF"/>
+                </w:rPr>
+              </w:ins>
+            </m:ctrlPr>
+          </m:sSubPr>
+          <m:e>
+            <m:r>
+              <w:ins w:id="178" w:author="Levine, Charles Roger CTR USARMY USMA (USA)" w:date="2026-10-04T21:10:00Z" w16du:dateUtc="2026-10-05T01:10:00Z">
+                <w:rPr>
+                  <w:rFonts w:ascii="Cambria Math" w:hAnsi="Cambria Math"/>
+                  <w:color w:val="0432FF"/>
+                </w:rPr>
+                <m:t>A</m:t>
+              </w:ins>
+            </m:r>
+          </m:e>
+          <m:sub>
+            <m:r>
+              <w:ins w:id="179" w:author="Levine, Charles Roger CTR USARMY USMA (USA)" w:date="2026-10-04T21:10:00Z" w16du:dateUtc="2026-10-05T01:10:00Z">
+                <w:rPr>
+                  <w:rFonts w:ascii="Cambria Math" w:hAnsi="Cambria Math"/>
+                  <w:color w:val="0432FF"/>
+                </w:rPr>
+                <m:t>i</m:t>
+              </w:ins>
+            </m:r>
+          </m:sub>
+        </m:sSub>
+      </m:oMath>
+      <w:ins w:id="180" w:author="Levine, Charles Roger CTR USARMY USMA (USA)" w:date="2026-10-04T21:10:00Z" w16du:dateUtc="2026-10-05T01:10:00Z">
+        <w:r>
+          <w:rPr>
+            <w:rFonts w:asciiTheme="minorHAnsi" w:hAnsiTheme="minorHAnsi"/>
+            <w:color w:val="0432FF"/>
+          </w:rPr>
+          <w:t xml:space="preserve"> </w:t>
+        </w:r>
+      </w:ins>
+      <w:ins w:id="181" w:author="Levine, Charles Roger CTR USARMY USMA (USA)" w:date="2026-10-04T21:08:00Z" w16du:dateUtc="2026-10-05T01:08:00Z">
+        <w:r>
+          <w:rPr>
+            <w:rFonts w:asciiTheme="minorHAnsi" w:hAnsiTheme="minorHAnsi"/>
+            <w:color w:val="0432FF"/>
+            <w:rPrChange w:id="182" w:author="Levine, Charles Roger CTR USARMY USMA (USA)" w:date="2026-10-04T21:09:00Z" w16du:dateUtc="2026-10-05T01:09:00Z">
+              <w:rPr/>
+            </w:rPrChange>
+          </w:rPr>
+          <w:t>as fixed is a simplifying assumption that separates the assignment and selection mechanisms from the process through which performance develops over time.</w:t>
+        </w:r>
+      </w:ins>
     </w:p>
     <w:p>
       <w:pPr>
@@ -961,10 +1915,144 @@
           <w:ilvl w:val="2"/>
           <w:numId w:val="12"/>
         </w:numPr>
-      </w:pPr>
-      <w:r>
-        <w:t>Explain the performance measure, standardization, group membership, group size, and capacity.</w:t>
-      </w:r>
+        <w:rPr>
+          <w:ins w:id="183" w:author="Levine, Charles Roger CTR USARMY USMA (USA)" w:date="2026-10-04T21:15:00Z" w16du:dateUtc="2026-10-05T01:15:00Z"/>
+          <w:rFonts w:asciiTheme="minorHAnsi" w:hAnsiTheme="minorHAnsi"/>
+          <w:color w:val="0432FF"/>
+          <w:rPrChange w:id="184" w:author="Levine, Charles Roger CTR USARMY USMA (USA)" w:date="2026-10-04T21:15:00Z" w16du:dateUtc="2026-10-05T01:15:00Z">
+            <w:rPr>
+              <w:ins w:id="185" w:author="Levine, Charles Roger CTR USARMY USMA (USA)" w:date="2026-10-04T21:15:00Z" w16du:dateUtc="2026-10-05T01:15:00Z"/>
+            </w:rPr>
+          </w:rPrChange>
+        </w:rPr>
+      </w:pPr>
+      <w:ins w:id="186" w:author="Levine, Charles Roger CTR USARMY USMA (USA)" w:date="2026-10-04T19:08:00Z" w16du:dateUtc="2026-10-04T23:08:00Z">
+        <w:r>
+          <w:t>The group as the individual's environment. Explain group membership, group size, capacity, and why the group's composition is an analytically distinct feature of the individual's setting.</w:t>
+        </w:r>
+      </w:ins>
+      <w:ins w:id="187" w:author="Levine, Charles Roger CTR USARMY USMA (USA)" w:date="2026-10-04T21:14:00Z" w16du:dateUtc="2026-10-05T01:14:00Z">
+        <w:r>
+          <w:t xml:space="preserve"> </w:t>
+        </w:r>
+      </w:ins>
+      <w:ins w:id="188" w:author="Levine, Charles Roger CTR USARMY USMA (USA)" w:date="2026-10-04T21:15:00Z" w16du:dateUtc="2026-10-05T01:15:00Z">
+        <w:r>
+          <w:t xml:space="preserve">Individuals are embedded in groups whose composition defines the immediate peer environment considered by the model. </w:t>
+        </w:r>
+        <w:r>
+          <w:rPr>
+            <w:rFonts w:asciiTheme="minorHAnsi" w:hAnsiTheme="minorHAnsi"/>
+            <w:color w:val="0432FF"/>
+            <w:rPrChange w:id="189" w:author="Levine, Charles Roger CTR USARMY USMA (USA)" w:date="2026-10-04T21:15:00Z" w16du:dateUtc="2026-10-05T01:15:00Z">
+              <w:rPr/>
+            </w:rPrChange>
+          </w:rPr>
+          <w:t xml:space="preserve">A group may be a military unit, athletic team, academic department, school, or another organizational setting in which individuals develop and are evaluated alongside others. Group membership determines which peers are locally relevant to person </w:t>
+        </w:r>
+      </w:ins>
+      <m:oMath>
+        <m:r>
+          <w:rPr>
+            <w:rFonts w:ascii="Cambria Math" w:hAnsi="Cambria Math"/>
+            <w:color w:val="0432FF"/>
+          </w:rPr>
+          <m:t>i</m:t>
+        </m:r>
+      </m:oMath>
+      <w:ins w:id="190" w:author="Levine, Charles Roger CTR USARMY USMA (USA)" w:date="2026-10-04T21:15:00Z" w16du:dateUtc="2026-10-05T01:15:00Z">
+        <w:r>
+          <w:rPr>
+            <w:rFonts w:asciiTheme="minorHAnsi" w:hAnsiTheme="minorHAnsi"/>
+            <w:color w:val="0432FF"/>
+            <w:rPrChange w:id="191" w:author="Levine, Charles Roger CTR USARMY USMA (USA)" w:date="2026-10-04T21:15:00Z" w16du:dateUtc="2026-10-05T01:15:00Z">
+              <w:rPr/>
+            </w:rPrChange>
+          </w:rPr>
+          <w:t xml:space="preserve"> and therefore which observations contribute to the environmental quantities associated with that individual.</w:t>
+        </w:r>
+      </w:ins>
+    </w:p>
+    <w:p>
+      <w:pPr>
+        <w:pStyle w:val="ListBullet"/>
+        <w:numPr>
+          <w:ilvl w:val="0"/>
+          <w:numId w:val="0"/>
+        </w:numPr>
+        <w:ind w:left="1224"/>
+        <w:rPr>
+          <w:ins w:id="192" w:author="Levine, Charles Roger CTR USARMY USMA (USA)" w:date="2026-10-04T21:16:00Z" w16du:dateUtc="2026-10-05T01:16:00Z"/>
+          <w:rFonts w:asciiTheme="minorHAnsi" w:hAnsiTheme="minorHAnsi"/>
+          <w:color w:val="0432FF"/>
+        </w:rPr>
+      </w:pPr>
+    </w:p>
+    <w:p>
+      <w:pPr>
+        <w:pStyle w:val="ListBullet"/>
+        <w:numPr>
+          <w:ilvl w:val="0"/>
+          <w:numId w:val="0"/>
+        </w:numPr>
+        <w:ind w:left="1224"/>
+        <w:rPr>
+          <w:ins w:id="193" w:author="Levine, Charles Roger CTR USARMY USMA (USA)" w:date="2026-10-04T19:08:00Z" w16du:dateUtc="2026-10-04T23:08:00Z"/>
+          <w:rFonts w:asciiTheme="minorHAnsi" w:hAnsiTheme="minorHAnsi"/>
+          <w:color w:val="0432FF"/>
+          <w:rPrChange w:id="194" w:author="Levine, Charles Roger CTR USARMY USMA (USA)" w:date="2026-10-04T21:15:00Z" w16du:dateUtc="2026-10-05T01:15:00Z">
+            <w:rPr>
+              <w:ins w:id="195" w:author="Levine, Charles Roger CTR USARMY USMA (USA)" w:date="2026-10-04T19:08:00Z" w16du:dateUtc="2026-10-04T23:08:00Z"/>
+            </w:rPr>
+          </w:rPrChange>
+        </w:rPr>
+        <w:pPrChange w:id="196" w:author="Levine, Charles Roger CTR USARMY USMA (USA)" w:date="2026-10-04T21:16:00Z" w16du:dateUtc="2026-10-05T01:16:00Z">
+          <w:pPr>
+            <w:pStyle w:val="ListBullet"/>
+            <w:numPr>
+              <w:ilvl w:val="2"/>
+              <w:numId w:val="12"/>
+            </w:numPr>
+            <w:tabs>
+              <w:tab w:val="clear" w:pos="360"/>
+            </w:tabs>
+            <w:ind w:left="1224" w:hanging="504"/>
+          </w:pPr>
+        </w:pPrChange>
+      </w:pPr>
+      <w:ins w:id="197" w:author="Levine, Charles Roger CTR USARMY USMA (USA)" w:date="2026-10-04T21:15:00Z" w16du:dateUtc="2026-10-05T01:15:00Z">
+        <w:r>
+          <w:rPr>
+            <w:rFonts w:asciiTheme="minorHAnsi" w:hAnsiTheme="minorHAnsi"/>
+            <w:color w:val="0432FF"/>
+            <w:rPrChange w:id="198" w:author="Levine, Charles Roger CTR USARMY USMA (USA)" w:date="2026-10-04T21:15:00Z" w16du:dateUtc="2026-10-05T01:15:00Z">
+              <w:rPr/>
+            </w:rPrChange>
+          </w:rPr>
+          <w:t xml:space="preserve">The model also requires the group to have a defined size or capacity. Capacity matters because assignment is not unconstrained: individuals cannot all be placed into the same group, and the number of available positions shapes the set of possible assignments. Group size therefore affects both the composition of peer environments and the assignment process that generates them. The group is treated as the local environment in which peer exposure occurs, even when later selection </w:t>
+        </w:r>
+      </w:ins>
+      <w:ins w:id="199" w:author="Levine, Charles Roger CTR USARMY USMA (USA)" w:date="2026-10-04T21:29:00Z" w16du:dateUtc="2026-10-05T01:29:00Z">
+        <w:r>
+          <w:rPr>
+            <w:rFonts w:asciiTheme="minorHAnsi" w:hAnsiTheme="minorHAnsi"/>
+            <w:color w:val="0432FF"/>
+          </w:rPr>
+          <w:t xml:space="preserve">may </w:t>
+        </w:r>
+      </w:ins>
+      <w:ins w:id="200" w:author="Levine, Charles Roger CTR USARMY USMA (USA)" w:date="2026-10-04T21:15:00Z" w16du:dateUtc="2026-10-05T01:15:00Z">
+        <w:r>
+          <w:rPr>
+            <w:rFonts w:asciiTheme="minorHAnsi" w:hAnsiTheme="minorHAnsi"/>
+            <w:color w:val="0432FF"/>
+            <w:rPrChange w:id="201" w:author="Levine, Charles Roger CTR USARMY USMA (USA)" w:date="2026-10-04T21:15:00Z" w16du:dateUtc="2026-10-05T01:15:00Z">
+              <w:rPr/>
+            </w:rPrChange>
+          </w:rPr>
+          <w:t>take place across a broader organizational population.</w:t>
+        </w:r>
+      </w:ins>
     </w:p>
     <w:p>
       <w:pPr>
@@ -973,10 +2061,282 @@
           <w:ilvl w:val="2"/>
           <w:numId w:val="12"/>
         </w:numPr>
-      </w:pPr>
-      <w:r>
-        <w:t>Define mean peer performance excluding the focal individual. Distinguish this plotting quantity from the congestion quantity subtracted from the score.</w:t>
-      </w:r>
+        <w:rPr>
+          <w:ins w:id="202" w:author="Levine, Charles Roger CTR USARMY USMA (USA)" w:date="2026-10-04T21:16:00Z" w16du:dateUtc="2026-10-05T01:16:00Z"/>
+          <w:rFonts w:asciiTheme="minorHAnsi" w:hAnsiTheme="minorHAnsi"/>
+          <w:color w:val="0432FF"/>
+          <w:rPrChange w:id="203" w:author="Levine, Charles Roger CTR USARMY USMA (USA)" w:date="2026-10-04T21:17:00Z" w16du:dateUtc="2026-10-05T01:17:00Z">
+            <w:rPr>
+              <w:ins w:id="204" w:author="Levine, Charles Roger CTR USARMY USMA (USA)" w:date="2026-10-04T21:16:00Z" w16du:dateUtc="2026-10-05T01:16:00Z"/>
+            </w:rPr>
+          </w:rPrChange>
+        </w:rPr>
+      </w:pPr>
+      <w:ins w:id="205" w:author="Levine, Charles Roger CTR USARMY USMA (USA)" w:date="2026-10-04T19:08:00Z" w16du:dateUtc="2026-10-04T23:08:00Z">
+        <w:r>
+          <w:t>Measuring peer qua</w:t>
+        </w:r>
+        <w:r>
+          <w:rPr>
+            <w:rFonts w:asciiTheme="majorHAnsi" w:hAnsiTheme="majorHAnsi" w:cstheme="majorHAnsi"/>
+            <w:color w:val="auto"/>
+            <w:rPrChange w:id="206" w:author="Levine, Charles Roger CTR USARMY USMA (USA)" w:date="2026-10-04T21:29:00Z" w16du:dateUtc="2026-10-05T01:29:00Z">
+              <w:rPr/>
+            </w:rPrChange>
+          </w:rPr>
+          <w:t>lity. Define leave-one-out mean peer performance and explain why the focal individual is excluded when describing the peer environment.</w:t>
+        </w:r>
+      </w:ins>
+      <w:ins w:id="207" w:author="Levine, Charles Roger CTR USARMY USMA (USA)" w:date="2026-10-04T21:16:00Z" w16du:dateUtc="2026-10-05T01:16:00Z">
+        <w:r>
+          <w:rPr>
+            <w:rFonts w:asciiTheme="minorHAnsi" w:hAnsiTheme="minorHAnsi"/>
+            <w:color w:val="auto"/>
+            <w:rPrChange w:id="208" w:author="Levine, Charles Roger CTR USARMY USMA (USA)" w:date="2026-10-04T21:29:00Z" w16du:dateUtc="2026-10-05T01:29:00Z">
+              <w:rPr/>
+            </w:rPrChange>
+          </w:rPr>
+          <w:t xml:space="preserve">  </w:t>
+        </w:r>
+        <w:r>
+          <w:rPr>
+            <w:rFonts w:asciiTheme="minorHAnsi" w:hAnsiTheme="minorHAnsi"/>
+            <w:color w:val="0432FF"/>
+            <w:rPrChange w:id="209" w:author="Levine, Charles Roger CTR USARMY USMA (USA)" w:date="2026-10-04T21:17:00Z" w16du:dateUtc="2026-10-05T01:17:00Z">
+              <w:rPr/>
+            </w:rPrChange>
+          </w:rPr>
+          <w:t xml:space="preserve">To characterize the environment surrounding individual </w:t>
+        </w:r>
+      </w:ins>
+      <m:oMath>
+        <m:r>
+          <w:rPr>
+            <w:rFonts w:ascii="Cambria Math" w:hAnsi="Cambria Math"/>
+            <w:color w:val="0432FF"/>
+          </w:rPr>
+          <m:t>i</m:t>
+        </m:r>
+      </m:oMath>
+      <w:ins w:id="210" w:author="Levine, Charles Roger CTR USARMY USMA (USA)" w:date="2026-10-04T21:16:00Z" w16du:dateUtc="2026-10-05T01:16:00Z">
+        <w:r>
+          <w:rPr>
+            <w:rFonts w:asciiTheme="minorHAnsi" w:hAnsiTheme="minorHAnsi"/>
+            <w:color w:val="0432FF"/>
+            <w:rPrChange w:id="211" w:author="Levine, Charles Roger CTR USARMY USMA (USA)" w:date="2026-10-04T21:17:00Z" w16du:dateUtc="2026-10-05T01:17:00Z">
+              <w:rPr/>
+            </w:rPrChange>
+          </w:rPr>
+          <w:t>, we summarize the measured characteristics of the individual's peers. A natural measure is the mean performance or characteristic of the other members of the group. When constructing this quantity, the focal individual's own value is excluded so that the environmental measure reflects the peers surrounding the individual rather than mechanically incorporating the individual's own performance.</w:t>
+        </w:r>
+      </w:ins>
+    </w:p>
+    <w:p>
+      <w:pPr>
+        <w:pStyle w:val="ListBullet"/>
+        <w:numPr>
+          <w:ilvl w:val="0"/>
+          <w:numId w:val="0"/>
+        </w:numPr>
+        <w:ind w:left="1224"/>
+        <w:rPr>
+          <w:ins w:id="212" w:author="Levine, Charles Roger CTR USARMY USMA (USA)" w:date="2026-10-04T21:17:00Z" w16du:dateUtc="2026-10-05T01:17:00Z"/>
+          <w:rFonts w:asciiTheme="minorHAnsi" w:hAnsiTheme="minorHAnsi"/>
+          <w:color w:val="0432FF"/>
+        </w:rPr>
+      </w:pPr>
+    </w:p>
+    <w:p>
+      <w:pPr>
+        <w:pStyle w:val="ListBullet"/>
+        <w:numPr>
+          <w:ilvl w:val="0"/>
+          <w:numId w:val="0"/>
+        </w:numPr>
+        <w:ind w:left="1224"/>
+        <w:rPr>
+          <w:ins w:id="213" w:author="Levine, Charles Roger CTR USARMY USMA (USA)" w:date="2026-10-04T21:21:00Z" w16du:dateUtc="2026-10-05T01:21:00Z"/>
+          <w:rFonts w:asciiTheme="minorHAnsi" w:hAnsiTheme="minorHAnsi"/>
+          <w:color w:val="0432FF"/>
+        </w:rPr>
+      </w:pPr>
+      <w:ins w:id="214" w:author="Levine, Charles Roger CTR USARMY USMA (USA)" w:date="2026-10-04T21:16:00Z" w16du:dateUtc="2026-10-05T01:16:00Z">
+        <w:r>
+          <w:rPr>
+            <w:rFonts w:asciiTheme="minorHAnsi" w:hAnsiTheme="minorHAnsi"/>
+            <w:color w:val="0432FF"/>
+            <w:rPrChange w:id="215" w:author="Levine, Charles Roger CTR USARMY USMA (USA)" w:date="2026-10-04T21:17:00Z" w16du:dateUtc="2026-10-05T01:17:00Z">
+              <w:rPr/>
+            </w:rPrChange>
+          </w:rPr>
+          <w:t xml:space="preserve">Let the peer-quality measure for individual </w:t>
+        </w:r>
+      </w:ins>
+      <m:oMath>
+        <m:r>
+          <w:rPr>
+            <w:rFonts w:ascii="Cambria Math" w:hAnsi="Cambria Math"/>
+            <w:color w:val="0432FF"/>
+          </w:rPr>
+          <m:t>i</m:t>
+        </m:r>
+      </m:oMath>
+      <w:ins w:id="216" w:author="Levine, Charles Roger CTR USARMY USMA (USA)" w:date="2026-10-04T21:16:00Z" w16du:dateUtc="2026-10-05T01:16:00Z">
+        <w:r>
+          <w:rPr>
+            <w:rFonts w:asciiTheme="minorHAnsi" w:hAnsiTheme="minorHAnsi"/>
+            <w:color w:val="0432FF"/>
+            <w:rPrChange w:id="217" w:author="Levine, Charles Roger CTR USARMY USMA (USA)" w:date="2026-10-04T21:17:00Z" w16du:dateUtc="2026-10-05T01:17:00Z">
+              <w:rPr/>
+            </w:rPrChange>
+          </w:rPr>
+          <w:t xml:space="preserve"> summarize the values of the other members of </w:t>
+        </w:r>
+      </w:ins>
+      <m:oMath>
+        <m:r>
+          <w:rPr>
+            <w:rFonts w:ascii="Cambria Math" w:hAnsi="Cambria Math"/>
+            <w:color w:val="0432FF"/>
+          </w:rPr>
+          <m:t>i</m:t>
+        </m:r>
+      </m:oMath>
+      <w:ins w:id="218" w:author="Levine, Charles Roger CTR USARMY USMA (USA)" w:date="2026-10-04T21:16:00Z" w16du:dateUtc="2026-10-05T01:16:00Z">
+        <w:r>
+          <w:rPr>
+            <w:rFonts w:asciiTheme="minorHAnsi" w:hAnsiTheme="minorHAnsi"/>
+            <w:color w:val="0432FF"/>
+            <w:rPrChange w:id="219" w:author="Levine, Charles Roger CTR USARMY USMA (USA)" w:date="2026-10-04T21:17:00Z" w16du:dateUtc="2026-10-05T01:17:00Z">
+              <w:rPr/>
+            </w:rPrChange>
+          </w:rPr>
+          <w:t xml:space="preserve">'s group. Higher values indicate that the focal individual is surrounded, on average, by stronger peers according to the characteristic represented by </w:t>
+        </w:r>
+      </w:ins>
+      <m:oMath>
+        <m:r>
+          <w:rPr>
+            <w:rFonts w:ascii="Cambria Math" w:hAnsi="Cambria Math"/>
+            <w:color w:val="0432FF"/>
+          </w:rPr>
+          <m:t>A</m:t>
+        </m:r>
+      </m:oMath>
+      <w:ins w:id="220" w:author="Levine, Charles Roger CTR USARMY USMA (USA)" w:date="2026-10-04T21:16:00Z" w16du:dateUtc="2026-10-05T01:16:00Z">
+        <w:r>
+          <w:rPr>
+            <w:rFonts w:asciiTheme="minorHAnsi" w:hAnsiTheme="minorHAnsi"/>
+            <w:color w:val="0432FF"/>
+            <w:rPrChange w:id="221" w:author="Levine, Charles Roger CTR USARMY USMA (USA)" w:date="2026-10-04T21:17:00Z" w16du:dateUtc="2026-10-05T01:17:00Z">
+              <w:rPr/>
+            </w:rPrChange>
+          </w:rPr>
+          <w:t>. This quantity provides a common way to compare peer environments across in</w:t>
+        </w:r>
+        <w:r>
+          <w:rPr>
+            <w:rFonts w:asciiTheme="minorHAnsi" w:hAnsiTheme="minorHAnsi"/>
+            <w:color w:val="0432FF"/>
+            <w:rPrChange w:id="222" w:author="Levine, Charles Roger CTR USARMY USMA (USA)" w:date="2026-10-04T21:20:00Z" w16du:dateUtc="2026-10-05T01:20:00Z">
+              <w:rPr/>
+            </w:rPrChange>
+          </w:rPr>
+          <w:t>dividuals and groups, even when the underlying empirical measure differs across domains</w:t>
+        </w:r>
+      </w:ins>
+      <w:ins w:id="223" w:author="Levine, Charles Roger CTR USARMY USMA (USA)" w:date="2026-10-04T21:20:00Z" w16du:dateUtc="2026-10-05T01:20:00Z">
+        <w:r>
+          <w:rPr>
+            <w:rFonts w:asciiTheme="minorHAnsi" w:hAnsiTheme="minorHAnsi"/>
+            <w:color w:val="0432FF"/>
+          </w:rPr>
+          <w:t xml:space="preserve">. </w:t>
+        </w:r>
+      </w:ins>
+    </w:p>
+    <w:p>
+      <w:pPr>
+        <w:pStyle w:val="ListBullet"/>
+        <w:numPr>
+          <w:ilvl w:val="0"/>
+          <w:numId w:val="0"/>
+        </w:numPr>
+        <w:ind w:left="1224"/>
+        <w:rPr>
+          <w:ins w:id="224" w:author="Levine, Charles Roger CTR USARMY USMA (USA)" w:date="2026-10-04T21:21:00Z" w16du:dateUtc="2026-10-05T01:21:00Z"/>
+          <w:rFonts w:asciiTheme="minorHAnsi" w:hAnsiTheme="minorHAnsi"/>
+          <w:color w:val="0432FF"/>
+        </w:rPr>
+      </w:pPr>
+    </w:p>
+    <w:p>
+      <w:pPr>
+        <w:pStyle w:val="ListBullet"/>
+        <w:numPr>
+          <w:ilvl w:val="0"/>
+          <w:numId w:val="0"/>
+        </w:numPr>
+        <w:ind w:left="1224"/>
+        <w:rPr>
+          <w:ins w:id="225" w:author="Levine, Charles Roger CTR USARMY USMA (USA)" w:date="2026-10-04T21:16:00Z" w16du:dateUtc="2026-10-05T01:16:00Z"/>
+          <w:rFonts w:asciiTheme="minorHAnsi" w:hAnsiTheme="minorHAnsi"/>
+          <w:color w:val="0432FF"/>
+          <w:rPrChange w:id="226" w:author="Levine, Charles Roger CTR USARMY USMA (USA)" w:date="2026-10-04T21:17:00Z" w16du:dateUtc="2026-10-05T01:17:00Z">
+            <w:rPr>
+              <w:ins w:id="227" w:author="Levine, Charles Roger CTR USARMY USMA (USA)" w:date="2026-10-04T21:16:00Z" w16du:dateUtc="2026-10-05T01:16:00Z"/>
+            </w:rPr>
+          </w:rPrChange>
+        </w:rPr>
+        <w:pPrChange w:id="228" w:author="Levine, Charles Roger CTR USARMY USMA (USA)" w:date="2026-10-04T21:17:00Z" w16du:dateUtc="2026-10-05T01:17:00Z">
+          <w:pPr>
+            <w:pStyle w:val="ListBullet"/>
+            <w:numPr>
+              <w:ilvl w:val="2"/>
+              <w:numId w:val="12"/>
+            </w:numPr>
+            <w:tabs>
+              <w:tab w:val="clear" w:pos="360"/>
+            </w:tabs>
+            <w:ind w:left="1224" w:hanging="504"/>
+          </w:pPr>
+        </w:pPrChange>
+      </w:pPr>
+      <w:ins w:id="229" w:author="Levine, Charles Roger CTR USARMY USMA (USA)" w:date="2026-10-04T21:20:00Z" w16du:dateUtc="2026-10-05T01:20:00Z">
+        <w:r>
+          <w:rPr>
+            <w:rFonts w:asciiTheme="minorHAnsi" w:hAnsiTheme="minorHAnsi"/>
+            <w:color w:val="0432FF"/>
+            <w:rPrChange w:id="230" w:author="Levine, Charles Roger CTR USARMY USMA (USA)" w:date="2026-10-04T21:20:00Z" w16du:dateUtc="2026-10-05T01:20:00Z">
+              <w:rPr/>
+            </w:rPrChange>
+          </w:rPr>
+          <w:t xml:space="preserve">The peer-quality measure is descriptive. It tells us </w:t>
+        </w:r>
+        <w:r>
+          <w:rPr>
+            <w:rStyle w:val="Strong"/>
+            <w:rFonts w:asciiTheme="minorHAnsi" w:hAnsiTheme="minorHAnsi"/>
+            <w:color w:val="0432FF"/>
+            <w:rPrChange w:id="231" w:author="Levine, Charles Roger CTR USARMY USMA (USA)" w:date="2026-10-04T21:20:00Z" w16du:dateUtc="2026-10-05T01:20:00Z">
+              <w:rPr>
+                <w:rStyle w:val="Strong"/>
+              </w:rPr>
+            </w:rPrChange>
+          </w:rPr>
+          <w:t>what kind of environment the individual occupies</w:t>
+        </w:r>
+        <w:r>
+          <w:rPr>
+            <w:rFonts w:asciiTheme="minorHAnsi" w:hAnsiTheme="minorHAnsi"/>
+            <w:color w:val="0432FF"/>
+            <w:rPrChange w:id="232" w:author="Levine, Charles Roger CTR USARMY USMA (USA)" w:date="2026-10-04T21:20:00Z" w16du:dateUtc="2026-10-05T01:20:00Z">
+              <w:rPr/>
+            </w:rPrChange>
+          </w:rPr>
+          <w:t>. It does not, by itself, specify whether that environment helps or harms the individual.</w:t>
+        </w:r>
+      </w:ins>
     </w:p>
     <w:p>
       <w:pPr>
@@ -985,10 +2345,435 @@
           <w:ilvl w:val="2"/>
           <w:numId w:val="12"/>
         </w:numPr>
-      </w:pPr>
-      <w:r>
-        <w:t>Explain the recent basketball example: assignments changed while standardized season points per minute remained fixed. This does not reconstruct performance on another team.</w:t>
-      </w:r>
+        <w:rPr>
+          <w:ins w:id="233" w:author="Levine, Charles Roger CTR USARMY USMA (USA)" w:date="2026-10-04T23:51:00Z" w16du:dateUtc="2026-10-05T03:51:00Z"/>
+          <w:rFonts w:asciiTheme="minorHAnsi" w:hAnsiTheme="minorHAnsi"/>
+          <w:color w:val="0432FF"/>
+        </w:rPr>
+      </w:pPr>
+      <w:ins w:id="234" w:author="Levine, Charles Roger CTR USARMY USMA (USA)" w:date="2026-10-04T22:27:00Z" w16du:dateUtc="2026-10-05T02:27:00Z">
+        <w:r>
+          <w:t>From pe</w:t>
+        </w:r>
+      </w:ins>
+      <w:ins w:id="235" w:author="Levine, Charles Roger CTR USARMY USMA (USA)" w:date="2026-10-04T19:08:00Z" w16du:dateUtc="2026-10-04T23:08:00Z">
+        <w:r>
+          <w:t xml:space="preserve">er quality </w:t>
+        </w:r>
+      </w:ins>
+      <w:ins w:id="236" w:author="Levine, Charles Roger CTR USARMY USMA (USA)" w:date="2026-10-04T22:27:00Z" w16du:dateUtc="2026-10-05T02:27:00Z">
+        <w:r>
+          <w:t>to</w:t>
+        </w:r>
+      </w:ins>
+      <w:ins w:id="237" w:author="Levine, Charles Roger CTR USARMY USMA (USA)" w:date="2026-10-04T19:08:00Z" w16du:dateUtc="2026-10-04T23:08:00Z">
+        <w:r>
+          <w:t xml:space="preserve"> congestion. Distinguish the descriptive peer-quality quantity used to characterize or plot the environment from the congestion quantity that enters the modeled score.</w:t>
+        </w:r>
+      </w:ins>
+      <w:ins w:id="238" w:author="Levine, Charles Roger CTR USARMY USMA (USA)" w:date="2026-10-04T21:22:00Z" w16du:dateUtc="2026-10-05T01:22:00Z">
+        <w:r>
+          <w:t xml:space="preserve">  </w:t>
+        </w:r>
+      </w:ins>
+      <w:ins w:id="239" w:author="Levine, Charles Roger CTR USARMY USMA (USA)" w:date="2026-10-04T23:51:00Z" w16du:dateUtc="2026-10-05T03:51:00Z">
+        <w:r>
+          <w:rPr>
+            <w:rFonts w:asciiTheme="minorHAnsi" w:hAnsiTheme="minorHAnsi"/>
+            <w:color w:val="0432FF"/>
+          </w:rPr>
+          <w:t>Strong peer environments may provide benefits, but they may also impose competitive costs. We use the term congestion to describe the adverse competitive effects that arise when an individual is surrounded by other strong performers. Congestion therefore represents a modeled drawback of the peer environment rather than a neutral description of that environment.</w:t>
+        </w:r>
+      </w:ins>
+    </w:p>
+    <w:p>
+      <w:pPr>
+        <w:pStyle w:val="ListBullet"/>
+        <w:numPr>
+          <w:ilvl w:val="0"/>
+          <w:numId w:val="0"/>
+        </w:numPr>
+        <w:ind w:left="1224"/>
+        <w:rPr>
+          <w:ins w:id="240" w:author="Levine, Charles Roger CTR USARMY USMA (USA)" w:date="2026-10-04T23:51:00Z" w16du:dateUtc="2026-10-05T03:51:00Z"/>
+          <w:rFonts w:asciiTheme="minorHAnsi" w:hAnsiTheme="minorHAnsi"/>
+          <w:color w:val="0432FF"/>
+        </w:rPr>
+      </w:pPr>
+    </w:p>
+    <w:p>
+      <w:pPr>
+        <w:pStyle w:val="ListBullet"/>
+        <w:numPr>
+          <w:ilvl w:val="0"/>
+          <w:numId w:val="0"/>
+        </w:numPr>
+        <w:ind w:left="1224"/>
+        <w:rPr>
+          <w:ins w:id="241" w:author="Levine, Charles Roger CTR USARMY USMA (USA)" w:date="2026-10-04T23:51:00Z" w16du:dateUtc="2026-10-05T03:51:00Z"/>
+          <w:rFonts w:asciiTheme="minorHAnsi" w:hAnsiTheme="minorHAnsi"/>
+          <w:color w:val="0432FF"/>
+        </w:rPr>
+        <w:pPrChange w:id="242" w:author="Levine, Charles Roger CTR USARMY USMA (USA)" w:date="2026-10-04T23:51:00Z" w16du:dateUtc="2026-10-05T03:51:00Z">
+          <w:pPr>
+            <w:pStyle w:val="ListBullet"/>
+            <w:numPr>
+              <w:ilvl w:val="2"/>
+              <w:numId w:val="12"/>
+            </w:numPr>
+            <w:tabs>
+              <w:tab w:val="clear" w:pos="360"/>
+            </w:tabs>
+            <w:ind w:left="1224" w:hanging="504"/>
+          </w:pPr>
+        </w:pPrChange>
+      </w:pPr>
+      <w:ins w:id="243" w:author="Levine, Charles Roger CTR USARMY USMA (USA)" w:date="2026-10-04T23:51:00Z" w16du:dateUtc="2026-10-05T03:51:00Z">
+        <w:r>
+          <w:rPr>
+            <w:rFonts w:asciiTheme="minorHAnsi" w:hAnsiTheme="minorHAnsi"/>
+            <w:color w:val="0432FF"/>
+          </w:rPr>
+          <w:t xml:space="preserve">Peer quality and congestion are related but distinct. Peer quality describes the composition of the individual's surrounding group, while congestion describes one possible consequence of </w:t>
+        </w:r>
+        <w:r>
+          <w:rPr>
+            <w:rFonts w:asciiTheme="minorHAnsi" w:hAnsiTheme="minorHAnsi"/>
+            <w:color w:val="0432FF"/>
+          </w:rPr>
+          <w:lastRenderedPageBreak/>
+          <w:t>that composition for competitive standing. A group may contain strong peers and therefore have high peer quality, but whether those peers impose a substantial penalty depends on the scoring mechanism specified in the model. Mean peer performance is therefore an environmental descriptor; congestion is a modeled negative effect associated with that environment.</w:t>
+        </w:r>
+      </w:ins>
+    </w:p>
+    <w:p>
+      <w:pPr>
+        <w:pStyle w:val="ListBullet"/>
+        <w:numPr>
+          <w:ilvl w:val="0"/>
+          <w:numId w:val="0"/>
+        </w:numPr>
+        <w:ind w:left="1224"/>
+        <w:rPr>
+          <w:ins w:id="244" w:author="Levine, Charles Roger CTR USARMY USMA (USA)" w:date="2026-10-04T23:52:00Z" w16du:dateUtc="2026-10-05T03:52:00Z"/>
+          <w:rFonts w:asciiTheme="minorHAnsi" w:hAnsiTheme="minorHAnsi"/>
+          <w:color w:val="0432FF"/>
+        </w:rPr>
+      </w:pPr>
+    </w:p>
+    <w:p>
+      <w:pPr>
+        <w:pStyle w:val="ListBullet"/>
+        <w:numPr>
+          <w:ilvl w:val="0"/>
+          <w:numId w:val="0"/>
+        </w:numPr>
+        <w:ind w:left="1224"/>
+        <w:rPr>
+          <w:ins w:id="245" w:author="Levine, Charles Roger CTR USARMY USMA (USA)" w:date="2026-10-04T23:52:00Z" w16du:dateUtc="2026-10-05T03:52:00Z"/>
+          <w:rFonts w:asciiTheme="minorHAnsi" w:hAnsiTheme="minorHAnsi"/>
+          <w:color w:val="0432FF"/>
+        </w:rPr>
+        <w:pPrChange w:id="246" w:author="Levine, Charles Roger CTR USARMY USMA (USA)" w:date="2026-10-04T23:52:00Z" w16du:dateUtc="2026-10-05T03:52:00Z">
+          <w:pPr>
+            <w:pStyle w:val="ListBullet"/>
+            <w:numPr>
+              <w:ilvl w:val="2"/>
+              <w:numId w:val="12"/>
+            </w:numPr>
+            <w:tabs>
+              <w:tab w:val="clear" w:pos="360"/>
+            </w:tabs>
+            <w:ind w:left="1224" w:hanging="504"/>
+          </w:pPr>
+        </w:pPrChange>
+      </w:pPr>
+      <w:ins w:id="247" w:author="Levine, Charles Roger CTR USARMY USMA (USA)" w:date="2026-10-04T23:51:00Z" w16du:dateUtc="2026-10-05T03:51:00Z">
+        <w:r>
+          <w:rPr>
+            <w:rFonts w:asciiTheme="minorHAnsi" w:hAnsiTheme="minorHAnsi"/>
+            <w:color w:val="0432FF"/>
+          </w:rPr>
+          <w:t>This distinction is important because strong peers may simultaneously provide developmental benefits and create competitive disadvantages. Later, we describe this more generally as a balance between environmental benefits and drawbacks. In the present model, we simplify that broader relationship by focusing on the drawback side and representing its adverse competitive effect through congestion.</w:t>
+        </w:r>
+      </w:ins>
+    </w:p>
+    <w:p>
+      <w:pPr>
+        <w:pStyle w:val="ListBullet"/>
+        <w:numPr>
+          <w:ilvl w:val="2"/>
+          <w:numId w:val="12"/>
+        </w:numPr>
+        <w:rPr>
+          <w:ins w:id="248" w:author="Levine, Charles Roger CTR USARMY USMA (USA)" w:date="2026-10-05T00:00:00Z" w16du:dateUtc="2026-10-05T04:00:00Z"/>
+        </w:rPr>
+      </w:pPr>
+      <w:ins w:id="249" w:author="Levine, Charles Roger CTR USARMY USMA (USA)" w:date="2026-10-04T19:08:00Z" w16du:dateUtc="2026-10-04T23:08:00Z">
+        <w:r>
+          <w:t xml:space="preserve">A concrete example </w:t>
+        </w:r>
+      </w:ins>
+      <w:ins w:id="250" w:author="Levine, Charles Roger CTR USARMY USMA (USA)" w:date="2026-10-05T00:00:00Z" w16du:dateUtc="2026-10-05T04:00:00Z">
+        <w:r>
+          <w:t>concrete example from the Army</w:t>
+        </w:r>
+      </w:ins>
+      <w:ins w:id="251" w:author="Levine, Charles Roger CTR USARMY USMA (USA)" w:date="2026-10-05T00:01:00Z" w16du:dateUtc="2026-10-05T04:01:00Z">
+        <w:r>
+          <w:t xml:space="preserve">  </w:t>
+        </w:r>
+      </w:ins>
+      <w:ins w:id="252" w:author="Levine, Charles Roger CTR USARMY USMA (USA)" w:date="2026-10-05T00:00:00Z" w16du:dateUtc="2026-10-05T04:00:00Z">
+        <w:r>
+          <w:rPr>
+            <w:rFonts w:asciiTheme="minorHAnsi" w:hAnsiTheme="minorHAnsi"/>
+            <w:color w:val="0432FF"/>
+            <w:rPrChange w:id="253" w:author="Levine, Charles Roger CTR USARMY USMA (USA)" w:date="2026-10-05T00:01:00Z" w16du:dateUtc="2026-10-05T04:01:00Z">
+              <w:rPr/>
+            </w:rPrChange>
+          </w:rPr>
+          <w:t>The Army provides a straightforward example of the distinction between the individual, the local peer environment, and later organizational selection. An officer arrives at a unit with an existing performance history and is assigned to a local group of peers. The composition of that group defines the immediate environment in which the officer serves, is evaluated, and continues to accumulate performance information.</w:t>
+        </w:r>
+      </w:ins>
+    </w:p>
+    <w:p>
+      <w:pPr>
+        <w:pStyle w:val="ListBullet"/>
+        <w:numPr>
+          <w:ilvl w:val="0"/>
+          <w:numId w:val="0"/>
+        </w:numPr>
+        <w:ind w:left="1224"/>
+        <w:rPr>
+          <w:ins w:id="254" w:author="Levine, Charles Roger CTR USARMY USMA (USA)" w:date="2026-10-05T00:01:00Z" w16du:dateUtc="2026-10-05T04:01:00Z"/>
+          <w:rFonts w:asciiTheme="minorHAnsi" w:hAnsiTheme="minorHAnsi"/>
+          <w:color w:val="0432FF"/>
+        </w:rPr>
+      </w:pPr>
+    </w:p>
+    <w:p>
+      <w:pPr>
+        <w:pStyle w:val="ListBullet"/>
+        <w:numPr>
+          <w:ilvl w:val="0"/>
+          <w:numId w:val="0"/>
+        </w:numPr>
+        <w:ind w:left="1224"/>
+        <w:rPr>
+          <w:ins w:id="255" w:author="Levine, Charles Roger CTR USARMY USMA (USA)" w:date="2026-10-05T00:00:00Z" w16du:dateUtc="2026-10-05T04:00:00Z"/>
+          <w:rFonts w:asciiTheme="minorHAnsi" w:hAnsiTheme="minorHAnsi"/>
+          <w:color w:val="0432FF"/>
+          <w:rPrChange w:id="256" w:author="Levine, Charles Roger CTR USARMY USMA (USA)" w:date="2026-10-05T00:00:00Z" w16du:dateUtc="2026-10-05T04:00:00Z">
+            <w:rPr>
+              <w:ins w:id="257" w:author="Levine, Charles Roger CTR USARMY USMA (USA)" w:date="2026-10-05T00:00:00Z" w16du:dateUtc="2026-10-05T04:00:00Z"/>
+            </w:rPr>
+          </w:rPrChange>
+        </w:rPr>
+        <w:pPrChange w:id="258" w:author="Levine, Charles Roger CTR USARMY USMA (USA)" w:date="2026-10-05T00:01:00Z" w16du:dateUtc="2026-10-05T04:01:00Z">
+          <w:pPr>
+            <w:pStyle w:val="ListBullet"/>
+            <w:numPr>
+              <w:ilvl w:val="2"/>
+              <w:numId w:val="12"/>
+            </w:numPr>
+            <w:tabs>
+              <w:tab w:val="clear" w:pos="360"/>
+            </w:tabs>
+            <w:ind w:left="1224" w:hanging="504"/>
+          </w:pPr>
+        </w:pPrChange>
+      </w:pPr>
+      <w:ins w:id="259" w:author="Levine, Charles Roger CTR USARMY USMA (USA)" w:date="2026-10-05T00:00:00Z" w16du:dateUtc="2026-10-05T04:00:00Z">
+        <w:r>
+          <w:rPr>
+            <w:rFonts w:asciiTheme="minorHAnsi" w:hAnsiTheme="minorHAnsi"/>
+            <w:color w:val="0432FF"/>
+            <w:rPrChange w:id="260" w:author="Levine, Charles Roger CTR USARMY USMA (USA)" w:date="2026-10-05T00:00:00Z" w16du:dateUtc="2026-10-05T04:00:00Z">
+              <w:rPr/>
+            </w:rPrChange>
+          </w:rPr>
+          <w:t>Peer quality can therefore be described using the characteristics of the other officers in the local environment, excluding the focal officer's own value. A stronger local group may provide developmental benefits, but it may also make relative distinction more difficult. The peer environment describes the setting in which the officer develops and is evaluated; it does not itself determine the later outcome.</w:t>
+        </w:r>
+      </w:ins>
+    </w:p>
+    <w:p>
+      <w:pPr>
+        <w:pStyle w:val="ListBullet"/>
+        <w:numPr>
+          <w:ilvl w:val="0"/>
+          <w:numId w:val="0"/>
+        </w:numPr>
+        <w:ind w:left="1224"/>
+        <w:rPr>
+          <w:ins w:id="261" w:author="Levine, Charles Roger CTR USARMY USMA (USA)" w:date="2026-10-05T00:01:00Z" w16du:dateUtc="2026-10-05T04:01:00Z"/>
+          <w:rFonts w:asciiTheme="minorHAnsi" w:hAnsiTheme="minorHAnsi"/>
+          <w:color w:val="0432FF"/>
+        </w:rPr>
+      </w:pPr>
+    </w:p>
+    <w:p>
+      <w:pPr>
+        <w:pStyle w:val="ListBullet"/>
+        <w:numPr>
+          <w:ilvl w:val="0"/>
+          <w:numId w:val="0"/>
+        </w:numPr>
+        <w:ind w:left="1224"/>
+        <w:rPr>
+          <w:ins w:id="262" w:author="Levine, Charles Roger CTR USARMY USMA (USA)" w:date="2026-10-04T19:08:00Z" w16du:dateUtc="2026-10-04T23:08:00Z"/>
+          <w:rFonts w:asciiTheme="minorHAnsi" w:hAnsiTheme="minorHAnsi"/>
+          <w:color w:val="0432FF"/>
+          <w:rPrChange w:id="263" w:author="Levine, Charles Roger CTR USARMY USMA (USA)" w:date="2026-10-05T00:00:00Z" w16du:dateUtc="2026-10-05T04:00:00Z">
+            <w:rPr>
+              <w:ins w:id="264" w:author="Levine, Charles Roger CTR USARMY USMA (USA)" w:date="2026-10-04T19:08:00Z" w16du:dateUtc="2026-10-04T23:08:00Z"/>
+            </w:rPr>
+          </w:rPrChange>
+        </w:rPr>
+        <w:pPrChange w:id="265" w:author="Levine, Charles Roger CTR USARMY USMA (USA)" w:date="2026-10-05T00:01:00Z" w16du:dateUtc="2026-10-05T04:01:00Z">
+          <w:pPr>
+            <w:pStyle w:val="ListBullet"/>
+            <w:numPr>
+              <w:ilvl w:val="2"/>
+              <w:numId w:val="12"/>
+            </w:numPr>
+            <w:tabs>
+              <w:tab w:val="clear" w:pos="360"/>
+            </w:tabs>
+            <w:ind w:left="1224" w:hanging="504"/>
+          </w:pPr>
+        </w:pPrChange>
+      </w:pPr>
+      <w:ins w:id="266" w:author="Levine, Charles Roger CTR USARMY USMA (USA)" w:date="2026-10-05T00:00:00Z" w16du:dateUtc="2026-10-05T04:00:00Z">
+        <w:r>
+          <w:rPr>
+            <w:rFonts w:asciiTheme="minorHAnsi" w:hAnsiTheme="minorHAnsi"/>
+            <w:color w:val="0432FF"/>
+            <w:rPrChange w:id="267" w:author="Levine, Charles Roger CTR USARMY USMA (USA)" w:date="2026-10-05T00:00:00Z" w16du:dateUtc="2026-10-05T04:00:00Z">
+              <w:rPr/>
+            </w:rPrChange>
+          </w:rPr>
+          <w:t xml:space="preserve">Promotion provides the subsequent selection process. The decision is not made by the officer's immediate unit but across a broader Army population. The model therefore separates the local environment in which performance develops from the broader </w:t>
+        </w:r>
+      </w:ins>
+      <w:ins w:id="268" w:author="Levine, Charles Roger CTR USARMY USMA (USA)" w:date="2026-10-05T00:01:00Z" w16du:dateUtc="2026-10-05T04:01:00Z">
+        <w:r>
+          <w:rPr>
+            <w:rFonts w:asciiTheme="minorHAnsi" w:hAnsiTheme="minorHAnsi"/>
+            <w:color w:val="0432FF"/>
+          </w:rPr>
+          <w:t xml:space="preserve">global </w:t>
+        </w:r>
+      </w:ins>
+      <w:ins w:id="269" w:author="Levine, Charles Roger CTR USARMY USMA (USA)" w:date="2026-10-05T00:00:00Z" w16du:dateUtc="2026-10-05T04:00:00Z">
+        <w:r>
+          <w:rPr>
+            <w:rFonts w:asciiTheme="minorHAnsi" w:hAnsiTheme="minorHAnsi"/>
+            <w:color w:val="0432FF"/>
+            <w:rPrChange w:id="270" w:author="Levine, Charles Roger CTR USARMY USMA (USA)" w:date="2026-10-05T00:00:00Z" w16du:dateUtc="2026-10-05T04:00:00Z">
+              <w:rPr/>
+            </w:rPrChange>
+          </w:rPr>
+          <w:t>selection process that converts accumulated performance into advancement.</w:t>
+        </w:r>
+      </w:ins>
+      <w:ins w:id="271" w:author="Levine, Charles Roger CTR USARMY USMA (USA)" w:date="2026-10-04T21:23:00Z" w16du:dateUtc="2026-10-05T01:23:00Z">
+        <w:r>
+          <w:rPr>
+            <w:rFonts w:asciiTheme="minorHAnsi" w:hAnsiTheme="minorHAnsi"/>
+            <w:color w:val="0432FF"/>
+            <w:rPrChange w:id="272" w:author="Levine, Charles Roger CTR USARMY USMA (USA)" w:date="2026-10-05T00:00:00Z" w16du:dateUtc="2026-10-05T04:00:00Z">
+              <w:rPr/>
+            </w:rPrChange>
+          </w:rPr>
+          <w:t>.</w:t>
+        </w:r>
+      </w:ins>
+    </w:p>
+    <w:p>
+      <w:pPr>
+        <w:pStyle w:val="Heading1"/>
+        <w:numPr>
+          <w:ilvl w:val="1"/>
+          <w:numId w:val="12"/>
+        </w:numPr>
+        <w:rPr>
+          <w:del w:id="273" w:author="Levine, Charles Roger CTR USARMY USMA (USA)" w:date="2026-10-04T19:08:00Z" w16du:dateUtc="2026-10-04T23:08:00Z"/>
+        </w:rPr>
+      </w:pPr>
+      <w:del w:id="274" w:author="Levine, Charles Roger CTR USARMY USMA (USA)" w:date="2026-10-04T19:08:00Z" w16du:dateUtc="2026-10-04T23:08:00Z">
+        <w:r>
+          <w:delText xml:space="preserve"> What the model treats as individual performance and environment</w:delText>
+        </w:r>
+      </w:del>
+    </w:p>
+    <w:p>
+      <w:pPr>
+        <w:pStyle w:val="ListBullet"/>
+        <w:numPr>
+          <w:ilvl w:val="2"/>
+          <w:numId w:val="12"/>
+        </w:numPr>
+        <w:rPr>
+          <w:del w:id="275" w:author="Levine, Charles Roger CTR USARMY USMA (USA)" w:date="2026-10-04T19:08:00Z" w16du:dateUtc="2026-10-04T23:08:00Z"/>
+        </w:rPr>
+      </w:pPr>
+      <w:del w:id="276" w:author="Levine, Charles Roger CTR USARMY USMA (USA)" w:date="2026-10-04T19:08:00Z" w16du:dateUtc="2026-10-04T23:08:00Z">
+        <w:r>
+          <w:delText>Define the individual input Aᵢ, the population, and the time unit. Observed performance is not automatically innate or portable talent.</w:delText>
+        </w:r>
+      </w:del>
+    </w:p>
+    <w:p>
+      <w:pPr>
+        <w:pStyle w:val="ListBullet"/>
+        <w:numPr>
+          <w:ilvl w:val="2"/>
+          <w:numId w:val="12"/>
+        </w:numPr>
+        <w:rPr>
+          <w:del w:id="277" w:author="Levine, Charles Roger CTR USARMY USMA (USA)" w:date="2026-10-04T19:08:00Z" w16du:dateUtc="2026-10-04T23:08:00Z"/>
+        </w:rPr>
+      </w:pPr>
+      <w:del w:id="278" w:author="Levine, Charles Roger CTR USARMY USMA (USA)" w:date="2026-10-04T19:08:00Z" w16du:dateUtc="2026-10-04T23:08:00Z">
+        <w:r>
+          <w:delText>Explain the performance measure, standardization, group membership, group size, and capacity.</w:delText>
+        </w:r>
+      </w:del>
+    </w:p>
+    <w:p>
+      <w:pPr>
+        <w:pStyle w:val="ListBullet"/>
+        <w:numPr>
+          <w:ilvl w:val="2"/>
+          <w:numId w:val="12"/>
+        </w:numPr>
+        <w:rPr>
+          <w:del w:id="279" w:author="Levine, Charles Roger CTR USARMY USMA (USA)" w:date="2026-10-04T19:08:00Z" w16du:dateUtc="2026-10-04T23:08:00Z"/>
+        </w:rPr>
+      </w:pPr>
+      <w:del w:id="280" w:author="Levine, Charles Roger CTR USARMY USMA (USA)" w:date="2026-10-04T19:08:00Z" w16du:dateUtc="2026-10-04T23:08:00Z">
+        <w:r>
+          <w:delText>Define mean peer performance excluding the focal individual. Distinguish this plotting quantity from the congestion quantity subtracted from the score.</w:delText>
+        </w:r>
+      </w:del>
+    </w:p>
+    <w:p>
+      <w:pPr>
+        <w:pStyle w:val="ListBullet"/>
+        <w:numPr>
+          <w:ilvl w:val="2"/>
+          <w:numId w:val="12"/>
+        </w:numPr>
+        <w:rPr>
+          <w:del w:id="281" w:author="Levine, Charles Roger CTR USARMY USMA (USA)" w:date="2026-10-04T19:08:00Z" w16du:dateUtc="2026-10-04T23:08:00Z"/>
+        </w:rPr>
+      </w:pPr>
+      <w:del w:id="282" w:author="Levine, Charles Roger CTR USARMY USMA (USA)" w:date="2026-10-04T19:08:00Z" w16du:dateUtc="2026-10-04T23:08:00Z">
+        <w:r>
+          <w:delText>Explain the recent basketball example: assignments changed while standardized season points per minute remained fixed. This does not reconstruct performance on another team.</w:delText>
+        </w:r>
+      </w:del>
     </w:p>
     <w:p>
       <w:pPr>
@@ -1122,6 +2907,7 @@
         </w:numPr>
       </w:pPr>
       <w:r>
+        <w:lastRenderedPageBreak/>
         <w:t>Distinguish historical leave-one-out congestion from full-team congestion and raw congestion from standardized congestion.</w:t>
       </w:r>
     </w:p>
@@ -1273,7 +3059,6 @@
         </w:numPr>
       </w:pPr>
       <w:r>
-        <w:lastRenderedPageBreak/>
         <w:t>Clarify that the recent 2.7% scenario was motivated by the career-exit proportion, not each experimental season’s annual selection rate.</w:t>
       </w:r>
     </w:p>
@@ -1631,6 +3416,7 @@
         </w:numPr>
       </w:pPr>
       <w:r>
+        <w:lastRenderedPageBreak/>
         <w:t xml:space="preserve"> Established scope, limits, and the bridge to fitting</w:t>
       </w:r>
     </w:p>
@@ -1878,7 +3664,7 @@
   <w:abstractNum w:abstractNumId="8" w15:restartNumberingAfterBreak="0">
     <w:nsid w:val="FFFFFF89"/>
     <w:multiLevelType w:val="singleLevel"/>
-    <w:tmpl w:val="ED36F070"/>
+    <w:tmpl w:val="17487F54"/>
     <w:lvl w:ilvl="0">
       <w:start w:val="1"/>
       <w:numFmt w:val="bullet"/>
